--- a/Carreras/Contabilidad y Finanzas/2 años/formato.docx
+++ b/Carreras/Contabilidad y Finanzas/2 años/formato.docx
@@ -2591,7 +2591,7 @@
           <w:p>
             <w:pPr>
               <w:pStyle w:val="TableParagraph"/>
-              <w:spacing w:before="75"/>
+              <w:spacing w:before="0" w:after="0" w:line="240" w:lineRule="auto"/>
               <w:ind w:left="1795"/>
               <w:rPr>
                 <w:sz w:val="16"/>
@@ -2599,23 +2599,21 @@
             </w:pPr>
             <w:r>
               <w:rPr>
-                <w:sz w:val="16"/>
-              </w:rPr>
-              <w:t>COMPETENCIAS</w:t>
+                <w:sz w:val="15"/>
+              </w:rPr>
+              <w:t>COMPETENCIAS GENERALES</w:t>
             </w:r>
             <w:r>
               <w:rPr>
                 <w:spacing w:val="-8"/>
-                <w:sz w:val="16"/>
-              </w:rPr>
-              <w:t xml:space="preserve"> </w:t>
-            </w:r>
-            <w:r>
-              <w:rPr>
-                <w:spacing w:val="-2"/>
-                <w:sz w:val="16"/>
-              </w:rPr>
-              <w:t>GENERALES</w:t>
+                <w:sz w:val="15"/>
+              </w:rPr>
+            </w:r>
+            <w:r>
+              <w:rPr>
+                <w:spacing w:val="-2"/>
+                <w:sz w:val="15"/>
+              </w:rPr>
             </w:r>
           </w:p>
         </w:tc>
@@ -2627,15 +2625,23 @@
           <w:p>
             <w:pPr>
               <w:pStyle w:val="TableParagraph"/>
+              <w:spacing w:before="0" w:after="0" w:line="240" w:lineRule="auto"/>
               <w:rPr>
                 <w:rFonts w:ascii="Calibri Light"/>
                 <w:sz w:val="16"/>
               </w:rPr>
             </w:pPr>
-          </w:p>
-          <w:p>
-            <w:pPr>
-              <w:pStyle w:val="TableParagraph"/>
+            <w:r>
+              <w:rPr>
+                <w:sz w:val="15"/>
+              </w:rPr>
+              <w:t>Comunicación</w:t>
+            </w:r>
+          </w:p>
+          <w:p>
+            <w:pPr>
+              <w:pStyle w:val="TableParagraph"/>
+              <w:spacing w:before="0" w:after="0" w:line="240" w:lineRule="auto"/>
               <w:rPr>
                 <w:rFonts w:ascii="Calibri Light"/>
                 <w:sz w:val="16"/>
@@ -2645,7 +2651,7 @@
           <w:p>
             <w:pPr>
               <w:pStyle w:val="TableParagraph"/>
-              <w:spacing w:before="132"/>
+              <w:spacing w:before="0" w:after="0" w:line="240" w:lineRule="auto"/>
               <w:rPr>
                 <w:rFonts w:ascii="Calibri Light"/>
                 <w:sz w:val="16"/>
@@ -2655,6 +2661,7 @@
           <w:p>
             <w:pPr>
               <w:pStyle w:val="TableParagraph"/>
+              <w:spacing w:before="0" w:after="0" w:line="240" w:lineRule="auto"/>
               <w:ind w:left="71"/>
               <w:rPr>
                 <w:sz w:val="16"/>
@@ -2663,9 +2670,8 @@
             <w:r>
               <w:rPr>
                 <w:spacing w:val="-2"/>
-                <w:sz w:val="16"/>
-              </w:rPr>
-              <w:t>Comunicación</w:t>
+                <w:sz w:val="15"/>
+              </w:rPr>
             </w:r>
           </w:p>
         </w:tc>
@@ -2676,7 +2682,7 @@
           <w:p>
             <w:pPr>
               <w:pStyle w:val="TableParagraph"/>
-              <w:spacing w:before="27"/>
+              <w:spacing w:before="0" w:after="0" w:line="240" w:lineRule="auto"/>
               <w:ind w:left="72"/>
               <w:rPr>
                 <w:sz w:val="16"/>
@@ -2685,7 +2691,7 @@
             <w:r>
               <w:rPr>
                 <w:spacing w:val="-2"/>
-                <w:sz w:val="16"/>
+                <w:sz w:val="15"/>
               </w:rPr>
               <w:t>COMUNICACIÓN</w:t>
             </w:r>
@@ -2698,7 +2704,7 @@
           <w:p>
             <w:pPr>
               <w:pStyle w:val="TableParagraph"/>
-              <w:spacing w:before="27"/>
+              <w:spacing w:before="0" w:after="0" w:line="240" w:lineRule="auto"/>
               <w:ind w:left="15" w:right="4"/>
               <w:jc w:val="center"/>
               <w:rPr>
@@ -2708,7 +2714,7 @@
             <w:r>
               <w:rPr>
                 <w:spacing w:val="-10"/>
-                <w:sz w:val="16"/>
+                <w:sz w:val="15"/>
               </w:rPr>
               <w:t>3</w:t>
             </w:r>
@@ -2721,6 +2727,7 @@
           <w:p>
             <w:pPr>
               <w:pStyle w:val="TableParagraph"/>
+              <w:spacing w:before="0" w:after="0" w:line="240" w:lineRule="auto"/>
               <w:rPr>
                 <w:rFonts w:ascii="Times New Roman"/>
                 <w:sz w:val="16"/>
@@ -2735,6 +2742,7 @@
           <w:p>
             <w:pPr>
               <w:pStyle w:val="TableParagraph"/>
+              <w:spacing w:before="0" w:after="0" w:line="240" w:lineRule="auto"/>
               <w:rPr>
                 <w:rFonts w:ascii="Times New Roman"/>
                 <w:sz w:val="16"/>
@@ -2749,6 +2757,7 @@
           <w:p>
             <w:pPr>
               <w:pStyle w:val="TableParagraph"/>
+              <w:spacing w:before="0" w:after="0" w:line="240" w:lineRule="auto"/>
               <w:rPr>
                 <w:rFonts w:ascii="Times New Roman"/>
                 <w:sz w:val="16"/>
@@ -2764,6 +2773,7 @@
           <w:p>
             <w:pPr>
               <w:pStyle w:val="TableParagraph"/>
+              <w:spacing w:before="0" w:after="0" w:line="240" w:lineRule="auto"/>
               <w:rPr>
                 <w:rFonts w:ascii="Times New Roman"/>
                 <w:sz w:val="18"/>
@@ -2818,7 +2828,7 @@
           <w:p>
             <w:pPr>
               <w:pStyle w:val="TableParagraph"/>
-              <w:spacing w:line="182" w:lineRule="exact"/>
+              <w:spacing w:line="240" w:lineRule="auto" w:before="0" w:after="0"/>
               <w:ind w:left="72"/>
               <w:rPr>
                 <w:sz w:val="16"/>
@@ -2826,47 +2836,47 @@
             </w:pPr>
             <w:r>
               <w:rPr>
-                <w:sz w:val="16"/>
+                <w:sz w:val="15"/>
               </w:rPr>
               <w:t>REALIDAD</w:t>
             </w:r>
             <w:r>
               <w:rPr>
                 <w:spacing w:val="-12"/>
-                <w:sz w:val="16"/>
-              </w:rPr>
-              <w:t xml:space="preserve"> </w:t>
-            </w:r>
-            <w:r>
-              <w:rPr>
-                <w:sz w:val="16"/>
+                <w:sz w:val="15"/>
+              </w:rPr>
+              <w:t xml:space="preserve"> </w:t>
+            </w:r>
+            <w:r>
+              <w:rPr>
+                <w:sz w:val="15"/>
               </w:rPr>
               <w:t>NACIONAL</w:t>
             </w:r>
             <w:r>
               <w:rPr>
                 <w:spacing w:val="-11"/>
-                <w:sz w:val="16"/>
-              </w:rPr>
-              <w:t xml:space="preserve"> </w:t>
-            </w:r>
-            <w:r>
-              <w:rPr>
-                <w:sz w:val="16"/>
+                <w:sz w:val="15"/>
+              </w:rPr>
+              <w:t xml:space="preserve"> </w:t>
+            </w:r>
+            <w:r>
+              <w:rPr>
+                <w:sz w:val="15"/>
               </w:rPr>
               <w:t>Y DERECHOS</w:t>
             </w:r>
             <w:r>
               <w:rPr>
                 <w:spacing w:val="-5"/>
-                <w:sz w:val="16"/>
-              </w:rPr>
-              <w:t xml:space="preserve"> </w:t>
-            </w:r>
-            <w:r>
-              <w:rPr>
-                <w:spacing w:val="-2"/>
-                <w:sz w:val="16"/>
+                <w:sz w:val="15"/>
+              </w:rPr>
+              <w:t xml:space="preserve"> </w:t>
+            </w:r>
+            <w:r>
+              <w:rPr>
+                <w:spacing w:val="-2"/>
+                <w:sz w:val="15"/>
               </w:rPr>
               <w:t>HUMANOS</w:t>
             </w:r>
@@ -2879,7 +2889,7 @@
           <w:p>
             <w:pPr>
               <w:pStyle w:val="TableParagraph"/>
-              <w:spacing w:before="92"/>
+              <w:spacing w:before="0" w:after="0" w:line="240" w:lineRule="auto"/>
               <w:ind w:left="15" w:right="4"/>
               <w:jc w:val="center"/>
               <w:rPr>
@@ -2889,7 +2899,7 @@
             <w:r>
               <w:rPr>
                 <w:spacing w:val="-10"/>
-                <w:sz w:val="16"/>
+                <w:sz w:val="15"/>
               </w:rPr>
               <w:t>3</w:t>
             </w:r>
@@ -2902,6 +2912,7 @@
           <w:p>
             <w:pPr>
               <w:pStyle w:val="TableParagraph"/>
+              <w:spacing w:before="0" w:after="0" w:line="240" w:lineRule="auto"/>
               <w:rPr>
                 <w:rFonts w:ascii="Times New Roman"/>
                 <w:sz w:val="18"/>
@@ -2916,6 +2927,7 @@
           <w:p>
             <w:pPr>
               <w:pStyle w:val="TableParagraph"/>
+              <w:spacing w:before="0" w:after="0" w:line="240" w:lineRule="auto"/>
               <w:rPr>
                 <w:rFonts w:ascii="Times New Roman"/>
                 <w:sz w:val="18"/>
@@ -2930,6 +2942,7 @@
           <w:p>
             <w:pPr>
               <w:pStyle w:val="TableParagraph"/>
+              <w:spacing w:before="0" w:after="0" w:line="240" w:lineRule="auto"/>
               <w:rPr>
                 <w:rFonts w:ascii="Times New Roman"/>
                 <w:sz w:val="18"/>
@@ -3001,7 +3014,7 @@
           <w:p>
             <w:pPr>
               <w:pStyle w:val="TableParagraph"/>
-              <w:spacing w:before="29"/>
+              <w:spacing w:before="0" w:after="0" w:line="240" w:lineRule="auto"/>
               <w:ind w:left="72"/>
               <w:rPr>
                 <w:sz w:val="16"/>
@@ -3009,21 +3022,21 @@
             </w:pPr>
             <w:r>
               <w:rPr>
-                <w:sz w:val="16"/>
+                <w:sz w:val="15"/>
               </w:rPr>
               <w:t>INFORMÁTICA</w:t>
             </w:r>
             <w:r>
               <w:rPr>
                 <w:spacing w:val="-10"/>
-                <w:sz w:val="16"/>
-              </w:rPr>
-              <w:t xml:space="preserve"> </w:t>
-            </w:r>
-            <w:r>
-              <w:rPr>
-                <w:spacing w:val="-2"/>
-                <w:sz w:val="16"/>
+                <w:sz w:val="15"/>
+              </w:rPr>
+              <w:t xml:space="preserve"> </w:t>
+            </w:r>
+            <w:r>
+              <w:rPr>
+                <w:spacing w:val="-2"/>
+                <w:sz w:val="15"/>
               </w:rPr>
               <w:t>APLICADA</w:t>
             </w:r>
@@ -3036,7 +3049,7 @@
           <w:p>
             <w:pPr>
               <w:pStyle w:val="TableParagraph"/>
-              <w:spacing w:before="29"/>
+              <w:spacing w:before="0" w:after="0" w:line="240" w:lineRule="auto"/>
               <w:ind w:left="15" w:right="4"/>
               <w:jc w:val="center"/>
               <w:rPr>
@@ -3046,7 +3059,7 @@
             <w:r>
               <w:rPr>
                 <w:spacing w:val="-10"/>
-                <w:sz w:val="16"/>
+                <w:sz w:val="15"/>
               </w:rPr>
               <w:t>4</w:t>
             </w:r>
@@ -3059,6 +3072,7 @@
           <w:p>
             <w:pPr>
               <w:pStyle w:val="TableParagraph"/>
+              <w:spacing w:before="0" w:after="0" w:line="240" w:lineRule="auto"/>
               <w:rPr>
                 <w:rFonts w:ascii="Times New Roman"/>
                 <w:sz w:val="16"/>
@@ -3073,6 +3087,7 @@
           <w:p>
             <w:pPr>
               <w:pStyle w:val="TableParagraph"/>
+              <w:spacing w:before="0" w:after="0" w:line="240" w:lineRule="auto"/>
               <w:rPr>
                 <w:rFonts w:ascii="Times New Roman"/>
                 <w:sz w:val="16"/>
@@ -3087,6 +3102,7 @@
           <w:p>
             <w:pPr>
               <w:pStyle w:val="TableParagraph"/>
+              <w:spacing w:before="0" w:after="0" w:line="240" w:lineRule="auto"/>
               <w:rPr>
                 <w:rFonts w:ascii="Times New Roman"/>
                 <w:sz w:val="16"/>
@@ -3158,7 +3174,7 @@
           <w:p>
             <w:pPr>
               <w:pStyle w:val="TableParagraph"/>
-              <w:spacing w:line="180" w:lineRule="atLeast"/>
+              <w:spacing w:line="240" w:lineRule="auto" w:before="0" w:after="0"/>
               <w:ind w:left="72"/>
               <w:rPr>
                 <w:sz w:val="16"/>
@@ -3166,40 +3182,40 @@
             </w:pPr>
             <w:r>
               <w:rPr>
-                <w:sz w:val="16"/>
+                <w:sz w:val="15"/>
               </w:rPr>
               <w:t>ELECTIVO</w:t>
             </w:r>
             <w:r>
               <w:rPr>
                 <w:spacing w:val="-12"/>
-                <w:sz w:val="16"/>
-              </w:rPr>
-              <w:t xml:space="preserve"> </w:t>
-            </w:r>
-            <w:r>
-              <w:rPr>
-                <w:sz w:val="16"/>
+                <w:sz w:val="15"/>
+              </w:rPr>
+              <w:t xml:space="preserve"> </w:t>
+            </w:r>
+            <w:r>
+              <w:rPr>
+                <w:sz w:val="15"/>
               </w:rPr>
               <w:t>I:</w:t>
             </w:r>
             <w:r>
               <w:rPr>
                 <w:spacing w:val="-11"/>
-                <w:sz w:val="16"/>
-              </w:rPr>
-              <w:t xml:space="preserve"> </w:t>
-            </w:r>
-            <w:r>
-              <w:rPr>
-                <w:sz w:val="16"/>
+                <w:sz w:val="15"/>
+              </w:rPr>
+              <w:t xml:space="preserve"> </w:t>
+            </w:r>
+            <w:r>
+              <w:rPr>
+                <w:sz w:val="15"/>
               </w:rPr>
               <w:t xml:space="preserve">HABILIDADES </w:t>
             </w:r>
             <w:r>
               <w:rPr>
                 <w:spacing w:val="-2"/>
-                <w:sz w:val="16"/>
+                <w:sz w:val="15"/>
               </w:rPr>
               <w:t>GERENCIALES</w:t>
             </w:r>
@@ -3212,7 +3228,7 @@
           <w:p>
             <w:pPr>
               <w:pStyle w:val="TableParagraph"/>
-              <w:spacing w:before="94"/>
+              <w:spacing w:before="0" w:after="0" w:line="240" w:lineRule="auto"/>
               <w:ind w:left="15" w:right="4"/>
               <w:jc w:val="center"/>
               <w:rPr>
@@ -3222,7 +3238,7 @@
             <w:r>
               <w:rPr>
                 <w:spacing w:val="-10"/>
-                <w:sz w:val="16"/>
+                <w:sz w:val="15"/>
               </w:rPr>
               <w:t>3</w:t>
             </w:r>
@@ -3235,6 +3251,7 @@
           <w:p>
             <w:pPr>
               <w:pStyle w:val="TableParagraph"/>
+              <w:spacing w:before="0" w:after="0" w:line="240" w:lineRule="auto"/>
               <w:rPr>
                 <w:rFonts w:ascii="Times New Roman"/>
                 <w:sz w:val="18"/>
@@ -3249,6 +3266,7 @@
           <w:p>
             <w:pPr>
               <w:pStyle w:val="TableParagraph"/>
+              <w:spacing w:before="0" w:after="0" w:line="240" w:lineRule="auto"/>
               <w:rPr>
                 <w:rFonts w:ascii="Times New Roman"/>
                 <w:sz w:val="18"/>
@@ -3263,6 +3281,7 @@
           <w:p>
             <w:pPr>
               <w:pStyle w:val="TableParagraph"/>
+              <w:spacing w:before="0" w:after="0" w:line="240" w:lineRule="auto"/>
               <w:rPr>
                 <w:rFonts w:ascii="Times New Roman"/>
                 <w:sz w:val="18"/>
@@ -3334,7 +3353,7 @@
           <w:p>
             <w:pPr>
               <w:pStyle w:val="TableParagraph"/>
-              <w:spacing w:line="182" w:lineRule="exact"/>
+              <w:spacing w:line="240" w:lineRule="auto" w:before="0" w:after="0"/>
               <w:ind w:left="72"/>
               <w:rPr>
                 <w:sz w:val="16"/>
@@ -3342,40 +3361,40 @@
             </w:pPr>
             <w:r>
               <w:rPr>
-                <w:sz w:val="16"/>
+                <w:sz w:val="15"/>
               </w:rPr>
               <w:t>ELECTIVO</w:t>
             </w:r>
             <w:r>
               <w:rPr>
                 <w:spacing w:val="-12"/>
-                <w:sz w:val="16"/>
-              </w:rPr>
-              <w:t xml:space="preserve"> </w:t>
-            </w:r>
-            <w:r>
-              <w:rPr>
-                <w:sz w:val="16"/>
+                <w:sz w:val="15"/>
+              </w:rPr>
+              <w:t xml:space="preserve"> </w:t>
+            </w:r>
+            <w:r>
+              <w:rPr>
+                <w:sz w:val="15"/>
               </w:rPr>
               <w:t>II:</w:t>
             </w:r>
             <w:r>
               <w:rPr>
                 <w:spacing w:val="-11"/>
-                <w:sz w:val="16"/>
-              </w:rPr>
-              <w:t xml:space="preserve"> </w:t>
-            </w:r>
-            <w:r>
-              <w:rPr>
-                <w:sz w:val="16"/>
+                <w:sz w:val="15"/>
+              </w:rPr>
+              <w:t xml:space="preserve"> </w:t>
+            </w:r>
+            <w:r>
+              <w:rPr>
+                <w:sz w:val="15"/>
               </w:rPr>
               <w:t xml:space="preserve">LIDERAZGO </w:t>
             </w:r>
             <w:r>
               <w:rPr>
                 <w:spacing w:val="-2"/>
-                <w:sz w:val="16"/>
+                <w:sz w:val="15"/>
               </w:rPr>
               <w:t>TRANSFORMACIONAL</w:t>
             </w:r>
@@ -3388,7 +3407,7 @@
           <w:p>
             <w:pPr>
               <w:pStyle w:val="TableParagraph"/>
-              <w:spacing w:before="92"/>
+              <w:spacing w:before="0" w:after="0" w:line="240" w:lineRule="auto"/>
               <w:ind w:left="15" w:right="4"/>
               <w:jc w:val="center"/>
               <w:rPr>
@@ -3398,7 +3417,7 @@
             <w:r>
               <w:rPr>
                 <w:spacing w:val="-10"/>
-                <w:sz w:val="16"/>
+                <w:sz w:val="15"/>
               </w:rPr>
               <w:t>3</w:t>
             </w:r>
@@ -3411,6 +3430,7 @@
           <w:p>
             <w:pPr>
               <w:pStyle w:val="TableParagraph"/>
+              <w:spacing w:before="0" w:after="0" w:line="240" w:lineRule="auto"/>
               <w:rPr>
                 <w:rFonts w:ascii="Times New Roman"/>
                 <w:sz w:val="18"/>
@@ -3425,6 +3445,7 @@
           <w:p>
             <w:pPr>
               <w:pStyle w:val="TableParagraph"/>
+              <w:spacing w:before="0" w:after="0" w:line="240" w:lineRule="auto"/>
               <w:rPr>
                 <w:rFonts w:ascii="Times New Roman"/>
                 <w:sz w:val="18"/>
@@ -3439,6 +3460,7 @@
           <w:p>
             <w:pPr>
               <w:pStyle w:val="TableParagraph"/>
+              <w:spacing w:before="0" w:after="0" w:line="240" w:lineRule="auto"/>
               <w:rPr>
                 <w:rFonts w:ascii="Times New Roman"/>
                 <w:sz w:val="18"/>
@@ -3494,15 +3516,23 @@
           <w:p>
             <w:pPr>
               <w:pStyle w:val="TableParagraph"/>
+              <w:spacing w:before="0" w:after="0" w:line="240" w:lineRule="auto"/>
               <w:rPr>
                 <w:rFonts w:ascii="Calibri Light"/>
                 <w:sz w:val="16"/>
               </w:rPr>
             </w:pPr>
-          </w:p>
-          <w:p>
-            <w:pPr>
-              <w:pStyle w:val="TableParagraph"/>
+            <w:r>
+              <w:rPr>
+                <w:sz w:val="15"/>
+              </w:rPr>
+              <w:t>Uso información</w:t>
+            </w:r>
+          </w:p>
+          <w:p>
+            <w:pPr>
+              <w:pStyle w:val="TableParagraph"/>
+              <w:spacing w:before="0" w:after="0" w:line="240" w:lineRule="auto"/>
               <w:rPr>
                 <w:rFonts w:ascii="Calibri Light"/>
                 <w:sz w:val="16"/>
@@ -3512,7 +3542,7 @@
           <w:p>
             <w:pPr>
               <w:pStyle w:val="TableParagraph"/>
-              <w:spacing w:before="190"/>
+              <w:spacing w:before="0" w:after="0" w:line="240" w:lineRule="auto"/>
               <w:rPr>
                 <w:rFonts w:ascii="Calibri Light"/>
                 <w:sz w:val="16"/>
@@ -3522,6 +3552,7 @@
           <w:p>
             <w:pPr>
               <w:pStyle w:val="TableParagraph"/>
+              <w:spacing w:before="0" w:after="0" w:line="240" w:lineRule="auto"/>
               <w:ind w:left="163" w:firstLine="271"/>
               <w:rPr>
                 <w:sz w:val="16"/>
@@ -3530,16 +3561,14 @@
             <w:r>
               <w:rPr>
                 <w:spacing w:val="-4"/>
-                <w:sz w:val="16"/>
-              </w:rPr>
-              <w:t xml:space="preserve">Uso </w:t>
-            </w:r>
-            <w:r>
-              <w:rPr>
-                <w:spacing w:val="-2"/>
-                <w:sz w:val="16"/>
-              </w:rPr>
-              <w:t>información</w:t>
+                <w:sz w:val="15"/>
+              </w:rPr>
+            </w:r>
+            <w:r>
+              <w:rPr>
+                <w:spacing w:val="-2"/>
+                <w:sz w:val="15"/>
+              </w:rPr>
             </w:r>
           </w:p>
         </w:tc>
@@ -3550,7 +3579,7 @@
           <w:p>
             <w:pPr>
               <w:pStyle w:val="TableParagraph"/>
-              <w:spacing w:line="180" w:lineRule="atLeast"/>
+              <w:spacing w:line="240" w:lineRule="auto" w:before="0" w:after="0"/>
               <w:ind w:left="72"/>
               <w:rPr>
                 <w:sz w:val="16"/>
@@ -3558,14 +3587,14 @@
             </w:pPr>
             <w:r>
               <w:rPr>
-                <w:sz w:val="16"/>
+                <w:sz w:val="15"/>
               </w:rPr>
               <w:t xml:space="preserve">ESTADÍSTICA Y </w:t>
             </w:r>
             <w:r>
               <w:rPr>
                 <w:spacing w:val="-2"/>
-                <w:sz w:val="16"/>
+                <w:sz w:val="15"/>
               </w:rPr>
               <w:t>PROBABILIDADES</w:t>
             </w:r>
@@ -3578,7 +3607,7 @@
           <w:p>
             <w:pPr>
               <w:pStyle w:val="TableParagraph"/>
-              <w:spacing w:before="95"/>
+              <w:spacing w:before="0" w:after="0" w:line="240" w:lineRule="auto"/>
               <w:ind w:left="15" w:right="4"/>
               <w:jc w:val="center"/>
               <w:rPr>
@@ -3588,7 +3617,7 @@
             <w:r>
               <w:rPr>
                 <w:spacing w:val="-10"/>
-                <w:sz w:val="16"/>
+                <w:sz w:val="15"/>
               </w:rPr>
               <w:t>4</w:t>
             </w:r>
@@ -3601,6 +3630,7 @@
           <w:p>
             <w:pPr>
               <w:pStyle w:val="TableParagraph"/>
+              <w:spacing w:before="0" w:after="0" w:line="240" w:lineRule="auto"/>
               <w:rPr>
                 <w:rFonts w:ascii="Times New Roman"/>
                 <w:sz w:val="18"/>
@@ -3615,6 +3645,7 @@
           <w:p>
             <w:pPr>
               <w:pStyle w:val="TableParagraph"/>
+              <w:spacing w:before="0" w:after="0" w:line="240" w:lineRule="auto"/>
               <w:rPr>
                 <w:rFonts w:ascii="Times New Roman"/>
                 <w:sz w:val="18"/>
@@ -3629,6 +3660,7 @@
           <w:p>
             <w:pPr>
               <w:pStyle w:val="TableParagraph"/>
+              <w:spacing w:before="0" w:after="0" w:line="240" w:lineRule="auto"/>
               <w:rPr>
                 <w:rFonts w:ascii="Times New Roman"/>
                 <w:sz w:val="18"/>
@@ -3644,6 +3676,7 @@
           <w:p>
             <w:pPr>
               <w:pStyle w:val="TableParagraph"/>
+              <w:spacing w:before="0" w:after="0" w:line="240" w:lineRule="auto"/>
               <w:rPr>
                 <w:rFonts w:ascii="Times New Roman"/>
                 <w:sz w:val="18"/>
@@ -3698,7 +3731,7 @@
           <w:p>
             <w:pPr>
               <w:pStyle w:val="TableParagraph"/>
-              <w:spacing w:before="41"/>
+              <w:spacing w:before="0" w:after="0" w:line="240" w:lineRule="auto"/>
               <w:ind w:left="72" w:right="346"/>
               <w:rPr>
                 <w:sz w:val="16"/>
@@ -3706,20 +3739,20 @@
             </w:pPr>
             <w:r>
               <w:rPr>
-                <w:sz w:val="16"/>
+                <w:sz w:val="15"/>
               </w:rPr>
               <w:t>METODOLOGÍA DE LA INVESTIGACIÓN</w:t>
             </w:r>
             <w:r>
               <w:rPr>
                 <w:spacing w:val="-12"/>
-                <w:sz w:val="16"/>
-              </w:rPr>
-              <w:t xml:space="preserve"> </w:t>
-            </w:r>
-            <w:r>
-              <w:rPr>
-                <w:sz w:val="16"/>
+                <w:sz w:val="15"/>
+              </w:rPr>
+              <w:t xml:space="preserve"> </w:t>
+            </w:r>
+            <w:r>
+              <w:rPr>
+                <w:sz w:val="15"/>
               </w:rPr>
               <w:t>CIENTÍFICA</w:t>
             </w:r>
@@ -3732,7 +3765,7 @@
           <w:p>
             <w:pPr>
               <w:pStyle w:val="TableParagraph"/>
-              <w:spacing w:before="133"/>
+              <w:spacing w:before="0" w:after="0" w:line="240" w:lineRule="auto"/>
               <w:ind w:left="15" w:right="4"/>
               <w:jc w:val="center"/>
               <w:rPr>
@@ -3742,7 +3775,7 @@
             <w:r>
               <w:rPr>
                 <w:spacing w:val="-10"/>
-                <w:sz w:val="16"/>
+                <w:sz w:val="15"/>
               </w:rPr>
               <w:t>4</w:t>
             </w:r>
@@ -3755,6 +3788,7 @@
           <w:p>
             <w:pPr>
               <w:pStyle w:val="TableParagraph"/>
+              <w:spacing w:before="0" w:after="0" w:line="240" w:lineRule="auto"/>
               <w:rPr>
                 <w:rFonts w:ascii="Times New Roman"/>
                 <w:sz w:val="18"/>
@@ -3769,6 +3803,7 @@
           <w:p>
             <w:pPr>
               <w:pStyle w:val="TableParagraph"/>
+              <w:spacing w:before="0" w:after="0" w:line="240" w:lineRule="auto"/>
               <w:rPr>
                 <w:rFonts w:ascii="Times New Roman"/>
                 <w:sz w:val="18"/>
@@ -3783,6 +3818,7 @@
           <w:p>
             <w:pPr>
               <w:pStyle w:val="TableParagraph"/>
+              <w:spacing w:before="0" w:after="0" w:line="240" w:lineRule="auto"/>
               <w:rPr>
                 <w:rFonts w:ascii="Times New Roman"/>
                 <w:sz w:val="18"/>
@@ -3854,7 +3890,7 @@
           <w:p>
             <w:pPr>
               <w:pStyle w:val="TableParagraph"/>
-              <w:spacing w:before="39"/>
+              <w:spacing w:before="0" w:after="0" w:line="240" w:lineRule="auto"/>
               <w:ind w:left="72"/>
               <w:rPr>
                 <w:sz w:val="16"/>
@@ -3862,33 +3898,33 @@
             </w:pPr>
             <w:r>
               <w:rPr>
-                <w:sz w:val="16"/>
+                <w:sz w:val="15"/>
               </w:rPr>
               <w:t>TALLER</w:t>
             </w:r>
             <w:r>
               <w:rPr>
                 <w:spacing w:val="-12"/>
-                <w:sz w:val="16"/>
-              </w:rPr>
-              <w:t xml:space="preserve"> </w:t>
-            </w:r>
-            <w:r>
-              <w:rPr>
-                <w:sz w:val="16"/>
+                <w:sz w:val="15"/>
+              </w:rPr>
+              <w:t xml:space="preserve"> </w:t>
+            </w:r>
+            <w:r>
+              <w:rPr>
+                <w:sz w:val="15"/>
               </w:rPr>
               <w:t>DE</w:t>
             </w:r>
             <w:r>
               <w:rPr>
                 <w:spacing w:val="-11"/>
-                <w:sz w:val="16"/>
-              </w:rPr>
-              <w:t xml:space="preserve"> </w:t>
-            </w:r>
-            <w:r>
-              <w:rPr>
-                <w:sz w:val="16"/>
+                <w:sz w:val="15"/>
+              </w:rPr>
+              <w:t xml:space="preserve"> </w:t>
+            </w:r>
+            <w:r>
+              <w:rPr>
+                <w:sz w:val="15"/>
               </w:rPr>
               <w:t>DECLARACIÓN JURADA DE IMPUESTOS</w:t>
             </w:r>
@@ -3901,7 +3937,7 @@
           <w:p>
             <w:pPr>
               <w:pStyle w:val="TableParagraph"/>
-              <w:spacing w:before="133"/>
+              <w:spacing w:before="0" w:after="0" w:line="240" w:lineRule="auto"/>
               <w:ind w:left="15" w:right="4"/>
               <w:jc w:val="center"/>
               <w:rPr>
@@ -3911,7 +3947,7 @@
             <w:r>
               <w:rPr>
                 <w:spacing w:val="-10"/>
-                <w:sz w:val="16"/>
+                <w:sz w:val="15"/>
               </w:rPr>
               <w:t>3</w:t>
             </w:r>
@@ -3924,6 +3960,7 @@
           <w:p>
             <w:pPr>
               <w:pStyle w:val="TableParagraph"/>
+              <w:spacing w:before="0" w:after="0" w:line="240" w:lineRule="auto"/>
               <w:rPr>
                 <w:rFonts w:ascii="Times New Roman"/>
                 <w:sz w:val="18"/>
@@ -3938,6 +3975,7 @@
           <w:p>
             <w:pPr>
               <w:pStyle w:val="TableParagraph"/>
+              <w:spacing w:before="0" w:after="0" w:line="240" w:lineRule="auto"/>
               <w:rPr>
                 <w:rFonts w:ascii="Times New Roman"/>
                 <w:sz w:val="18"/>
@@ -3952,6 +3990,7 @@
           <w:p>
             <w:pPr>
               <w:pStyle w:val="TableParagraph"/>
+              <w:spacing w:before="0" w:after="0" w:line="240" w:lineRule="auto"/>
               <w:rPr>
                 <w:rFonts w:ascii="Times New Roman"/>
                 <w:sz w:val="18"/>
@@ -4023,7 +4062,7 @@
           <w:p>
             <w:pPr>
               <w:pStyle w:val="TableParagraph"/>
-              <w:spacing w:line="180" w:lineRule="atLeast"/>
+              <w:spacing w:line="240" w:lineRule="auto" w:before="0" w:after="0"/>
               <w:ind w:left="72" w:right="239"/>
               <w:rPr>
                 <w:sz w:val="16"/>
@@ -4031,20 +4070,20 @@
             </w:pPr>
             <w:r>
               <w:rPr>
-                <w:sz w:val="16"/>
+                <w:sz w:val="15"/>
               </w:rPr>
               <w:t>OPERACIONES</w:t>
             </w:r>
             <w:r>
               <w:rPr>
                 <w:spacing w:val="-12"/>
-                <w:sz w:val="16"/>
-              </w:rPr>
-              <w:t xml:space="preserve"> </w:t>
-            </w:r>
-            <w:r>
-              <w:rPr>
-                <w:sz w:val="16"/>
+                <w:sz w:val="15"/>
+              </w:rPr>
+              <w:t xml:space="preserve"> </w:t>
+            </w:r>
+            <w:r>
+              <w:rPr>
+                <w:sz w:val="15"/>
               </w:rPr>
               <w:t>FINANCIERAS EN CAJA</w:t>
             </w:r>
@@ -4057,7 +4096,7 @@
           <w:p>
             <w:pPr>
               <w:pStyle w:val="TableParagraph"/>
-              <w:spacing w:before="92"/>
+              <w:spacing w:before="0" w:after="0" w:line="240" w:lineRule="auto"/>
               <w:ind w:left="15" w:right="4"/>
               <w:jc w:val="center"/>
               <w:rPr>
@@ -4067,7 +4106,7 @@
             <w:r>
               <w:rPr>
                 <w:spacing w:val="-10"/>
-                <w:sz w:val="16"/>
+                <w:sz w:val="15"/>
               </w:rPr>
               <w:t>3</w:t>
             </w:r>
@@ -4080,6 +4119,7 @@
           <w:p>
             <w:pPr>
               <w:pStyle w:val="TableParagraph"/>
+              <w:spacing w:before="0" w:after="0" w:line="240" w:lineRule="auto"/>
               <w:rPr>
                 <w:rFonts w:ascii="Times New Roman"/>
                 <w:sz w:val="18"/>
@@ -4094,6 +4134,7 @@
           <w:p>
             <w:pPr>
               <w:pStyle w:val="TableParagraph"/>
+              <w:spacing w:before="0" w:after="0" w:line="240" w:lineRule="auto"/>
               <w:rPr>
                 <w:rFonts w:ascii="Times New Roman"/>
                 <w:sz w:val="18"/>
@@ -4108,6 +4149,7 @@
           <w:p>
             <w:pPr>
               <w:pStyle w:val="TableParagraph"/>
+              <w:spacing w:before="0" w:after="0" w:line="240" w:lineRule="auto"/>
               <w:rPr>
                 <w:rFonts w:ascii="Times New Roman"/>
                 <w:sz w:val="18"/>
@@ -4179,7 +4221,7 @@
           <w:p>
             <w:pPr>
               <w:pStyle w:val="TableParagraph"/>
-              <w:spacing w:before="27"/>
+              <w:spacing w:before="0" w:after="0" w:line="240" w:lineRule="auto"/>
               <w:ind w:left="72"/>
               <w:rPr>
                 <w:sz w:val="16"/>
@@ -4187,34 +4229,34 @@
             </w:pPr>
             <w:r>
               <w:rPr>
-                <w:sz w:val="16"/>
+                <w:sz w:val="15"/>
               </w:rPr>
               <w:t>COSTOS</w:t>
             </w:r>
             <w:r>
               <w:rPr>
                 <w:spacing w:val="-2"/>
-                <w:sz w:val="16"/>
-              </w:rPr>
-              <w:t xml:space="preserve"> </w:t>
-            </w:r>
-            <w:r>
-              <w:rPr>
-                <w:sz w:val="16"/>
+                <w:sz w:val="15"/>
+              </w:rPr>
+              <w:t xml:space="preserve"> </w:t>
+            </w:r>
+            <w:r>
+              <w:rPr>
+                <w:sz w:val="15"/>
               </w:rPr>
               <w:t>Y</w:t>
             </w:r>
             <w:r>
               <w:rPr>
                 <w:spacing w:val="-1"/>
-                <w:sz w:val="16"/>
-              </w:rPr>
-              <w:t xml:space="preserve"> </w:t>
-            </w:r>
-            <w:r>
-              <w:rPr>
-                <w:spacing w:val="-2"/>
-                <w:sz w:val="16"/>
+                <w:sz w:val="15"/>
+              </w:rPr>
+              <w:t xml:space="preserve"> </w:t>
+            </w:r>
+            <w:r>
+              <w:rPr>
+                <w:spacing w:val="-2"/>
+                <w:sz w:val="15"/>
               </w:rPr>
               <w:t>PRESUPUESTOS</w:t>
             </w:r>
@@ -4227,7 +4269,7 @@
           <w:p>
             <w:pPr>
               <w:pStyle w:val="TableParagraph"/>
-              <w:spacing w:before="27"/>
+              <w:spacing w:before="0" w:after="0" w:line="240" w:lineRule="auto"/>
               <w:ind w:left="15" w:right="4"/>
               <w:jc w:val="center"/>
               <w:rPr>
@@ -4237,7 +4279,7 @@
             <w:r>
               <w:rPr>
                 <w:spacing w:val="-10"/>
-                <w:sz w:val="16"/>
+                <w:sz w:val="15"/>
               </w:rPr>
               <w:t>4</w:t>
             </w:r>
@@ -4250,6 +4292,7 @@
           <w:p>
             <w:pPr>
               <w:pStyle w:val="TableParagraph"/>
+              <w:spacing w:before="0" w:after="0" w:line="240" w:lineRule="auto"/>
               <w:rPr>
                 <w:rFonts w:ascii="Times New Roman"/>
                 <w:sz w:val="16"/>
@@ -4264,6 +4307,7 @@
           <w:p>
             <w:pPr>
               <w:pStyle w:val="TableParagraph"/>
+              <w:spacing w:before="0" w:after="0" w:line="240" w:lineRule="auto"/>
               <w:rPr>
                 <w:rFonts w:ascii="Times New Roman"/>
                 <w:sz w:val="16"/>
@@ -4278,6 +4322,7 @@
           <w:p>
             <w:pPr>
               <w:pStyle w:val="TableParagraph"/>
+              <w:spacing w:before="0" w:after="0" w:line="240" w:lineRule="auto"/>
               <w:rPr>
                 <w:rFonts w:ascii="Times New Roman"/>
                 <w:sz w:val="16"/>
@@ -4333,15 +4378,23 @@
           <w:p>
             <w:pPr>
               <w:pStyle w:val="TableParagraph"/>
+              <w:spacing w:before="0" w:after="0" w:line="240" w:lineRule="auto"/>
               <w:rPr>
                 <w:rFonts w:ascii="Calibri Light"/>
                 <w:sz w:val="16"/>
               </w:rPr>
             </w:pPr>
-          </w:p>
-          <w:p>
-            <w:pPr>
-              <w:pStyle w:val="TableParagraph"/>
+            <w:r>
+              <w:rPr>
+                <w:sz w:val="15"/>
+              </w:rPr>
+              <w:t>Trabajo en equipo</w:t>
+            </w:r>
+          </w:p>
+          <w:p>
+            <w:pPr>
+              <w:pStyle w:val="TableParagraph"/>
+              <w:spacing w:before="0" w:after="0" w:line="240" w:lineRule="auto"/>
               <w:rPr>
                 <w:rFonts w:ascii="Calibri Light"/>
                 <w:sz w:val="16"/>
@@ -4351,7 +4404,7 @@
           <w:p>
             <w:pPr>
               <w:pStyle w:val="TableParagraph"/>
-              <w:spacing w:before="82"/>
+              <w:spacing w:before="0" w:after="0" w:line="240" w:lineRule="auto"/>
               <w:rPr>
                 <w:rFonts w:ascii="Calibri Light"/>
                 <w:sz w:val="16"/>
@@ -4361,6 +4414,7 @@
           <w:p>
             <w:pPr>
               <w:pStyle w:val="TableParagraph"/>
+              <w:spacing w:before="0" w:after="0" w:line="240" w:lineRule="auto"/>
               <w:ind w:left="338" w:right="177" w:hanging="144"/>
               <w:rPr>
                 <w:sz w:val="16"/>
@@ -4368,29 +4422,25 @@
             </w:pPr>
             <w:r>
               <w:rPr>
-                <w:sz w:val="16"/>
-              </w:rPr>
-              <w:t>Trabajo</w:t>
+                <w:sz w:val="15"/>
+              </w:rPr>
             </w:r>
             <w:r>
               <w:rPr>
                 <w:spacing w:val="-12"/>
-                <w:sz w:val="16"/>
-              </w:rPr>
-              <w:t xml:space="preserve"> </w:t>
-            </w:r>
-            <w:r>
-              <w:rPr>
-                <w:sz w:val="16"/>
-              </w:rPr>
-              <w:t xml:space="preserve">en </w:t>
-            </w:r>
-            <w:r>
-              <w:rPr>
-                <w:spacing w:val="-2"/>
-                <w:sz w:val="16"/>
-              </w:rPr>
-              <w:t>equipo</w:t>
+                <w:sz w:val="15"/>
+              </w:rPr>
+            </w:r>
+            <w:r>
+              <w:rPr>
+                <w:sz w:val="15"/>
+              </w:rPr>
+            </w:r>
+            <w:r>
+              <w:rPr>
+                <w:spacing w:val="-2"/>
+                <w:sz w:val="15"/>
+              </w:rPr>
             </w:r>
           </w:p>
         </w:tc>
@@ -4401,7 +4451,7 @@
           <w:p>
             <w:pPr>
               <w:pStyle w:val="TableParagraph"/>
-              <w:spacing w:before="27"/>
+              <w:spacing w:before="0" w:after="0" w:line="240" w:lineRule="auto"/>
               <w:ind w:left="72"/>
               <w:rPr>
                 <w:sz w:val="16"/>
@@ -4409,21 +4459,21 @@
             </w:pPr>
             <w:r>
               <w:rPr>
-                <w:sz w:val="16"/>
+                <w:sz w:val="15"/>
               </w:rPr>
               <w:t>MATEMATICA</w:t>
             </w:r>
             <w:r>
               <w:rPr>
                 <w:spacing w:val="-10"/>
-                <w:sz w:val="16"/>
-              </w:rPr>
-              <w:t xml:space="preserve"> </w:t>
-            </w:r>
-            <w:r>
-              <w:rPr>
-                <w:spacing w:val="-2"/>
-                <w:sz w:val="16"/>
+                <w:sz w:val="15"/>
+              </w:rPr>
+              <w:t xml:space="preserve"> </w:t>
+            </w:r>
+            <w:r>
+              <w:rPr>
+                <w:spacing w:val="-2"/>
+                <w:sz w:val="15"/>
               </w:rPr>
               <w:t>FINANCIERA</w:t>
             </w:r>
@@ -4436,7 +4486,7 @@
           <w:p>
             <w:pPr>
               <w:pStyle w:val="TableParagraph"/>
-              <w:spacing w:before="27"/>
+              <w:spacing w:before="0" w:after="0" w:line="240" w:lineRule="auto"/>
               <w:ind w:left="15" w:right="4"/>
               <w:jc w:val="center"/>
               <w:rPr>
@@ -4446,7 +4496,7 @@
             <w:r>
               <w:rPr>
                 <w:spacing w:val="-10"/>
-                <w:sz w:val="16"/>
+                <w:sz w:val="15"/>
               </w:rPr>
               <w:t>4</w:t>
             </w:r>
@@ -4459,6 +4509,7 @@
           <w:p>
             <w:pPr>
               <w:pStyle w:val="TableParagraph"/>
+              <w:spacing w:before="0" w:after="0" w:line="240" w:lineRule="auto"/>
               <w:rPr>
                 <w:rFonts w:ascii="Times New Roman"/>
                 <w:sz w:val="16"/>
@@ -4473,6 +4524,7 @@
           <w:p>
             <w:pPr>
               <w:pStyle w:val="TableParagraph"/>
+              <w:spacing w:before="0" w:after="0" w:line="240" w:lineRule="auto"/>
               <w:rPr>
                 <w:rFonts w:ascii="Times New Roman"/>
                 <w:sz w:val="16"/>
@@ -4487,6 +4539,7 @@
           <w:p>
             <w:pPr>
               <w:pStyle w:val="TableParagraph"/>
+              <w:spacing w:before="0" w:after="0" w:line="240" w:lineRule="auto"/>
               <w:rPr>
                 <w:rFonts w:ascii="Times New Roman"/>
                 <w:sz w:val="16"/>
@@ -4502,6 +4555,7 @@
           <w:p>
             <w:pPr>
               <w:pStyle w:val="TableParagraph"/>
+              <w:spacing w:before="0" w:after="0" w:line="240" w:lineRule="auto"/>
               <w:rPr>
                 <w:rFonts w:ascii="Times New Roman"/>
                 <w:sz w:val="18"/>
@@ -4556,7 +4610,7 @@
           <w:p>
             <w:pPr>
               <w:pStyle w:val="TableParagraph"/>
-              <w:spacing w:line="180" w:lineRule="atLeast"/>
+              <w:spacing w:line="240" w:lineRule="auto" w:before="0" w:after="0"/>
               <w:ind w:left="72"/>
               <w:rPr>
                 <w:sz w:val="16"/>
@@ -4564,40 +4618,40 @@
             </w:pPr>
             <w:r>
               <w:rPr>
-                <w:sz w:val="16"/>
+                <w:sz w:val="15"/>
               </w:rPr>
               <w:t>ÉTICA</w:t>
             </w:r>
             <w:r>
               <w:rPr>
                 <w:spacing w:val="-12"/>
-                <w:sz w:val="16"/>
-              </w:rPr>
-              <w:t xml:space="preserve"> </w:t>
-            </w:r>
-            <w:r>
-              <w:rPr>
-                <w:sz w:val="16"/>
+                <w:sz w:val="15"/>
+              </w:rPr>
+              <w:t xml:space="preserve"> </w:t>
+            </w:r>
+            <w:r>
+              <w:rPr>
+                <w:sz w:val="15"/>
               </w:rPr>
               <w:t>Y</w:t>
             </w:r>
             <w:r>
               <w:rPr>
                 <w:spacing w:val="-11"/>
-                <w:sz w:val="16"/>
-              </w:rPr>
-              <w:t xml:space="preserve"> </w:t>
-            </w:r>
-            <w:r>
-              <w:rPr>
-                <w:sz w:val="16"/>
+                <w:sz w:val="15"/>
+              </w:rPr>
+              <w:t xml:space="preserve"> </w:t>
+            </w:r>
+            <w:r>
+              <w:rPr>
+                <w:sz w:val="15"/>
               </w:rPr>
               <w:t xml:space="preserve">RESPONSABILIDAD </w:t>
             </w:r>
             <w:r>
               <w:rPr>
                 <w:spacing w:val="-2"/>
-                <w:sz w:val="16"/>
+                <w:sz w:val="15"/>
               </w:rPr>
               <w:t>PROFESIONAL</w:t>
             </w:r>
@@ -4610,7 +4664,7 @@
           <w:p>
             <w:pPr>
               <w:pStyle w:val="TableParagraph"/>
-              <w:spacing w:before="92"/>
+              <w:spacing w:before="0" w:after="0" w:line="240" w:lineRule="auto"/>
               <w:ind w:left="15" w:right="4"/>
               <w:jc w:val="center"/>
               <w:rPr>
@@ -4620,7 +4674,7 @@
             <w:r>
               <w:rPr>
                 <w:spacing w:val="-10"/>
-                <w:sz w:val="16"/>
+                <w:sz w:val="15"/>
               </w:rPr>
               <w:t>2</w:t>
             </w:r>
@@ -4633,6 +4687,7 @@
           <w:p>
             <w:pPr>
               <w:pStyle w:val="TableParagraph"/>
+              <w:spacing w:before="0" w:after="0" w:line="240" w:lineRule="auto"/>
               <w:rPr>
                 <w:rFonts w:ascii="Times New Roman"/>
                 <w:sz w:val="18"/>
@@ -4647,6 +4702,7 @@
           <w:p>
             <w:pPr>
               <w:pStyle w:val="TableParagraph"/>
+              <w:spacing w:before="0" w:after="0" w:line="240" w:lineRule="auto"/>
               <w:rPr>
                 <w:rFonts w:ascii="Times New Roman"/>
                 <w:sz w:val="18"/>
@@ -4661,6 +4717,7 @@
           <w:p>
             <w:pPr>
               <w:pStyle w:val="TableParagraph"/>
+              <w:spacing w:before="0" w:after="0" w:line="240" w:lineRule="auto"/>
               <w:rPr>
                 <w:rFonts w:ascii="Times New Roman"/>
                 <w:sz w:val="18"/>
@@ -4732,7 +4789,7 @@
           <w:p>
             <w:pPr>
               <w:pStyle w:val="TableParagraph"/>
-              <w:spacing w:before="39"/>
+              <w:spacing w:before="0" w:after="0" w:line="240" w:lineRule="auto"/>
               <w:ind w:left="72"/>
               <w:rPr>
                 <w:sz w:val="16"/>
@@ -4740,46 +4797,46 @@
             </w:pPr>
             <w:r>
               <w:rPr>
-                <w:sz w:val="16"/>
+                <w:sz w:val="15"/>
               </w:rPr>
               <w:t>GESTIÓN</w:t>
             </w:r>
             <w:r>
               <w:rPr>
                 <w:spacing w:val="-12"/>
-                <w:sz w:val="16"/>
-              </w:rPr>
-              <w:t xml:space="preserve"> </w:t>
-            </w:r>
-            <w:r>
-              <w:rPr>
-                <w:sz w:val="16"/>
+                <w:sz w:val="15"/>
+              </w:rPr>
+              <w:t xml:space="preserve"> </w:t>
+            </w:r>
+            <w:r>
+              <w:rPr>
+                <w:sz w:val="15"/>
               </w:rPr>
               <w:t>DE</w:t>
             </w:r>
             <w:r>
               <w:rPr>
                 <w:spacing w:val="-11"/>
-                <w:sz w:val="16"/>
-              </w:rPr>
-              <w:t xml:space="preserve"> </w:t>
-            </w:r>
-            <w:r>
-              <w:rPr>
-                <w:sz w:val="16"/>
+                <w:sz w:val="15"/>
+              </w:rPr>
+              <w:t xml:space="preserve"> </w:t>
+            </w:r>
+            <w:r>
+              <w:rPr>
+                <w:sz w:val="15"/>
               </w:rPr>
               <w:t>PEQUEÑA</w:t>
             </w:r>
             <w:r>
               <w:rPr>
                 <w:spacing w:val="-11"/>
-                <w:sz w:val="16"/>
-              </w:rPr>
-              <w:t xml:space="preserve"> </w:t>
-            </w:r>
-            <w:r>
-              <w:rPr>
-                <w:sz w:val="16"/>
+                <w:sz w:val="15"/>
+              </w:rPr>
+              <w:t xml:space="preserve"> </w:t>
+            </w:r>
+            <w:r>
+              <w:rPr>
+                <w:sz w:val="15"/>
               </w:rPr>
               <w:t>Y MEDIANA EMPRESA</w:t>
             </w:r>
@@ -4792,7 +4849,7 @@
           <w:p>
             <w:pPr>
               <w:pStyle w:val="TableParagraph"/>
-              <w:spacing w:before="133"/>
+              <w:spacing w:before="0" w:after="0" w:line="240" w:lineRule="auto"/>
               <w:ind w:left="15" w:right="4"/>
               <w:jc w:val="center"/>
               <w:rPr>
@@ -4802,7 +4859,7 @@
             <w:r>
               <w:rPr>
                 <w:spacing w:val="-10"/>
-                <w:sz w:val="16"/>
+                <w:sz w:val="15"/>
               </w:rPr>
               <w:t>4</w:t>
             </w:r>
@@ -4815,6 +4872,7 @@
           <w:p>
             <w:pPr>
               <w:pStyle w:val="TableParagraph"/>
+              <w:spacing w:before="0" w:after="0" w:line="240" w:lineRule="auto"/>
               <w:rPr>
                 <w:rFonts w:ascii="Times New Roman"/>
                 <w:sz w:val="18"/>
@@ -4829,6 +4887,7 @@
           <w:p>
             <w:pPr>
               <w:pStyle w:val="TableParagraph"/>
+              <w:spacing w:before="0" w:after="0" w:line="240" w:lineRule="auto"/>
               <w:rPr>
                 <w:rFonts w:ascii="Times New Roman"/>
                 <w:sz w:val="18"/>
@@ -4843,6 +4902,7 @@
           <w:p>
             <w:pPr>
               <w:pStyle w:val="TableParagraph"/>
+              <w:spacing w:before="0" w:after="0" w:line="240" w:lineRule="auto"/>
               <w:rPr>
                 <w:rFonts w:ascii="Times New Roman"/>
                 <w:sz w:val="18"/>
@@ -4914,7 +4974,7 @@
           <w:p>
             <w:pPr>
               <w:pStyle w:val="TableParagraph"/>
-              <w:spacing w:line="180" w:lineRule="atLeast"/>
+              <w:spacing w:line="240" w:lineRule="auto" w:before="0" w:after="0"/>
               <w:ind w:left="72"/>
               <w:rPr>
                 <w:sz w:val="16"/>
@@ -4922,73 +4982,73 @@
             </w:pPr>
             <w:r>
               <w:rPr>
-                <w:sz w:val="16"/>
+                <w:sz w:val="15"/>
               </w:rPr>
               <w:t>ACTIVIDADES</w:t>
             </w:r>
             <w:r>
               <w:rPr>
                 <w:spacing w:val="-12"/>
-                <w:sz w:val="16"/>
-              </w:rPr>
-              <w:t xml:space="preserve"> </w:t>
-            </w:r>
-            <w:r>
-              <w:rPr>
-                <w:sz w:val="16"/>
+                <w:sz w:val="15"/>
+              </w:rPr>
+              <w:t xml:space="preserve"> </w:t>
+            </w:r>
+            <w:r>
+              <w:rPr>
+                <w:sz w:val="15"/>
               </w:rPr>
               <w:t>DE</w:t>
             </w:r>
             <w:r>
               <w:rPr>
                 <w:spacing w:val="-11"/>
-                <w:sz w:val="16"/>
-              </w:rPr>
-              <w:t xml:space="preserve"> </w:t>
-            </w:r>
-            <w:r>
-              <w:rPr>
-                <w:sz w:val="16"/>
+                <w:sz w:val="15"/>
+              </w:rPr>
+              <w:t xml:space="preserve"> </w:t>
+            </w:r>
+            <w:r>
+              <w:rPr>
+                <w:sz w:val="15"/>
               </w:rPr>
               <w:t>PROYECCIÓN SOCIAL</w:t>
             </w:r>
             <w:r>
               <w:rPr>
                 <w:spacing w:val="-3"/>
-                <w:sz w:val="16"/>
-              </w:rPr>
-              <w:t xml:space="preserve"> </w:t>
-            </w:r>
-            <w:r>
-              <w:rPr>
-                <w:sz w:val="16"/>
+                <w:sz w:val="15"/>
+              </w:rPr>
+              <w:t xml:space="preserve"> </w:t>
+            </w:r>
+            <w:r>
+              <w:rPr>
+                <w:sz w:val="15"/>
               </w:rPr>
               <w:t>Y</w:t>
             </w:r>
             <w:r>
               <w:rPr>
                 <w:spacing w:val="-3"/>
-                <w:sz w:val="16"/>
-              </w:rPr>
-              <w:t xml:space="preserve"> </w:t>
-            </w:r>
-            <w:r>
-              <w:rPr>
-                <w:sz w:val="16"/>
+                <w:sz w:val="15"/>
+              </w:rPr>
+              <w:t xml:space="preserve"> </w:t>
+            </w:r>
+            <w:r>
+              <w:rPr>
+                <w:sz w:val="15"/>
               </w:rPr>
               <w:t>VIDA</w:t>
             </w:r>
             <w:r>
               <w:rPr>
                 <w:spacing w:val="-3"/>
-                <w:sz w:val="16"/>
-              </w:rPr>
-              <w:t xml:space="preserve"> </w:t>
-            </w:r>
-            <w:r>
-              <w:rPr>
-                <w:spacing w:val="-2"/>
-                <w:sz w:val="16"/>
+                <w:sz w:val="15"/>
+              </w:rPr>
+              <w:t xml:space="preserve"> </w:t>
+            </w:r>
+            <w:r>
+              <w:rPr>
+                <w:spacing w:val="-2"/>
+                <w:sz w:val="15"/>
               </w:rPr>
               <w:t>UNIVERSITARIA</w:t>
             </w:r>
@@ -5001,7 +5061,7 @@
           <w:p>
             <w:pPr>
               <w:pStyle w:val="TableParagraph"/>
-              <w:spacing w:before="92"/>
+              <w:spacing w:before="0" w:after="0" w:line="240" w:lineRule="auto"/>
               <w:ind w:left="15" w:right="4"/>
               <w:jc w:val="center"/>
               <w:rPr>
@@ -5011,7 +5071,7 @@
             <w:r>
               <w:rPr>
                 <w:spacing w:val="-10"/>
-                <w:sz w:val="16"/>
+                <w:sz w:val="15"/>
               </w:rPr>
               <w:t>2</w:t>
             </w:r>
@@ -5024,6 +5084,7 @@
           <w:p>
             <w:pPr>
               <w:pStyle w:val="TableParagraph"/>
+              <w:spacing w:before="0" w:after="0" w:line="240" w:lineRule="auto"/>
               <w:rPr>
                 <w:rFonts w:ascii="Times New Roman"/>
                 <w:sz w:val="18"/>
@@ -5038,6 +5099,7 @@
           <w:p>
             <w:pPr>
               <w:pStyle w:val="TableParagraph"/>
+              <w:spacing w:before="0" w:after="0" w:line="240" w:lineRule="auto"/>
               <w:rPr>
                 <w:rFonts w:ascii="Times New Roman"/>
                 <w:sz w:val="18"/>
@@ -5052,6 +5114,7 @@
           <w:p>
             <w:pPr>
               <w:pStyle w:val="TableParagraph"/>
+              <w:spacing w:before="0" w:after="0" w:line="240" w:lineRule="auto"/>
               <w:rPr>
                 <w:rFonts w:ascii="Times New Roman"/>
                 <w:sz w:val="18"/>
@@ -5123,7 +5186,7 @@
           <w:p>
             <w:pPr>
               <w:pStyle w:val="TableParagraph"/>
-              <w:spacing w:before="27"/>
+              <w:spacing w:before="0" w:after="0" w:line="240" w:lineRule="auto"/>
               <w:ind w:left="72"/>
               <w:rPr>
                 <w:sz w:val="16"/>
@@ -5131,34 +5194,34 @@
             </w:pPr>
             <w:r>
               <w:rPr>
-                <w:sz w:val="16"/>
+                <w:sz w:val="15"/>
               </w:rPr>
               <w:t>CONTABILIDAD</w:t>
             </w:r>
             <w:r>
               <w:rPr>
                 <w:spacing w:val="-11"/>
-                <w:sz w:val="16"/>
-              </w:rPr>
-              <w:t xml:space="preserve"> </w:t>
-            </w:r>
-            <w:r>
-              <w:rPr>
-                <w:sz w:val="16"/>
+                <w:sz w:val="15"/>
+              </w:rPr>
+              <w:t xml:space="preserve"> </w:t>
+            </w:r>
+            <w:r>
+              <w:rPr>
+                <w:sz w:val="15"/>
               </w:rPr>
               <w:t>FINANCIERA</w:t>
             </w:r>
             <w:r>
               <w:rPr>
                 <w:spacing w:val="-9"/>
-                <w:sz w:val="16"/>
+                <w:sz w:val="15"/>
               </w:rPr>
               <w:t xml:space="preserve"> </w:t>
             </w:r>
             <w:r>
               <w:rPr>
                 <w:spacing w:val="-5"/>
-                <w:sz w:val="16"/>
+                <w:sz w:val="15"/>
               </w:rPr>
               <w:t>II</w:t>
             </w:r>
@@ -5171,7 +5234,7 @@
           <w:p>
             <w:pPr>
               <w:pStyle w:val="TableParagraph"/>
-              <w:spacing w:before="27"/>
+              <w:spacing w:before="0" w:after="0" w:line="240" w:lineRule="auto"/>
               <w:ind w:left="15" w:right="4"/>
               <w:jc w:val="center"/>
               <w:rPr>
@@ -5181,7 +5244,7 @@
             <w:r>
               <w:rPr>
                 <w:spacing w:val="-10"/>
-                <w:sz w:val="16"/>
+                <w:sz w:val="15"/>
               </w:rPr>
               <w:t>4</w:t>
             </w:r>
@@ -5194,6 +5257,7 @@
           <w:p>
             <w:pPr>
               <w:pStyle w:val="TableParagraph"/>
+              <w:spacing w:before="0" w:after="0" w:line="240" w:lineRule="auto"/>
               <w:rPr>
                 <w:rFonts w:ascii="Times New Roman"/>
                 <w:sz w:val="16"/>
@@ -5208,6 +5272,7 @@
           <w:p>
             <w:pPr>
               <w:pStyle w:val="TableParagraph"/>
+              <w:spacing w:before="0" w:after="0" w:line="240" w:lineRule="auto"/>
               <w:rPr>
                 <w:rFonts w:ascii="Times New Roman"/>
                 <w:sz w:val="16"/>
@@ -5222,6 +5287,7 @@
           <w:p>
             <w:pPr>
               <w:pStyle w:val="TableParagraph"/>
+              <w:spacing w:before="0" w:after="0" w:line="240" w:lineRule="auto"/>
               <w:rPr>
                 <w:rFonts w:ascii="Times New Roman"/>
                 <w:sz w:val="16"/>
@@ -5277,7 +5343,7 @@
           <w:p>
             <w:pPr>
               <w:pStyle w:val="TableParagraph"/>
-              <w:spacing w:before="32"/>
+              <w:spacing w:before="0" w:after="0" w:line="240" w:lineRule="auto"/>
               <w:ind w:left="280" w:right="263" w:firstLine="21"/>
               <w:jc w:val="both"/>
               <w:rPr>
@@ -5287,22 +5353,19 @@
             <w:r>
               <w:rPr>
                 <w:spacing w:val="-2"/>
-                <w:sz w:val="16"/>
-              </w:rPr>
-              <w:t xml:space="preserve">Análisis </w:t>
-            </w:r>
-            <w:r>
-              <w:rPr>
-                <w:sz w:val="16"/>
-              </w:rPr>
-              <w:t xml:space="preserve">crítico y </w:t>
-            </w:r>
-            <w:r>
-              <w:rPr>
-                <w:spacing w:val="-2"/>
-                <w:sz w:val="16"/>
-              </w:rPr>
-              <w:t>reflexivo</w:t>
+                <w:sz w:val="15"/>
+              </w:rPr>
+            </w:r>
+            <w:r>
+              <w:rPr>
+                <w:sz w:val="15"/>
+              </w:rPr>
+            </w:r>
+            <w:r>
+              <w:rPr>
+                <w:spacing w:val="-2"/>
+                <w:sz w:val="15"/>
+              </w:rPr>
             </w:r>
           </w:p>
         </w:tc>
@@ -5313,7 +5376,7 @@
           <w:p>
             <w:pPr>
               <w:pStyle w:val="TableParagraph"/>
-              <w:spacing w:before="27"/>
+              <w:spacing w:before="0" w:after="0" w:line="240" w:lineRule="auto"/>
               <w:ind w:left="72"/>
               <w:rPr>
                 <w:sz w:val="16"/>
@@ -5321,21 +5384,21 @@
             </w:pPr>
             <w:r>
               <w:rPr>
-                <w:sz w:val="16"/>
+                <w:sz w:val="15"/>
               </w:rPr>
               <w:t>MATEMÁTICA</w:t>
             </w:r>
             <w:r>
               <w:rPr>
                 <w:spacing w:val="35"/>
-                <w:sz w:val="16"/>
-              </w:rPr>
-              <w:t xml:space="preserve"> </w:t>
-            </w:r>
-            <w:r>
-              <w:rPr>
-                <w:spacing w:val="-2"/>
-                <w:sz w:val="16"/>
+                <w:sz w:val="15"/>
+              </w:rPr>
+              <w:t xml:space="preserve"> </w:t>
+            </w:r>
+            <w:r>
+              <w:rPr>
+                <w:spacing w:val="-2"/>
+                <w:sz w:val="15"/>
               </w:rPr>
               <w:t>BÁSICA</w:t>
             </w:r>
@@ -5348,7 +5411,7 @@
           <w:p>
             <w:pPr>
               <w:pStyle w:val="TableParagraph"/>
-              <w:spacing w:before="27"/>
+              <w:spacing w:before="0" w:after="0" w:line="240" w:lineRule="auto"/>
               <w:ind w:left="15" w:right="4"/>
               <w:jc w:val="center"/>
               <w:rPr>
@@ -5358,7 +5421,7 @@
             <w:r>
               <w:rPr>
                 <w:spacing w:val="-10"/>
-                <w:sz w:val="16"/>
+                <w:sz w:val="15"/>
               </w:rPr>
               <w:t>4</w:t>
             </w:r>
@@ -5371,6 +5434,7 @@
           <w:p>
             <w:pPr>
               <w:pStyle w:val="TableParagraph"/>
+              <w:spacing w:before="0" w:after="0" w:line="240" w:lineRule="auto"/>
               <w:rPr>
                 <w:rFonts w:ascii="Times New Roman"/>
                 <w:sz w:val="16"/>
@@ -5385,6 +5449,7 @@
           <w:p>
             <w:pPr>
               <w:pStyle w:val="TableParagraph"/>
+              <w:spacing w:before="0" w:after="0" w:line="240" w:lineRule="auto"/>
               <w:rPr>
                 <w:rFonts w:ascii="Times New Roman"/>
                 <w:sz w:val="16"/>
@@ -5399,6 +5464,7 @@
           <w:p>
             <w:pPr>
               <w:pStyle w:val="TableParagraph"/>
+              <w:spacing w:before="0" w:after="0" w:line="240" w:lineRule="auto"/>
               <w:rPr>
                 <w:rFonts w:ascii="Times New Roman"/>
                 <w:sz w:val="16"/>
@@ -5414,11 +5480,17 @@
           <w:p>
             <w:pPr>
               <w:pStyle w:val="TableParagraph"/>
+              <w:spacing w:before="0" w:after="0" w:line="240" w:lineRule="auto"/>
               <w:rPr>
                 <w:rFonts w:ascii="Times New Roman"/>
                 <w:sz w:val="18"/>
               </w:rPr>
             </w:pPr>
+            <w:r>
+              <w:rPr>
+                <w:sz w:val="15"/>
+              </w:rPr>
+            </w:r>
           </w:p>
         </w:tc>
       </w:tr>
@@ -5468,7 +5540,7 @@
           <w:p>
             <w:pPr>
               <w:pStyle w:val="TableParagraph"/>
-              <w:spacing w:line="180" w:lineRule="atLeast"/>
+              <w:spacing w:line="240" w:lineRule="auto" w:before="0" w:after="0"/>
               <w:ind w:left="72"/>
               <w:rPr>
                 <w:sz w:val="16"/>
@@ -5476,40 +5548,40 @@
             </w:pPr>
             <w:r>
               <w:rPr>
-                <w:sz w:val="16"/>
+                <w:sz w:val="15"/>
               </w:rPr>
               <w:t>FUNDAMENTOS</w:t>
             </w:r>
             <w:r>
               <w:rPr>
                 <w:spacing w:val="-12"/>
-                <w:sz w:val="16"/>
-              </w:rPr>
-              <w:t xml:space="preserve"> </w:t>
-            </w:r>
-            <w:r>
-              <w:rPr>
-                <w:sz w:val="16"/>
+                <w:sz w:val="15"/>
+              </w:rPr>
+              <w:t xml:space="preserve"> </w:t>
+            </w:r>
+            <w:r>
+              <w:rPr>
+                <w:sz w:val="15"/>
               </w:rPr>
               <w:t>DE</w:t>
             </w:r>
             <w:r>
               <w:rPr>
                 <w:spacing w:val="-11"/>
-                <w:sz w:val="16"/>
-              </w:rPr>
-              <w:t xml:space="preserve"> </w:t>
-            </w:r>
-            <w:r>
-              <w:rPr>
-                <w:sz w:val="16"/>
+                <w:sz w:val="15"/>
+              </w:rPr>
+              <w:t xml:space="preserve"> </w:t>
+            </w:r>
+            <w:r>
+              <w:rPr>
+                <w:sz w:val="15"/>
               </w:rPr>
               <w:t xml:space="preserve">LA </w:t>
             </w:r>
             <w:r>
               <w:rPr>
                 <w:spacing w:val="-2"/>
-                <w:sz w:val="16"/>
+                <w:sz w:val="15"/>
               </w:rPr>
               <w:t>ADMINISTRACIÓN</w:t>
             </w:r>
@@ -5522,7 +5594,7 @@
           <w:p>
             <w:pPr>
               <w:pStyle w:val="TableParagraph"/>
-              <w:spacing w:before="92"/>
+              <w:spacing w:before="0" w:after="0" w:line="240" w:lineRule="auto"/>
               <w:ind w:left="15" w:right="4"/>
               <w:jc w:val="center"/>
               <w:rPr>
@@ -5532,7 +5604,7 @@
             <w:r>
               <w:rPr>
                 <w:spacing w:val="-10"/>
-                <w:sz w:val="16"/>
+                <w:sz w:val="15"/>
               </w:rPr>
               <w:t>3</w:t>
             </w:r>
@@ -5545,6 +5617,7 @@
           <w:p>
             <w:pPr>
               <w:pStyle w:val="TableParagraph"/>
+              <w:spacing w:before="0" w:after="0" w:line="240" w:lineRule="auto"/>
               <w:rPr>
                 <w:rFonts w:ascii="Times New Roman"/>
                 <w:sz w:val="18"/>
@@ -5559,6 +5632,7 @@
           <w:p>
             <w:pPr>
               <w:pStyle w:val="TableParagraph"/>
+              <w:spacing w:before="0" w:after="0" w:line="240" w:lineRule="auto"/>
               <w:rPr>
                 <w:rFonts w:ascii="Times New Roman"/>
                 <w:sz w:val="18"/>
@@ -5573,11 +5647,3040 @@
           <w:p>
             <w:pPr>
               <w:pStyle w:val="TableParagraph"/>
+              <w:spacing w:before="0" w:after="0" w:line="240" w:lineRule="auto"/>
               <w:rPr>
                 <w:rFonts w:ascii="Times New Roman"/>
                 <w:sz w:val="18"/>
               </w:rPr>
             </w:pPr>
+          </w:p>
+        </w:tc>
+        <w:tc>
+          <w:tcPr>
+            <w:tcW w:w="1413" w:type="dxa"/>
+            <w:vMerge/>
+            <w:tcBorders>
+              <w:top w:val="nil"/>
+            </w:tcBorders>
+          </w:tcPr>
+          <w:p>
+            <w:pPr>
+              <w:rPr>
+                <w:sz w:val="2"/>
+                <w:szCs w:val="2"/>
+              </w:rPr>
+            </w:pPr>
+          </w:p>
+        </w:tc>
+      </w:tr>
+      <w:tr>
+        <w:trPr>
+          <w:trHeight w:val="369"/>
+        </w:trPr>
+        <w:tc>
+          <w:tcPr>
+            <w:tcW w:w="334" w:type="dxa"/>
+            <w:vMerge/>
+            <w:tcBorders>
+              <w:top w:val="nil"/>
+            </w:tcBorders>
+            <w:textDirection w:val="btLr"/>
+          </w:tcPr>
+          <w:p>
+            <w:pPr>
+              <w:rPr>
+                <w:sz w:val="2"/>
+                <w:szCs w:val="2"/>
+              </w:rPr>
+            </w:pPr>
+          </w:p>
+        </w:tc>
+        <w:tc>
+          <w:tcPr>
+            <w:tcW w:w="1154" w:type="dxa"/>
+            <w:vMerge/>
+            <w:tcBorders>
+              <w:top w:val="nil"/>
+            </w:tcBorders>
+          </w:tcPr>
+          <w:p>
+            <w:pPr>
+              <w:rPr>
+                <w:sz w:val="2"/>
+                <w:szCs w:val="2"/>
+              </w:rPr>
+            </w:pPr>
+          </w:p>
+        </w:tc>
+        <w:tc>
+          <w:tcPr>
+            <w:tcW w:w="2623" w:type="dxa"/>
+          </w:tcPr>
+          <w:p>
+            <w:pPr>
+              <w:pStyle w:val="TableParagraph"/>
+              <w:spacing w:line="240" w:lineRule="auto" w:before="0" w:after="0"/>
+              <w:ind w:left="72"/>
+              <w:rPr>
+                <w:sz w:val="16"/>
+              </w:rPr>
+            </w:pPr>
+            <w:r>
+              <w:rPr>
+                <w:sz w:val="15"/>
+              </w:rPr>
+              <w:t>CONTABILIDAD FINANCIERA I</w:t>
+            </w:r>
+            <w:r>
+              <w:rPr>
+                <w:spacing w:val="-12"/>
+                <w:sz w:val="15"/>
+              </w:rPr>
+            </w:r>
+            <w:r>
+              <w:rPr>
+                <w:sz w:val="15"/>
+              </w:rPr>
+            </w:r>
+            <w:r>
+              <w:rPr>
+                <w:spacing w:val="-11"/>
+                <w:sz w:val="15"/>
+              </w:rPr>
+            </w:r>
+            <w:r>
+              <w:rPr>
+                <w:sz w:val="15"/>
+              </w:rPr>
+            </w:r>
+            <w:r>
+              <w:rPr>
+                <w:spacing w:val="-2"/>
+                <w:sz w:val="15"/>
+              </w:rPr>
+            </w:r>
+          </w:p>
+        </w:tc>
+        <w:tc>
+          <w:tcPr>
+            <w:tcW w:w="858" w:type="dxa"/>
+          </w:tcPr>
+          <w:p>
+            <w:pPr>
+              <w:pStyle w:val="TableParagraph"/>
+              <w:spacing w:before="0" w:after="0" w:line="240" w:lineRule="auto"/>
+              <w:ind w:left="15" w:right="4"/>
+              <w:jc w:val="center"/>
+              <w:rPr>
+                <w:sz w:val="16"/>
+              </w:rPr>
+            </w:pPr>
+            <w:r>
+              <w:rPr>
+                <w:spacing w:val="-10"/>
+                <w:sz w:val="15"/>
+              </w:rPr>
+              <w:t>4</w:t>
+            </w:r>
+          </w:p>
+        </w:tc>
+        <w:tc>
+          <w:tcPr>
+            <w:tcW w:w="489" w:type="dxa"/>
+          </w:tcPr>
+          <w:p>
+            <w:pPr>
+              <w:pStyle w:val="TableParagraph"/>
+              <w:spacing w:before="0" w:after="0" w:line="240" w:lineRule="auto"/>
+              <w:rPr>
+                <w:rFonts w:ascii="Times New Roman"/>
+                <w:sz w:val="18"/>
+              </w:rPr>
+            </w:pPr>
+            <w:r>
+              <w:rPr>
+                <w:sz w:val="15"/>
+              </w:rPr>
+            </w:r>
+          </w:p>
+        </w:tc>
+        <w:tc>
+          <w:tcPr>
+            <w:tcW w:w="2335" w:type="dxa"/>
+          </w:tcPr>
+          <w:p>
+            <w:pPr>
+              <w:pStyle w:val="TableParagraph"/>
+              <w:spacing w:before="0" w:after="0" w:line="240" w:lineRule="auto"/>
+              <w:rPr>
+                <w:rFonts w:ascii="Times New Roman"/>
+                <w:sz w:val="18"/>
+              </w:rPr>
+            </w:pPr>
+            <w:r>
+              <w:rPr>
+                <w:sz w:val="15"/>
+              </w:rPr>
+            </w:r>
+          </w:p>
+        </w:tc>
+        <w:tc>
+          <w:tcPr>
+            <w:tcW w:w="851" w:type="dxa"/>
+          </w:tcPr>
+          <w:p>
+            <w:pPr>
+              <w:pStyle w:val="TableParagraph"/>
+              <w:spacing w:before="0" w:after="0" w:line="240" w:lineRule="auto"/>
+              <w:rPr>
+                <w:rFonts w:ascii="Times New Roman"/>
+                <w:sz w:val="18"/>
+              </w:rPr>
+            </w:pPr>
+            <w:r>
+              <w:rPr>
+                <w:sz w:val="15"/>
+              </w:rPr>
+            </w:r>
+          </w:p>
+        </w:tc>
+        <w:tc>
+          <w:tcPr>
+            <w:tcW w:w="1413" w:type="dxa"/>
+            <w:vMerge/>
+            <w:tcBorders>
+              <w:top w:val="nil"/>
+            </w:tcBorders>
+          </w:tcPr>
+          <w:p>
+            <w:pPr>
+              <w:rPr>
+                <w:sz w:val="2"/>
+                <w:szCs w:val="2"/>
+              </w:rPr>
+            </w:pPr>
+          </w:p>
+        </w:tc>
+      </w:tr>
+      <w:tr>
+        <w:trPr>
+          <w:trHeight w:val="369"/>
+        </w:trPr>
+        <w:tc>
+          <w:tcPr>
+            <w:tcW w:w="334" w:type="dxa"/>
+            <w:vMerge/>
+            <w:tcBorders>
+              <w:top w:val="nil"/>
+            </w:tcBorders>
+            <w:textDirection w:val="btLr"/>
+          </w:tcPr>
+          <w:p>
+            <w:pPr>
+              <w:rPr>
+                <w:sz w:val="2"/>
+                <w:szCs w:val="2"/>
+              </w:rPr>
+            </w:pPr>
+          </w:p>
+        </w:tc>
+        <w:tc>
+          <w:tcPr>
+            <w:tcW w:w="1154" w:type="dxa"/>
+            <w:vMerge/>
+            <w:tcBorders>
+              <w:top w:val="nil"/>
+            </w:tcBorders>
+          </w:tcPr>
+          <w:p>
+            <w:pPr>
+              <w:rPr>
+                <w:sz w:val="2"/>
+                <w:szCs w:val="2"/>
+              </w:rPr>
+            </w:pPr>
+          </w:p>
+        </w:tc>
+        <w:tc>
+          <w:tcPr>
+            <w:tcW w:w="2623" w:type="dxa"/>
+          </w:tcPr>
+          <w:p>
+            <w:pPr>
+              <w:pStyle w:val="TableParagraph"/>
+              <w:spacing w:line="240" w:lineRule="auto" w:before="0" w:after="0"/>
+              <w:ind w:left="72"/>
+              <w:rPr>
+                <w:sz w:val="16"/>
+              </w:rPr>
+            </w:pPr>
+            <w:r>
+              <w:rPr>
+                <w:sz w:val="15"/>
+              </w:rPr>
+              <w:t>LEGISLACIÓN TRIBUTARIA I</w:t>
+            </w:r>
+            <w:r>
+              <w:rPr>
+                <w:spacing w:val="-12"/>
+                <w:sz w:val="15"/>
+              </w:rPr>
+            </w:r>
+            <w:r>
+              <w:rPr>
+                <w:sz w:val="15"/>
+              </w:rPr>
+            </w:r>
+            <w:r>
+              <w:rPr>
+                <w:spacing w:val="-11"/>
+                <w:sz w:val="15"/>
+              </w:rPr>
+            </w:r>
+            <w:r>
+              <w:rPr>
+                <w:sz w:val="15"/>
+              </w:rPr>
+            </w:r>
+            <w:r>
+              <w:rPr>
+                <w:spacing w:val="-2"/>
+                <w:sz w:val="15"/>
+              </w:rPr>
+            </w:r>
+          </w:p>
+        </w:tc>
+        <w:tc>
+          <w:tcPr>
+            <w:tcW w:w="858" w:type="dxa"/>
+          </w:tcPr>
+          <w:p>
+            <w:pPr>
+              <w:pStyle w:val="TableParagraph"/>
+              <w:spacing w:before="0" w:after="0" w:line="240" w:lineRule="auto"/>
+              <w:ind w:left="15" w:right="4"/>
+              <w:jc w:val="center"/>
+              <w:rPr>
+                <w:sz w:val="16"/>
+              </w:rPr>
+            </w:pPr>
+            <w:r>
+              <w:rPr>
+                <w:spacing w:val="-10"/>
+                <w:sz w:val="15"/>
+              </w:rPr>
+              <w:t>4</w:t>
+            </w:r>
+          </w:p>
+        </w:tc>
+        <w:tc>
+          <w:tcPr>
+            <w:tcW w:w="489" w:type="dxa"/>
+          </w:tcPr>
+          <w:p>
+            <w:pPr>
+              <w:pStyle w:val="TableParagraph"/>
+              <w:spacing w:before="0" w:after="0" w:line="240" w:lineRule="auto"/>
+              <w:rPr>
+                <w:rFonts w:ascii="Times New Roman"/>
+                <w:sz w:val="18"/>
+              </w:rPr>
+            </w:pPr>
+            <w:r>
+              <w:rPr>
+                <w:sz w:val="15"/>
+              </w:rPr>
+            </w:r>
+          </w:p>
+        </w:tc>
+        <w:tc>
+          <w:tcPr>
+            <w:tcW w:w="2335" w:type="dxa"/>
+          </w:tcPr>
+          <w:p>
+            <w:pPr>
+              <w:pStyle w:val="TableParagraph"/>
+              <w:spacing w:before="0" w:after="0" w:line="240" w:lineRule="auto"/>
+              <w:rPr>
+                <w:rFonts w:ascii="Times New Roman"/>
+                <w:sz w:val="18"/>
+              </w:rPr>
+            </w:pPr>
+            <w:r>
+              <w:rPr>
+                <w:sz w:val="15"/>
+              </w:rPr>
+            </w:r>
+          </w:p>
+        </w:tc>
+        <w:tc>
+          <w:tcPr>
+            <w:tcW w:w="851" w:type="dxa"/>
+          </w:tcPr>
+          <w:p>
+            <w:pPr>
+              <w:pStyle w:val="TableParagraph"/>
+              <w:spacing w:before="0" w:after="0" w:line="240" w:lineRule="auto"/>
+              <w:rPr>
+                <w:rFonts w:ascii="Times New Roman"/>
+                <w:sz w:val="18"/>
+              </w:rPr>
+            </w:pPr>
+            <w:r>
+              <w:rPr>
+                <w:sz w:val="15"/>
+              </w:rPr>
+            </w:r>
+          </w:p>
+        </w:tc>
+        <w:tc>
+          <w:tcPr>
+            <w:tcW w:w="1413" w:type="dxa"/>
+            <w:vMerge/>
+            <w:tcBorders>
+              <w:top w:val="nil"/>
+            </w:tcBorders>
+          </w:tcPr>
+          <w:p>
+            <w:pPr>
+              <w:rPr>
+                <w:sz w:val="2"/>
+                <w:szCs w:val="2"/>
+              </w:rPr>
+            </w:pPr>
+          </w:p>
+        </w:tc>
+      </w:tr>
+      <w:tr>
+        <w:trPr>
+          <w:trHeight w:val="369"/>
+        </w:trPr>
+        <w:tc>
+          <w:tcPr>
+            <w:tcW w:w="334" w:type="dxa"/>
+            <w:vMerge/>
+            <w:tcBorders>
+              <w:top w:val="nil"/>
+            </w:tcBorders>
+            <w:textDirection w:val="btLr"/>
+          </w:tcPr>
+          <w:p>
+            <w:pPr>
+              <w:rPr>
+                <w:sz w:val="2"/>
+                <w:szCs w:val="2"/>
+              </w:rPr>
+            </w:pPr>
+          </w:p>
+        </w:tc>
+        <w:tc>
+          <w:tcPr>
+            <w:tcW w:w="1154" w:type="dxa"/>
+            <w:vMerge/>
+            <w:tcBorders>
+              <w:top w:val="nil"/>
+            </w:tcBorders>
+          </w:tcPr>
+          <w:p>
+            <w:pPr>
+              <w:rPr>
+                <w:sz w:val="2"/>
+                <w:szCs w:val="2"/>
+              </w:rPr>
+            </w:pPr>
+          </w:p>
+        </w:tc>
+        <w:tc>
+          <w:tcPr>
+            <w:tcW w:w="2623" w:type="dxa"/>
+          </w:tcPr>
+          <w:p>
+            <w:pPr>
+              <w:pStyle w:val="TableParagraph"/>
+              <w:spacing w:line="240" w:lineRule="auto" w:before="0" w:after="0"/>
+              <w:ind w:left="72"/>
+              <w:rPr>
+                <w:sz w:val="16"/>
+              </w:rPr>
+            </w:pPr>
+            <w:r>
+              <w:rPr>
+                <w:sz w:val="15"/>
+              </w:rPr>
+              <w:t>LEGISLACIÓN TRIBUTARIA II</w:t>
+            </w:r>
+            <w:r>
+              <w:rPr>
+                <w:spacing w:val="-12"/>
+                <w:sz w:val="15"/>
+              </w:rPr>
+            </w:r>
+            <w:r>
+              <w:rPr>
+                <w:sz w:val="15"/>
+              </w:rPr>
+            </w:r>
+            <w:r>
+              <w:rPr>
+                <w:spacing w:val="-11"/>
+                <w:sz w:val="15"/>
+              </w:rPr>
+            </w:r>
+            <w:r>
+              <w:rPr>
+                <w:sz w:val="15"/>
+              </w:rPr>
+            </w:r>
+            <w:r>
+              <w:rPr>
+                <w:spacing w:val="-2"/>
+                <w:sz w:val="15"/>
+              </w:rPr>
+            </w:r>
+          </w:p>
+        </w:tc>
+        <w:tc>
+          <w:tcPr>
+            <w:tcW w:w="858" w:type="dxa"/>
+          </w:tcPr>
+          <w:p>
+            <w:pPr>
+              <w:pStyle w:val="TableParagraph"/>
+              <w:spacing w:before="0" w:after="0" w:line="240" w:lineRule="auto"/>
+              <w:ind w:left="15" w:right="4"/>
+              <w:jc w:val="center"/>
+              <w:rPr>
+                <w:sz w:val="16"/>
+              </w:rPr>
+            </w:pPr>
+            <w:r>
+              <w:rPr>
+                <w:spacing w:val="-10"/>
+                <w:sz w:val="15"/>
+              </w:rPr>
+              <w:t>4</w:t>
+            </w:r>
+          </w:p>
+        </w:tc>
+        <w:tc>
+          <w:tcPr>
+            <w:tcW w:w="489" w:type="dxa"/>
+          </w:tcPr>
+          <w:p>
+            <w:pPr>
+              <w:pStyle w:val="TableParagraph"/>
+              <w:spacing w:before="0" w:after="0" w:line="240" w:lineRule="auto"/>
+              <w:rPr>
+                <w:rFonts w:ascii="Times New Roman"/>
+                <w:sz w:val="18"/>
+              </w:rPr>
+            </w:pPr>
+            <w:r>
+              <w:rPr>
+                <w:sz w:val="15"/>
+              </w:rPr>
+            </w:r>
+          </w:p>
+        </w:tc>
+        <w:tc>
+          <w:tcPr>
+            <w:tcW w:w="2335" w:type="dxa"/>
+          </w:tcPr>
+          <w:p>
+            <w:pPr>
+              <w:pStyle w:val="TableParagraph"/>
+              <w:spacing w:before="0" w:after="0" w:line="240" w:lineRule="auto"/>
+              <w:rPr>
+                <w:rFonts w:ascii="Times New Roman"/>
+                <w:sz w:val="18"/>
+              </w:rPr>
+            </w:pPr>
+            <w:r>
+              <w:rPr>
+                <w:sz w:val="15"/>
+              </w:rPr>
+            </w:r>
+          </w:p>
+        </w:tc>
+        <w:tc>
+          <w:tcPr>
+            <w:tcW w:w="851" w:type="dxa"/>
+          </w:tcPr>
+          <w:p>
+            <w:pPr>
+              <w:pStyle w:val="TableParagraph"/>
+              <w:spacing w:before="0" w:after="0" w:line="240" w:lineRule="auto"/>
+              <w:rPr>
+                <w:rFonts w:ascii="Times New Roman"/>
+                <w:sz w:val="18"/>
+              </w:rPr>
+            </w:pPr>
+            <w:r>
+              <w:rPr>
+                <w:sz w:val="15"/>
+              </w:rPr>
+            </w:r>
+          </w:p>
+        </w:tc>
+        <w:tc>
+          <w:tcPr>
+            <w:tcW w:w="1413" w:type="dxa"/>
+            <w:vMerge/>
+            <w:tcBorders>
+              <w:top w:val="nil"/>
+            </w:tcBorders>
+          </w:tcPr>
+          <w:p>
+            <w:pPr>
+              <w:rPr>
+                <w:sz w:val="2"/>
+                <w:szCs w:val="2"/>
+              </w:rPr>
+            </w:pPr>
+          </w:p>
+        </w:tc>
+      </w:tr>
+      <w:tr>
+        <w:trPr>
+          <w:trHeight w:val="369"/>
+        </w:trPr>
+        <w:tc>
+          <w:tcPr>
+            <w:tcW w:w="334" w:type="dxa"/>
+            <w:vMerge/>
+            <w:tcBorders>
+              <w:top w:val="nil"/>
+            </w:tcBorders>
+            <w:textDirection w:val="btLr"/>
+          </w:tcPr>
+          <w:p>
+            <w:pPr>
+              <w:rPr>
+                <w:sz w:val="2"/>
+                <w:szCs w:val="2"/>
+              </w:rPr>
+            </w:pPr>
+          </w:p>
+        </w:tc>
+        <w:tc>
+          <w:tcPr>
+            <w:tcW w:w="1154" w:type="dxa"/>
+            <w:vMerge/>
+            <w:tcBorders>
+              <w:top w:val="nil"/>
+            </w:tcBorders>
+          </w:tcPr>
+          <w:p>
+            <w:pPr>
+              <w:rPr>
+                <w:sz w:val="2"/>
+                <w:szCs w:val="2"/>
+              </w:rPr>
+            </w:pPr>
+          </w:p>
+        </w:tc>
+        <w:tc>
+          <w:tcPr>
+            <w:tcW w:w="2623" w:type="dxa"/>
+          </w:tcPr>
+          <w:p>
+            <w:pPr>
+              <w:pStyle w:val="TableParagraph"/>
+              <w:spacing w:line="240" w:lineRule="auto" w:before="0" w:after="0"/>
+              <w:ind w:left="72"/>
+              <w:rPr>
+                <w:sz w:val="16"/>
+              </w:rPr>
+            </w:pPr>
+            <w:r>
+              <w:rPr>
+                <w:sz w:val="15"/>
+              </w:rPr>
+              <w:t>GESTIÓN ESTRATÉGICA DE COSTOS</w:t>
+            </w:r>
+            <w:r>
+              <w:rPr>
+                <w:spacing w:val="-12"/>
+                <w:sz w:val="15"/>
+              </w:rPr>
+            </w:r>
+            <w:r>
+              <w:rPr>
+                <w:sz w:val="15"/>
+              </w:rPr>
+            </w:r>
+            <w:r>
+              <w:rPr>
+                <w:spacing w:val="-11"/>
+                <w:sz w:val="15"/>
+              </w:rPr>
+            </w:r>
+            <w:r>
+              <w:rPr>
+                <w:sz w:val="15"/>
+              </w:rPr>
+            </w:r>
+            <w:r>
+              <w:rPr>
+                <w:spacing w:val="-2"/>
+                <w:sz w:val="15"/>
+              </w:rPr>
+            </w:r>
+          </w:p>
+        </w:tc>
+        <w:tc>
+          <w:tcPr>
+            <w:tcW w:w="858" w:type="dxa"/>
+          </w:tcPr>
+          <w:p>
+            <w:pPr>
+              <w:pStyle w:val="TableParagraph"/>
+              <w:spacing w:before="0" w:after="0" w:line="240" w:lineRule="auto"/>
+              <w:ind w:left="15" w:right="4"/>
+              <w:jc w:val="center"/>
+              <w:rPr>
+                <w:sz w:val="16"/>
+              </w:rPr>
+            </w:pPr>
+            <w:r>
+              <w:rPr>
+                <w:spacing w:val="-10"/>
+                <w:sz w:val="15"/>
+              </w:rPr>
+              <w:t>3</w:t>
+            </w:r>
+          </w:p>
+        </w:tc>
+        <w:tc>
+          <w:tcPr>
+            <w:tcW w:w="489" w:type="dxa"/>
+          </w:tcPr>
+          <w:p>
+            <w:pPr>
+              <w:pStyle w:val="TableParagraph"/>
+              <w:spacing w:before="0" w:after="0" w:line="240" w:lineRule="auto"/>
+              <w:rPr>
+                <w:rFonts w:ascii="Times New Roman"/>
+                <w:sz w:val="18"/>
+              </w:rPr>
+            </w:pPr>
+            <w:r>
+              <w:rPr>
+                <w:sz w:val="15"/>
+              </w:rPr>
+            </w:r>
+          </w:p>
+        </w:tc>
+        <w:tc>
+          <w:tcPr>
+            <w:tcW w:w="2335" w:type="dxa"/>
+          </w:tcPr>
+          <w:p>
+            <w:pPr>
+              <w:pStyle w:val="TableParagraph"/>
+              <w:spacing w:before="0" w:after="0" w:line="240" w:lineRule="auto"/>
+              <w:rPr>
+                <w:rFonts w:ascii="Times New Roman"/>
+                <w:sz w:val="18"/>
+              </w:rPr>
+            </w:pPr>
+            <w:r>
+              <w:rPr>
+                <w:sz w:val="15"/>
+              </w:rPr>
+            </w:r>
+          </w:p>
+        </w:tc>
+        <w:tc>
+          <w:tcPr>
+            <w:tcW w:w="851" w:type="dxa"/>
+          </w:tcPr>
+          <w:p>
+            <w:pPr>
+              <w:pStyle w:val="TableParagraph"/>
+              <w:spacing w:before="0" w:after="0" w:line="240" w:lineRule="auto"/>
+              <w:rPr>
+                <w:rFonts w:ascii="Times New Roman"/>
+                <w:sz w:val="18"/>
+              </w:rPr>
+            </w:pPr>
+            <w:r>
+              <w:rPr>
+                <w:sz w:val="15"/>
+              </w:rPr>
+            </w:r>
+          </w:p>
+        </w:tc>
+        <w:tc>
+          <w:tcPr>
+            <w:tcW w:w="1413" w:type="dxa"/>
+            <w:vMerge/>
+            <w:tcBorders>
+              <w:top w:val="nil"/>
+            </w:tcBorders>
+          </w:tcPr>
+          <w:p>
+            <w:pPr>
+              <w:rPr>
+                <w:sz w:val="2"/>
+                <w:szCs w:val="2"/>
+              </w:rPr>
+            </w:pPr>
+          </w:p>
+        </w:tc>
+      </w:tr>
+      <w:tr>
+        <w:trPr>
+          <w:trHeight w:val="369"/>
+        </w:trPr>
+        <w:tc>
+          <w:tcPr>
+            <w:tcW w:w="334" w:type="dxa"/>
+            <w:vMerge/>
+            <w:tcBorders>
+              <w:top w:val="nil"/>
+            </w:tcBorders>
+            <w:textDirection w:val="btLr"/>
+          </w:tcPr>
+          <w:p>
+            <w:pPr>
+              <w:rPr>
+                <w:sz w:val="2"/>
+                <w:szCs w:val="2"/>
+              </w:rPr>
+            </w:pPr>
+          </w:p>
+        </w:tc>
+        <w:tc>
+          <w:tcPr>
+            <w:tcW w:w="1154" w:type="dxa"/>
+            <w:vMerge/>
+            <w:tcBorders>
+              <w:top w:val="nil"/>
+            </w:tcBorders>
+          </w:tcPr>
+          <w:p>
+            <w:pPr>
+              <w:rPr>
+                <w:sz w:val="2"/>
+                <w:szCs w:val="2"/>
+              </w:rPr>
+            </w:pPr>
+          </w:p>
+        </w:tc>
+        <w:tc>
+          <w:tcPr>
+            <w:tcW w:w="2623" w:type="dxa"/>
+          </w:tcPr>
+          <w:p>
+            <w:pPr>
+              <w:pStyle w:val="TableParagraph"/>
+              <w:spacing w:line="240" w:lineRule="auto" w:before="0" w:after="0"/>
+              <w:ind w:left="72"/>
+              <w:rPr>
+                <w:sz w:val="16"/>
+              </w:rPr>
+            </w:pPr>
+            <w:r>
+              <w:rPr>
+                <w:sz w:val="15"/>
+              </w:rPr>
+              <w:t>HISTORIA DEL PERÚ EN EL CONTEXTO MUNDIAL CONTEMPORÁNEO</w:t>
+            </w:r>
+            <w:r>
+              <w:rPr>
+                <w:spacing w:val="-12"/>
+                <w:sz w:val="15"/>
+              </w:rPr>
+            </w:r>
+            <w:r>
+              <w:rPr>
+                <w:sz w:val="15"/>
+              </w:rPr>
+            </w:r>
+            <w:r>
+              <w:rPr>
+                <w:spacing w:val="-11"/>
+                <w:sz w:val="15"/>
+              </w:rPr>
+            </w:r>
+            <w:r>
+              <w:rPr>
+                <w:sz w:val="15"/>
+              </w:rPr>
+            </w:r>
+            <w:r>
+              <w:rPr>
+                <w:spacing w:val="-2"/>
+                <w:sz w:val="15"/>
+              </w:rPr>
+            </w:r>
+          </w:p>
+        </w:tc>
+        <w:tc>
+          <w:tcPr>
+            <w:tcW w:w="858" w:type="dxa"/>
+          </w:tcPr>
+          <w:p>
+            <w:pPr>
+              <w:pStyle w:val="TableParagraph"/>
+              <w:spacing w:before="0" w:after="0" w:line="240" w:lineRule="auto"/>
+              <w:ind w:left="15" w:right="4"/>
+              <w:jc w:val="center"/>
+              <w:rPr>
+                <w:sz w:val="16"/>
+              </w:rPr>
+            </w:pPr>
+            <w:r>
+              <w:rPr>
+                <w:spacing w:val="-10"/>
+                <w:sz w:val="15"/>
+              </w:rPr>
+              <w:t>2</w:t>
+            </w:r>
+          </w:p>
+        </w:tc>
+        <w:tc>
+          <w:tcPr>
+            <w:tcW w:w="489" w:type="dxa"/>
+          </w:tcPr>
+          <w:p>
+            <w:pPr>
+              <w:pStyle w:val="TableParagraph"/>
+              <w:spacing w:before="0" w:after="0" w:line="240" w:lineRule="auto"/>
+              <w:rPr>
+                <w:rFonts w:ascii="Times New Roman"/>
+                <w:sz w:val="18"/>
+              </w:rPr>
+            </w:pPr>
+            <w:r>
+              <w:rPr>
+                <w:sz w:val="15"/>
+              </w:rPr>
+            </w:r>
+          </w:p>
+        </w:tc>
+        <w:tc>
+          <w:tcPr>
+            <w:tcW w:w="2335" w:type="dxa"/>
+          </w:tcPr>
+          <w:p>
+            <w:pPr>
+              <w:pStyle w:val="TableParagraph"/>
+              <w:spacing w:before="0" w:after="0" w:line="240" w:lineRule="auto"/>
+              <w:rPr>
+                <w:rFonts w:ascii="Times New Roman"/>
+                <w:sz w:val="18"/>
+              </w:rPr>
+            </w:pPr>
+            <w:r>
+              <w:rPr>
+                <w:sz w:val="15"/>
+              </w:rPr>
+            </w:r>
+          </w:p>
+        </w:tc>
+        <w:tc>
+          <w:tcPr>
+            <w:tcW w:w="851" w:type="dxa"/>
+          </w:tcPr>
+          <w:p>
+            <w:pPr>
+              <w:pStyle w:val="TableParagraph"/>
+              <w:spacing w:before="0" w:after="0" w:line="240" w:lineRule="auto"/>
+              <w:rPr>
+                <w:rFonts w:ascii="Times New Roman"/>
+                <w:sz w:val="18"/>
+              </w:rPr>
+            </w:pPr>
+            <w:r>
+              <w:rPr>
+                <w:sz w:val="15"/>
+              </w:rPr>
+            </w:r>
+          </w:p>
+        </w:tc>
+        <w:tc>
+          <w:tcPr>
+            <w:tcW w:w="1413" w:type="dxa"/>
+            <w:vMerge/>
+            <w:tcBorders>
+              <w:top w:val="nil"/>
+            </w:tcBorders>
+          </w:tcPr>
+          <w:p>
+            <w:pPr>
+              <w:rPr>
+                <w:sz w:val="2"/>
+                <w:szCs w:val="2"/>
+              </w:rPr>
+            </w:pPr>
+          </w:p>
+        </w:tc>
+      </w:tr>
+      <w:tr>
+        <w:trPr>
+          <w:trHeight w:val="369"/>
+        </w:trPr>
+        <w:tc>
+          <w:tcPr>
+            <w:tcW w:w="334" w:type="dxa"/>
+            <w:vMerge/>
+            <w:tcBorders>
+              <w:top w:val="nil"/>
+            </w:tcBorders>
+            <w:textDirection w:val="btLr"/>
+          </w:tcPr>
+          <w:p>
+            <w:pPr>
+              <w:rPr>
+                <w:sz w:val="2"/>
+                <w:szCs w:val="2"/>
+              </w:rPr>
+            </w:pPr>
+          </w:p>
+        </w:tc>
+        <w:tc>
+          <w:tcPr>
+            <w:tcW w:w="1154" w:type="dxa"/>
+            <w:vMerge/>
+            <w:tcBorders>
+              <w:top w:val="nil"/>
+            </w:tcBorders>
+          </w:tcPr>
+          <w:p>
+            <w:pPr>
+              <w:rPr>
+                <w:sz w:val="2"/>
+                <w:szCs w:val="2"/>
+              </w:rPr>
+            </w:pPr>
+          </w:p>
+        </w:tc>
+        <w:tc>
+          <w:tcPr>
+            <w:tcW w:w="2623" w:type="dxa"/>
+          </w:tcPr>
+          <w:p>
+            <w:pPr>
+              <w:pStyle w:val="TableParagraph"/>
+              <w:spacing w:line="240" w:lineRule="auto" w:before="0" w:after="0"/>
+              <w:ind w:left="72"/>
+              <w:rPr>
+                <w:sz w:val="16"/>
+              </w:rPr>
+            </w:pPr>
+            <w:r>
+              <w:rPr>
+                <w:sz w:val="15"/>
+              </w:rPr>
+              <w:t>INTRODUCCIÓN A LA CONTABILIDAD</w:t>
+            </w:r>
+            <w:r>
+              <w:rPr>
+                <w:spacing w:val="-12"/>
+                <w:sz w:val="15"/>
+              </w:rPr>
+            </w:r>
+            <w:r>
+              <w:rPr>
+                <w:sz w:val="15"/>
+              </w:rPr>
+            </w:r>
+            <w:r>
+              <w:rPr>
+                <w:spacing w:val="-11"/>
+                <w:sz w:val="15"/>
+              </w:rPr>
+            </w:r>
+            <w:r>
+              <w:rPr>
+                <w:sz w:val="15"/>
+              </w:rPr>
+            </w:r>
+            <w:r>
+              <w:rPr>
+                <w:spacing w:val="-2"/>
+                <w:sz w:val="15"/>
+              </w:rPr>
+            </w:r>
+          </w:p>
+        </w:tc>
+        <w:tc>
+          <w:tcPr>
+            <w:tcW w:w="858" w:type="dxa"/>
+          </w:tcPr>
+          <w:p>
+            <w:pPr>
+              <w:pStyle w:val="TableParagraph"/>
+              <w:spacing w:before="0" w:after="0" w:line="240" w:lineRule="auto"/>
+              <w:ind w:left="15" w:right="4"/>
+              <w:jc w:val="center"/>
+              <w:rPr>
+                <w:sz w:val="16"/>
+              </w:rPr>
+            </w:pPr>
+            <w:r>
+              <w:rPr>
+                <w:spacing w:val="-10"/>
+                <w:sz w:val="15"/>
+              </w:rPr>
+              <w:t>3</w:t>
+            </w:r>
+          </w:p>
+        </w:tc>
+        <w:tc>
+          <w:tcPr>
+            <w:tcW w:w="489" w:type="dxa"/>
+          </w:tcPr>
+          <w:p>
+            <w:pPr>
+              <w:pStyle w:val="TableParagraph"/>
+              <w:spacing w:before="0" w:after="0" w:line="240" w:lineRule="auto"/>
+              <w:rPr>
+                <w:rFonts w:ascii="Times New Roman"/>
+                <w:sz w:val="18"/>
+              </w:rPr>
+            </w:pPr>
+            <w:r>
+              <w:rPr>
+                <w:sz w:val="15"/>
+              </w:rPr>
+            </w:r>
+          </w:p>
+        </w:tc>
+        <w:tc>
+          <w:tcPr>
+            <w:tcW w:w="2335" w:type="dxa"/>
+          </w:tcPr>
+          <w:p>
+            <w:pPr>
+              <w:pStyle w:val="TableParagraph"/>
+              <w:spacing w:before="0" w:after="0" w:line="240" w:lineRule="auto"/>
+              <w:rPr>
+                <w:rFonts w:ascii="Times New Roman"/>
+                <w:sz w:val="18"/>
+              </w:rPr>
+            </w:pPr>
+            <w:r>
+              <w:rPr>
+                <w:sz w:val="15"/>
+              </w:rPr>
+            </w:r>
+          </w:p>
+        </w:tc>
+        <w:tc>
+          <w:tcPr>
+            <w:tcW w:w="851" w:type="dxa"/>
+          </w:tcPr>
+          <w:p>
+            <w:pPr>
+              <w:pStyle w:val="TableParagraph"/>
+              <w:spacing w:before="0" w:after="0" w:line="240" w:lineRule="auto"/>
+              <w:rPr>
+                <w:rFonts w:ascii="Times New Roman"/>
+                <w:sz w:val="18"/>
+              </w:rPr>
+            </w:pPr>
+            <w:r>
+              <w:rPr>
+                <w:sz w:val="15"/>
+              </w:rPr>
+            </w:r>
+          </w:p>
+        </w:tc>
+        <w:tc>
+          <w:tcPr>
+            <w:tcW w:w="1413" w:type="dxa"/>
+            <w:vMerge/>
+            <w:tcBorders>
+              <w:top w:val="nil"/>
+            </w:tcBorders>
+          </w:tcPr>
+          <w:p>
+            <w:pPr>
+              <w:rPr>
+                <w:sz w:val="2"/>
+                <w:szCs w:val="2"/>
+              </w:rPr>
+            </w:pPr>
+          </w:p>
+        </w:tc>
+      </w:tr>
+      <w:tr>
+        <w:trPr>
+          <w:trHeight w:val="369"/>
+        </w:trPr>
+        <w:tc>
+          <w:tcPr>
+            <w:tcW w:w="334" w:type="dxa"/>
+            <w:vMerge/>
+            <w:tcBorders>
+              <w:top w:val="nil"/>
+            </w:tcBorders>
+            <w:textDirection w:val="btLr"/>
+          </w:tcPr>
+          <w:p>
+            <w:pPr>
+              <w:rPr>
+                <w:sz w:val="2"/>
+                <w:szCs w:val="2"/>
+              </w:rPr>
+            </w:pPr>
+          </w:p>
+        </w:tc>
+        <w:tc>
+          <w:tcPr>
+            <w:tcW w:w="1154" w:type="dxa"/>
+            <w:vMerge/>
+            <w:tcBorders>
+              <w:top w:val="nil"/>
+            </w:tcBorders>
+          </w:tcPr>
+          <w:p>
+            <w:pPr>
+              <w:rPr>
+                <w:sz w:val="2"/>
+                <w:szCs w:val="2"/>
+              </w:rPr>
+            </w:pPr>
+          </w:p>
+        </w:tc>
+        <w:tc>
+          <w:tcPr>
+            <w:tcW w:w="2623" w:type="dxa"/>
+          </w:tcPr>
+          <w:p>
+            <w:pPr>
+              <w:pStyle w:val="TableParagraph"/>
+              <w:spacing w:line="240" w:lineRule="auto" w:before="0" w:after="0"/>
+              <w:ind w:left="72"/>
+              <w:rPr>
+                <w:sz w:val="16"/>
+              </w:rPr>
+            </w:pPr>
+            <w:r>
+              <w:rPr>
+                <w:sz w:val="15"/>
+              </w:rPr>
+              <w:t>LEGISLACIÓN LABORAL</w:t>
+            </w:r>
+            <w:r>
+              <w:rPr>
+                <w:spacing w:val="-12"/>
+                <w:sz w:val="15"/>
+              </w:rPr>
+            </w:r>
+            <w:r>
+              <w:rPr>
+                <w:sz w:val="15"/>
+              </w:rPr>
+            </w:r>
+            <w:r>
+              <w:rPr>
+                <w:spacing w:val="-11"/>
+                <w:sz w:val="15"/>
+              </w:rPr>
+            </w:r>
+            <w:r>
+              <w:rPr>
+                <w:sz w:val="15"/>
+              </w:rPr>
+            </w:r>
+            <w:r>
+              <w:rPr>
+                <w:spacing w:val="-2"/>
+                <w:sz w:val="15"/>
+              </w:rPr>
+            </w:r>
+          </w:p>
+        </w:tc>
+        <w:tc>
+          <w:tcPr>
+            <w:tcW w:w="858" w:type="dxa"/>
+          </w:tcPr>
+          <w:p>
+            <w:pPr>
+              <w:pStyle w:val="TableParagraph"/>
+              <w:spacing w:before="0" w:after="0" w:line="240" w:lineRule="auto"/>
+              <w:ind w:left="15" w:right="4"/>
+              <w:jc w:val="center"/>
+              <w:rPr>
+                <w:sz w:val="16"/>
+              </w:rPr>
+            </w:pPr>
+            <w:r>
+              <w:rPr>
+                <w:spacing w:val="-10"/>
+                <w:sz w:val="15"/>
+              </w:rPr>
+              <w:t>4</w:t>
+            </w:r>
+          </w:p>
+        </w:tc>
+        <w:tc>
+          <w:tcPr>
+            <w:tcW w:w="489" w:type="dxa"/>
+          </w:tcPr>
+          <w:p>
+            <w:pPr>
+              <w:pStyle w:val="TableParagraph"/>
+              <w:spacing w:before="0" w:after="0" w:line="240" w:lineRule="auto"/>
+              <w:rPr>
+                <w:rFonts w:ascii="Times New Roman"/>
+                <w:sz w:val="18"/>
+              </w:rPr>
+            </w:pPr>
+            <w:r>
+              <w:rPr>
+                <w:sz w:val="15"/>
+              </w:rPr>
+            </w:r>
+          </w:p>
+        </w:tc>
+        <w:tc>
+          <w:tcPr>
+            <w:tcW w:w="2335" w:type="dxa"/>
+          </w:tcPr>
+          <w:p>
+            <w:pPr>
+              <w:pStyle w:val="TableParagraph"/>
+              <w:spacing w:before="0" w:after="0" w:line="240" w:lineRule="auto"/>
+              <w:rPr>
+                <w:rFonts w:ascii="Times New Roman"/>
+                <w:sz w:val="18"/>
+              </w:rPr>
+            </w:pPr>
+            <w:r>
+              <w:rPr>
+                <w:sz w:val="15"/>
+              </w:rPr>
+            </w:r>
+          </w:p>
+        </w:tc>
+        <w:tc>
+          <w:tcPr>
+            <w:tcW w:w="851" w:type="dxa"/>
+          </w:tcPr>
+          <w:p>
+            <w:pPr>
+              <w:pStyle w:val="TableParagraph"/>
+              <w:spacing w:before="0" w:after="0" w:line="240" w:lineRule="auto"/>
+              <w:rPr>
+                <w:rFonts w:ascii="Times New Roman"/>
+                <w:sz w:val="18"/>
+              </w:rPr>
+            </w:pPr>
+            <w:r>
+              <w:rPr>
+                <w:sz w:val="15"/>
+              </w:rPr>
+            </w:r>
+          </w:p>
+        </w:tc>
+        <w:tc>
+          <w:tcPr>
+            <w:tcW w:w="1413" w:type="dxa"/>
+            <w:vMerge/>
+            <w:tcBorders>
+              <w:top w:val="nil"/>
+            </w:tcBorders>
+          </w:tcPr>
+          <w:p>
+            <w:pPr>
+              <w:rPr>
+                <w:sz w:val="2"/>
+                <w:szCs w:val="2"/>
+              </w:rPr>
+            </w:pPr>
+          </w:p>
+        </w:tc>
+      </w:tr>
+      <w:tr>
+        <w:trPr>
+          <w:trHeight w:val="369"/>
+        </w:trPr>
+        <w:tc>
+          <w:tcPr>
+            <w:tcW w:w="334" w:type="dxa"/>
+            <w:vMerge/>
+            <w:tcBorders>
+              <w:top w:val="nil"/>
+            </w:tcBorders>
+            <w:textDirection w:val="btLr"/>
+          </w:tcPr>
+          <w:p>
+            <w:pPr>
+              <w:rPr>
+                <w:sz w:val="2"/>
+                <w:szCs w:val="2"/>
+              </w:rPr>
+            </w:pPr>
+          </w:p>
+        </w:tc>
+        <w:tc>
+          <w:tcPr>
+            <w:tcW w:w="1154" w:type="dxa"/>
+            <w:vMerge/>
+            <w:tcBorders>
+              <w:top w:val="nil"/>
+            </w:tcBorders>
+          </w:tcPr>
+          <w:p>
+            <w:pPr>
+              <w:rPr>
+                <w:sz w:val="2"/>
+                <w:szCs w:val="2"/>
+              </w:rPr>
+            </w:pPr>
+          </w:p>
+        </w:tc>
+        <w:tc>
+          <w:tcPr>
+            <w:tcW w:w="2623" w:type="dxa"/>
+          </w:tcPr>
+          <w:p>
+            <w:pPr>
+              <w:pStyle w:val="TableParagraph"/>
+              <w:spacing w:line="240" w:lineRule="auto" w:before="0" w:after="0"/>
+              <w:ind w:left="72"/>
+              <w:rPr>
+                <w:sz w:val="16"/>
+              </w:rPr>
+            </w:pPr>
+            <w:r>
+              <w:rPr>
+                <w:sz w:val="15"/>
+              </w:rPr>
+              <w:t>ELECTIVO III: GESTIÓN DE LA CALIDAD</w:t>
+            </w:r>
+            <w:r>
+              <w:rPr>
+                <w:spacing w:val="-12"/>
+                <w:sz w:val="15"/>
+              </w:rPr>
+            </w:r>
+            <w:r>
+              <w:rPr>
+                <w:sz w:val="15"/>
+              </w:rPr>
+            </w:r>
+            <w:r>
+              <w:rPr>
+                <w:spacing w:val="-11"/>
+                <w:sz w:val="15"/>
+              </w:rPr>
+            </w:r>
+            <w:r>
+              <w:rPr>
+                <w:sz w:val="15"/>
+              </w:rPr>
+            </w:r>
+            <w:r>
+              <w:rPr>
+                <w:spacing w:val="-2"/>
+                <w:sz w:val="15"/>
+              </w:rPr>
+            </w:r>
+          </w:p>
+        </w:tc>
+        <w:tc>
+          <w:tcPr>
+            <w:tcW w:w="858" w:type="dxa"/>
+          </w:tcPr>
+          <w:p>
+            <w:pPr>
+              <w:pStyle w:val="TableParagraph"/>
+              <w:spacing w:before="0" w:after="0" w:line="240" w:lineRule="auto"/>
+              <w:ind w:left="15" w:right="4"/>
+              <w:jc w:val="center"/>
+              <w:rPr>
+                <w:sz w:val="16"/>
+              </w:rPr>
+            </w:pPr>
+            <w:r>
+              <w:rPr>
+                <w:spacing w:val="-10"/>
+                <w:sz w:val="15"/>
+              </w:rPr>
+              <w:t>3</w:t>
+            </w:r>
+          </w:p>
+        </w:tc>
+        <w:tc>
+          <w:tcPr>
+            <w:tcW w:w="489" w:type="dxa"/>
+          </w:tcPr>
+          <w:p>
+            <w:pPr>
+              <w:pStyle w:val="TableParagraph"/>
+              <w:spacing w:before="0" w:after="0" w:line="240" w:lineRule="auto"/>
+              <w:rPr>
+                <w:rFonts w:ascii="Times New Roman"/>
+                <w:sz w:val="18"/>
+              </w:rPr>
+            </w:pPr>
+            <w:r>
+              <w:rPr>
+                <w:sz w:val="15"/>
+              </w:rPr>
+            </w:r>
+          </w:p>
+        </w:tc>
+        <w:tc>
+          <w:tcPr>
+            <w:tcW w:w="2335" w:type="dxa"/>
+          </w:tcPr>
+          <w:p>
+            <w:pPr>
+              <w:pStyle w:val="TableParagraph"/>
+              <w:spacing w:before="0" w:after="0" w:line="240" w:lineRule="auto"/>
+              <w:rPr>
+                <w:rFonts w:ascii="Times New Roman"/>
+                <w:sz w:val="18"/>
+              </w:rPr>
+            </w:pPr>
+            <w:r>
+              <w:rPr>
+                <w:sz w:val="15"/>
+              </w:rPr>
+            </w:r>
+          </w:p>
+        </w:tc>
+        <w:tc>
+          <w:tcPr>
+            <w:tcW w:w="851" w:type="dxa"/>
+          </w:tcPr>
+          <w:p>
+            <w:pPr>
+              <w:pStyle w:val="TableParagraph"/>
+              <w:spacing w:before="0" w:after="0" w:line="240" w:lineRule="auto"/>
+              <w:rPr>
+                <w:rFonts w:ascii="Times New Roman"/>
+                <w:sz w:val="18"/>
+              </w:rPr>
+            </w:pPr>
+            <w:r>
+              <w:rPr>
+                <w:sz w:val="15"/>
+              </w:rPr>
+            </w:r>
+          </w:p>
+        </w:tc>
+        <w:tc>
+          <w:tcPr>
+            <w:tcW w:w="1413" w:type="dxa"/>
+            <w:vMerge/>
+            <w:tcBorders>
+              <w:top w:val="nil"/>
+            </w:tcBorders>
+          </w:tcPr>
+          <w:p>
+            <w:pPr>
+              <w:rPr>
+                <w:sz w:val="2"/>
+                <w:szCs w:val="2"/>
+              </w:rPr>
+            </w:pPr>
+          </w:p>
+        </w:tc>
+      </w:tr>
+      <w:tr>
+        <w:trPr>
+          <w:trHeight w:val="369"/>
+        </w:trPr>
+        <w:tc>
+          <w:tcPr>
+            <w:tcW w:w="334" w:type="dxa"/>
+            <w:vMerge/>
+            <w:tcBorders>
+              <w:top w:val="nil"/>
+            </w:tcBorders>
+            <w:textDirection w:val="btLr"/>
+          </w:tcPr>
+          <w:p>
+            <w:pPr>
+              <w:rPr>
+                <w:sz w:val="2"/>
+                <w:szCs w:val="2"/>
+              </w:rPr>
+            </w:pPr>
+          </w:p>
+        </w:tc>
+        <w:tc>
+          <w:tcPr>
+            <w:tcW w:w="1154" w:type="dxa"/>
+            <w:vMerge/>
+            <w:tcBorders>
+              <w:top w:val="nil"/>
+            </w:tcBorders>
+          </w:tcPr>
+          <w:p>
+            <w:pPr>
+              <w:rPr>
+                <w:sz w:val="2"/>
+                <w:szCs w:val="2"/>
+              </w:rPr>
+            </w:pPr>
+          </w:p>
+        </w:tc>
+        <w:tc>
+          <w:tcPr>
+            <w:tcW w:w="2623" w:type="dxa"/>
+          </w:tcPr>
+          <w:p>
+            <w:pPr>
+              <w:pStyle w:val="TableParagraph"/>
+              <w:spacing w:line="240" w:lineRule="auto" w:before="0" w:after="0"/>
+              <w:ind w:left="72"/>
+              <w:rPr>
+                <w:sz w:val="16"/>
+              </w:rPr>
+            </w:pPr>
+            <w:r>
+              <w:rPr>
+                <w:sz w:val="15"/>
+              </w:rPr>
+              <w:t>ADMINISTRACIÓN Y CONTROL</w:t>
+              <w:br/>
+              <w:t>DE OPERACIONES</w:t>
+            </w:r>
+            <w:r>
+              <w:rPr>
+                <w:spacing w:val="-12"/>
+                <w:sz w:val="15"/>
+              </w:rPr>
+            </w:r>
+            <w:r>
+              <w:rPr>
+                <w:sz w:val="15"/>
+              </w:rPr>
+            </w:r>
+            <w:r>
+              <w:rPr>
+                <w:spacing w:val="-11"/>
+                <w:sz w:val="15"/>
+              </w:rPr>
+            </w:r>
+            <w:r>
+              <w:rPr>
+                <w:sz w:val="15"/>
+              </w:rPr>
+            </w:r>
+            <w:r>
+              <w:rPr>
+                <w:spacing w:val="-2"/>
+                <w:sz w:val="15"/>
+              </w:rPr>
+            </w:r>
+          </w:p>
+        </w:tc>
+        <w:tc>
+          <w:tcPr>
+            <w:tcW w:w="858" w:type="dxa"/>
+          </w:tcPr>
+          <w:p>
+            <w:pPr>
+              <w:pStyle w:val="TableParagraph"/>
+              <w:spacing w:before="0" w:after="0" w:line="240" w:lineRule="auto"/>
+              <w:ind w:left="15" w:right="4"/>
+              <w:jc w:val="center"/>
+              <w:rPr>
+                <w:sz w:val="16"/>
+              </w:rPr>
+            </w:pPr>
+            <w:r>
+              <w:rPr>
+                <w:spacing w:val="-10"/>
+                <w:sz w:val="15"/>
+              </w:rPr>
+              <w:t>4</w:t>
+            </w:r>
+          </w:p>
+        </w:tc>
+        <w:tc>
+          <w:tcPr>
+            <w:tcW w:w="489" w:type="dxa"/>
+          </w:tcPr>
+          <w:p>
+            <w:pPr>
+              <w:pStyle w:val="TableParagraph"/>
+              <w:spacing w:before="0" w:after="0" w:line="240" w:lineRule="auto"/>
+              <w:rPr>
+                <w:rFonts w:ascii="Times New Roman"/>
+                <w:sz w:val="18"/>
+              </w:rPr>
+            </w:pPr>
+            <w:r>
+              <w:rPr>
+                <w:sz w:val="15"/>
+              </w:rPr>
+            </w:r>
+          </w:p>
+        </w:tc>
+        <w:tc>
+          <w:tcPr>
+            <w:tcW w:w="2335" w:type="dxa"/>
+          </w:tcPr>
+          <w:p>
+            <w:pPr>
+              <w:pStyle w:val="TableParagraph"/>
+              <w:spacing w:before="0" w:after="0" w:line="240" w:lineRule="auto"/>
+              <w:rPr>
+                <w:rFonts w:ascii="Times New Roman"/>
+                <w:sz w:val="18"/>
+              </w:rPr>
+            </w:pPr>
+            <w:r>
+              <w:rPr>
+                <w:sz w:val="15"/>
+              </w:rPr>
+            </w:r>
+          </w:p>
+        </w:tc>
+        <w:tc>
+          <w:tcPr>
+            <w:tcW w:w="851" w:type="dxa"/>
+          </w:tcPr>
+          <w:p>
+            <w:pPr>
+              <w:pStyle w:val="TableParagraph"/>
+              <w:spacing w:before="0" w:after="0" w:line="240" w:lineRule="auto"/>
+              <w:rPr>
+                <w:rFonts w:ascii="Times New Roman"/>
+                <w:sz w:val="18"/>
+              </w:rPr>
+            </w:pPr>
+            <w:r>
+              <w:rPr>
+                <w:sz w:val="15"/>
+              </w:rPr>
+            </w:r>
+          </w:p>
+        </w:tc>
+        <w:tc>
+          <w:tcPr>
+            <w:tcW w:w="1413" w:type="dxa"/>
+            <w:vMerge/>
+            <w:tcBorders>
+              <w:top w:val="nil"/>
+            </w:tcBorders>
+          </w:tcPr>
+          <w:p>
+            <w:pPr>
+              <w:rPr>
+                <w:sz w:val="2"/>
+                <w:szCs w:val="2"/>
+              </w:rPr>
+            </w:pPr>
+          </w:p>
+        </w:tc>
+      </w:tr>
+      <w:tr>
+        <w:trPr>
+          <w:trHeight w:val="369"/>
+        </w:trPr>
+        <w:tc>
+          <w:tcPr>
+            <w:tcW w:w="334" w:type="dxa"/>
+            <w:vMerge/>
+            <w:tcBorders>
+              <w:top w:val="nil"/>
+            </w:tcBorders>
+            <w:textDirection w:val="btLr"/>
+          </w:tcPr>
+          <w:p>
+            <w:pPr>
+              <w:rPr>
+                <w:sz w:val="2"/>
+                <w:szCs w:val="2"/>
+              </w:rPr>
+            </w:pPr>
+          </w:p>
+        </w:tc>
+        <w:tc>
+          <w:tcPr>
+            <w:tcW w:w="1154" w:type="dxa"/>
+            <w:vMerge/>
+            <w:tcBorders>
+              <w:top w:val="nil"/>
+            </w:tcBorders>
+          </w:tcPr>
+          <w:p>
+            <w:pPr>
+              <w:rPr>
+                <w:sz w:val="2"/>
+                <w:szCs w:val="2"/>
+              </w:rPr>
+            </w:pPr>
+          </w:p>
+        </w:tc>
+        <w:tc>
+          <w:tcPr>
+            <w:tcW w:w="2623" w:type="dxa"/>
+          </w:tcPr>
+          <w:p>
+            <w:pPr>
+              <w:pStyle w:val="TableParagraph"/>
+              <w:spacing w:line="240" w:lineRule="auto" w:before="0" w:after="0"/>
+              <w:ind w:left="72"/>
+              <w:rPr>
+                <w:sz w:val="16"/>
+              </w:rPr>
+            </w:pPr>
+            <w:r>
+              <w:rPr>
+                <w:sz w:val="15"/>
+              </w:rPr>
+              <w:t>LÓGICA GENERAL</w:t>
+            </w:r>
+            <w:r>
+              <w:rPr>
+                <w:spacing w:val="-12"/>
+                <w:sz w:val="15"/>
+              </w:rPr>
+            </w:r>
+            <w:r>
+              <w:rPr>
+                <w:sz w:val="15"/>
+              </w:rPr>
+            </w:r>
+            <w:r>
+              <w:rPr>
+                <w:spacing w:val="-11"/>
+                <w:sz w:val="15"/>
+              </w:rPr>
+            </w:r>
+            <w:r>
+              <w:rPr>
+                <w:sz w:val="15"/>
+              </w:rPr>
+            </w:r>
+            <w:r>
+              <w:rPr>
+                <w:spacing w:val="-2"/>
+                <w:sz w:val="15"/>
+              </w:rPr>
+            </w:r>
+          </w:p>
+        </w:tc>
+        <w:tc>
+          <w:tcPr>
+            <w:tcW w:w="858" w:type="dxa"/>
+          </w:tcPr>
+          <w:p>
+            <w:pPr>
+              <w:pStyle w:val="TableParagraph"/>
+              <w:spacing w:before="0" w:after="0" w:line="240" w:lineRule="auto"/>
+              <w:ind w:left="15" w:right="4"/>
+              <w:jc w:val="center"/>
+              <w:rPr>
+                <w:sz w:val="16"/>
+              </w:rPr>
+            </w:pPr>
+            <w:r>
+              <w:rPr>
+                <w:spacing w:val="-10"/>
+                <w:sz w:val="15"/>
+              </w:rPr>
+              <w:t>3</w:t>
+            </w:r>
+          </w:p>
+        </w:tc>
+        <w:tc>
+          <w:tcPr>
+            <w:tcW w:w="489" w:type="dxa"/>
+          </w:tcPr>
+          <w:p>
+            <w:pPr>
+              <w:pStyle w:val="TableParagraph"/>
+              <w:spacing w:before="0" w:after="0" w:line="240" w:lineRule="auto"/>
+              <w:rPr>
+                <w:rFonts w:ascii="Times New Roman"/>
+                <w:sz w:val="18"/>
+              </w:rPr>
+            </w:pPr>
+            <w:r>
+              <w:rPr>
+                <w:sz w:val="15"/>
+              </w:rPr>
+            </w:r>
+          </w:p>
+        </w:tc>
+        <w:tc>
+          <w:tcPr>
+            <w:tcW w:w="2335" w:type="dxa"/>
+          </w:tcPr>
+          <w:p>
+            <w:pPr>
+              <w:pStyle w:val="TableParagraph"/>
+              <w:spacing w:before="0" w:after="0" w:line="240" w:lineRule="auto"/>
+              <w:rPr>
+                <w:rFonts w:ascii="Times New Roman"/>
+                <w:sz w:val="18"/>
+              </w:rPr>
+            </w:pPr>
+            <w:r>
+              <w:rPr>
+                <w:sz w:val="15"/>
+              </w:rPr>
+            </w:r>
+          </w:p>
+        </w:tc>
+        <w:tc>
+          <w:tcPr>
+            <w:tcW w:w="851" w:type="dxa"/>
+          </w:tcPr>
+          <w:p>
+            <w:pPr>
+              <w:pStyle w:val="TableParagraph"/>
+              <w:spacing w:before="0" w:after="0" w:line="240" w:lineRule="auto"/>
+              <w:rPr>
+                <w:rFonts w:ascii="Times New Roman"/>
+                <w:sz w:val="18"/>
+              </w:rPr>
+            </w:pPr>
+            <w:r>
+              <w:rPr>
+                <w:sz w:val="15"/>
+              </w:rPr>
+            </w:r>
+          </w:p>
+        </w:tc>
+        <w:tc>
+          <w:tcPr>
+            <w:tcW w:w="1413" w:type="dxa"/>
+            <w:vMerge/>
+            <w:tcBorders>
+              <w:top w:val="nil"/>
+            </w:tcBorders>
+          </w:tcPr>
+          <w:p>
+            <w:pPr>
+              <w:rPr>
+                <w:sz w:val="2"/>
+                <w:szCs w:val="2"/>
+              </w:rPr>
+            </w:pPr>
+          </w:p>
+        </w:tc>
+      </w:tr>
+      <w:tr>
+        <w:trPr>
+          <w:trHeight w:val="369"/>
+        </w:trPr>
+        <w:tc>
+          <w:tcPr>
+            <w:tcW w:w="334" w:type="dxa"/>
+            <w:vMerge/>
+            <w:tcBorders>
+              <w:top w:val="nil"/>
+            </w:tcBorders>
+            <w:textDirection w:val="btLr"/>
+          </w:tcPr>
+          <w:p>
+            <w:pPr>
+              <w:rPr>
+                <w:sz w:val="2"/>
+                <w:szCs w:val="2"/>
+              </w:rPr>
+            </w:pPr>
+          </w:p>
+        </w:tc>
+        <w:tc>
+          <w:tcPr>
+            <w:tcW w:w="1154" w:type="dxa"/>
+            <w:vMerge/>
+            <w:tcBorders>
+              <w:top w:val="nil"/>
+            </w:tcBorders>
+          </w:tcPr>
+          <w:p>
+            <w:pPr>
+              <w:rPr>
+                <w:sz w:val="2"/>
+                <w:szCs w:val="2"/>
+              </w:rPr>
+            </w:pPr>
+          </w:p>
+        </w:tc>
+        <w:tc>
+          <w:tcPr>
+            <w:tcW w:w="2623" w:type="dxa"/>
+          </w:tcPr>
+          <w:p>
+            <w:pPr>
+              <w:pStyle w:val="TableParagraph"/>
+              <w:spacing w:line="240" w:lineRule="auto" w:before="0" w:after="0"/>
+              <w:ind w:left="72"/>
+              <w:rPr>
+                <w:sz w:val="16"/>
+              </w:rPr>
+            </w:pPr>
+            <w:r>
+              <w:rPr>
+                <w:sz w:val="15"/>
+              </w:rPr>
+              <w:t>TALLER DE EXPRESIÓN ESCRITA</w:t>
+            </w:r>
+            <w:r>
+              <w:rPr>
+                <w:spacing w:val="-12"/>
+                <w:sz w:val="15"/>
+              </w:rPr>
+            </w:r>
+            <w:r>
+              <w:rPr>
+                <w:sz w:val="15"/>
+              </w:rPr>
+            </w:r>
+            <w:r>
+              <w:rPr>
+                <w:spacing w:val="-11"/>
+                <w:sz w:val="15"/>
+              </w:rPr>
+            </w:r>
+            <w:r>
+              <w:rPr>
+                <w:sz w:val="15"/>
+              </w:rPr>
+            </w:r>
+            <w:r>
+              <w:rPr>
+                <w:spacing w:val="-2"/>
+                <w:sz w:val="15"/>
+              </w:rPr>
+            </w:r>
+          </w:p>
+        </w:tc>
+        <w:tc>
+          <w:tcPr>
+            <w:tcW w:w="858" w:type="dxa"/>
+          </w:tcPr>
+          <w:p>
+            <w:pPr>
+              <w:pStyle w:val="TableParagraph"/>
+              <w:spacing w:before="0" w:after="0" w:line="240" w:lineRule="auto"/>
+              <w:ind w:left="15" w:right="4"/>
+              <w:jc w:val="center"/>
+              <w:rPr>
+                <w:sz w:val="16"/>
+              </w:rPr>
+            </w:pPr>
+            <w:r>
+              <w:rPr>
+                <w:spacing w:val="-10"/>
+                <w:sz w:val="15"/>
+              </w:rPr>
+              <w:t>3</w:t>
+            </w:r>
+          </w:p>
+        </w:tc>
+        <w:tc>
+          <w:tcPr>
+            <w:tcW w:w="489" w:type="dxa"/>
+          </w:tcPr>
+          <w:p>
+            <w:pPr>
+              <w:pStyle w:val="TableParagraph"/>
+              <w:spacing w:before="0" w:after="0" w:line="240" w:lineRule="auto"/>
+              <w:rPr>
+                <w:rFonts w:ascii="Times New Roman"/>
+                <w:sz w:val="18"/>
+              </w:rPr>
+            </w:pPr>
+            <w:r>
+              <w:rPr>
+                <w:sz w:val="15"/>
+              </w:rPr>
+            </w:r>
+          </w:p>
+        </w:tc>
+        <w:tc>
+          <w:tcPr>
+            <w:tcW w:w="2335" w:type="dxa"/>
+          </w:tcPr>
+          <w:p>
+            <w:pPr>
+              <w:pStyle w:val="TableParagraph"/>
+              <w:spacing w:before="0" w:after="0" w:line="240" w:lineRule="auto"/>
+              <w:rPr>
+                <w:rFonts w:ascii="Times New Roman"/>
+                <w:sz w:val="18"/>
+              </w:rPr>
+            </w:pPr>
+            <w:r>
+              <w:rPr>
+                <w:sz w:val="15"/>
+              </w:rPr>
+            </w:r>
+          </w:p>
+        </w:tc>
+        <w:tc>
+          <w:tcPr>
+            <w:tcW w:w="851" w:type="dxa"/>
+          </w:tcPr>
+          <w:p>
+            <w:pPr>
+              <w:pStyle w:val="TableParagraph"/>
+              <w:spacing w:before="0" w:after="0" w:line="240" w:lineRule="auto"/>
+              <w:rPr>
+                <w:rFonts w:ascii="Times New Roman"/>
+                <w:sz w:val="18"/>
+              </w:rPr>
+            </w:pPr>
+            <w:r>
+              <w:rPr>
+                <w:sz w:val="15"/>
+              </w:rPr>
+            </w:r>
+          </w:p>
+        </w:tc>
+        <w:tc>
+          <w:tcPr>
+            <w:tcW w:w="1413" w:type="dxa"/>
+            <w:vMerge/>
+            <w:tcBorders>
+              <w:top w:val="nil"/>
+            </w:tcBorders>
+          </w:tcPr>
+          <w:p>
+            <w:pPr>
+              <w:rPr>
+                <w:sz w:val="2"/>
+                <w:szCs w:val="2"/>
+              </w:rPr>
+            </w:pPr>
+          </w:p>
+        </w:tc>
+      </w:tr>
+      <w:tr>
+        <w:trPr>
+          <w:trHeight w:val="369"/>
+        </w:trPr>
+        <w:tc>
+          <w:tcPr>
+            <w:tcW w:w="334" w:type="dxa"/>
+            <w:vMerge/>
+            <w:tcBorders>
+              <w:top w:val="nil"/>
+            </w:tcBorders>
+            <w:textDirection w:val="btLr"/>
+          </w:tcPr>
+          <w:p>
+            <w:pPr>
+              <w:rPr>
+                <w:sz w:val="2"/>
+                <w:szCs w:val="2"/>
+              </w:rPr>
+            </w:pPr>
+          </w:p>
+        </w:tc>
+        <w:tc>
+          <w:tcPr>
+            <w:tcW w:w="1154" w:type="dxa"/>
+            <w:vMerge/>
+            <w:tcBorders>
+              <w:top w:val="nil"/>
+            </w:tcBorders>
+          </w:tcPr>
+          <w:p>
+            <w:pPr>
+              <w:rPr>
+                <w:sz w:val="2"/>
+                <w:szCs w:val="2"/>
+              </w:rPr>
+            </w:pPr>
+          </w:p>
+        </w:tc>
+        <w:tc>
+          <w:tcPr>
+            <w:tcW w:w="2623" w:type="dxa"/>
+          </w:tcPr>
+          <w:p>
+            <w:pPr>
+              <w:pStyle w:val="TableParagraph"/>
+              <w:spacing w:line="240" w:lineRule="auto" w:before="0" w:after="0"/>
+              <w:ind w:left="72"/>
+              <w:rPr>
+                <w:sz w:val="16"/>
+              </w:rPr>
+            </w:pPr>
+            <w:r>
+              <w:rPr>
+                <w:sz w:val="15"/>
+              </w:rPr>
+              <w:t>FILOSOFÍA DE LOS PRINCIPIOS DE CONTABILIDAD</w:t>
+            </w:r>
+            <w:r>
+              <w:rPr>
+                <w:spacing w:val="-12"/>
+                <w:sz w:val="15"/>
+              </w:rPr>
+            </w:r>
+            <w:r>
+              <w:rPr>
+                <w:sz w:val="15"/>
+              </w:rPr>
+            </w:r>
+            <w:r>
+              <w:rPr>
+                <w:spacing w:val="-11"/>
+                <w:sz w:val="15"/>
+              </w:rPr>
+            </w:r>
+            <w:r>
+              <w:rPr>
+                <w:sz w:val="15"/>
+              </w:rPr>
+            </w:r>
+            <w:r>
+              <w:rPr>
+                <w:spacing w:val="-2"/>
+                <w:sz w:val="15"/>
+              </w:rPr>
+            </w:r>
+          </w:p>
+        </w:tc>
+        <w:tc>
+          <w:tcPr>
+            <w:tcW w:w="858" w:type="dxa"/>
+          </w:tcPr>
+          <w:p>
+            <w:pPr>
+              <w:pStyle w:val="TableParagraph"/>
+              <w:spacing w:before="0" w:after="0" w:line="240" w:lineRule="auto"/>
+              <w:ind w:left="15" w:right="4"/>
+              <w:jc w:val="center"/>
+              <w:rPr>
+                <w:sz w:val="16"/>
+              </w:rPr>
+            </w:pPr>
+            <w:r>
+              <w:rPr>
+                <w:spacing w:val="-10"/>
+                <w:sz w:val="15"/>
+              </w:rPr>
+              <w:t>3</w:t>
+            </w:r>
+          </w:p>
+        </w:tc>
+        <w:tc>
+          <w:tcPr>
+            <w:tcW w:w="489" w:type="dxa"/>
+          </w:tcPr>
+          <w:p>
+            <w:pPr>
+              <w:pStyle w:val="TableParagraph"/>
+              <w:spacing w:before="0" w:after="0" w:line="240" w:lineRule="auto"/>
+              <w:rPr>
+                <w:rFonts w:ascii="Times New Roman"/>
+                <w:sz w:val="18"/>
+              </w:rPr>
+            </w:pPr>
+            <w:r>
+              <w:rPr>
+                <w:sz w:val="15"/>
+              </w:rPr>
+            </w:r>
+          </w:p>
+        </w:tc>
+        <w:tc>
+          <w:tcPr>
+            <w:tcW w:w="2335" w:type="dxa"/>
+          </w:tcPr>
+          <w:p>
+            <w:pPr>
+              <w:pStyle w:val="TableParagraph"/>
+              <w:spacing w:before="0" w:after="0" w:line="240" w:lineRule="auto"/>
+              <w:rPr>
+                <w:rFonts w:ascii="Times New Roman"/>
+                <w:sz w:val="18"/>
+              </w:rPr>
+            </w:pPr>
+            <w:r>
+              <w:rPr>
+                <w:sz w:val="15"/>
+              </w:rPr>
+            </w:r>
+          </w:p>
+        </w:tc>
+        <w:tc>
+          <w:tcPr>
+            <w:tcW w:w="851" w:type="dxa"/>
+          </w:tcPr>
+          <w:p>
+            <w:pPr>
+              <w:pStyle w:val="TableParagraph"/>
+              <w:spacing w:before="0" w:after="0" w:line="240" w:lineRule="auto"/>
+              <w:rPr>
+                <w:rFonts w:ascii="Times New Roman"/>
+                <w:sz w:val="18"/>
+              </w:rPr>
+            </w:pPr>
+            <w:r>
+              <w:rPr>
+                <w:sz w:val="15"/>
+              </w:rPr>
+            </w:r>
+          </w:p>
+        </w:tc>
+        <w:tc>
+          <w:tcPr>
+            <w:tcW w:w="1413" w:type="dxa"/>
+            <w:vMerge/>
+            <w:tcBorders>
+              <w:top w:val="nil"/>
+            </w:tcBorders>
+          </w:tcPr>
+          <w:p>
+            <w:pPr>
+              <w:rPr>
+                <w:sz w:val="2"/>
+                <w:szCs w:val="2"/>
+              </w:rPr>
+            </w:pPr>
+          </w:p>
+        </w:tc>
+      </w:tr>
+      <w:tr>
+        <w:trPr>
+          <w:trHeight w:val="369"/>
+        </w:trPr>
+        <w:tc>
+          <w:tcPr>
+            <w:tcW w:w="334" w:type="dxa"/>
+            <w:vMerge/>
+            <w:tcBorders>
+              <w:top w:val="nil"/>
+            </w:tcBorders>
+            <w:textDirection w:val="btLr"/>
+          </w:tcPr>
+          <w:p>
+            <w:pPr>
+              <w:rPr>
+                <w:sz w:val="2"/>
+                <w:szCs w:val="2"/>
+              </w:rPr>
+            </w:pPr>
+          </w:p>
+        </w:tc>
+        <w:tc>
+          <w:tcPr>
+            <w:tcW w:w="1154" w:type="dxa"/>
+            <w:vMerge/>
+            <w:tcBorders>
+              <w:top w:val="nil"/>
+            </w:tcBorders>
+          </w:tcPr>
+          <w:p>
+            <w:pPr>
+              <w:rPr>
+                <w:sz w:val="2"/>
+                <w:szCs w:val="2"/>
+              </w:rPr>
+            </w:pPr>
+          </w:p>
+        </w:tc>
+        <w:tc>
+          <w:tcPr>
+            <w:tcW w:w="2623" w:type="dxa"/>
+          </w:tcPr>
+          <w:p>
+            <w:pPr>
+              <w:pStyle w:val="TableParagraph"/>
+              <w:spacing w:line="240" w:lineRule="auto" w:before="0" w:after="0"/>
+              <w:ind w:left="72"/>
+              <w:rPr>
+                <w:sz w:val="16"/>
+              </w:rPr>
+            </w:pPr>
+            <w:r>
+              <w:rPr>
+                <w:sz w:val="15"/>
+              </w:rPr>
+              <w:t>DERECHO EMPRESARIAL Y DE SOCIEDADES</w:t>
+            </w:r>
+            <w:r>
+              <w:rPr>
+                <w:spacing w:val="-12"/>
+                <w:sz w:val="15"/>
+              </w:rPr>
+            </w:r>
+            <w:r>
+              <w:rPr>
+                <w:sz w:val="15"/>
+              </w:rPr>
+            </w:r>
+            <w:r>
+              <w:rPr>
+                <w:spacing w:val="-11"/>
+                <w:sz w:val="15"/>
+              </w:rPr>
+            </w:r>
+            <w:r>
+              <w:rPr>
+                <w:sz w:val="15"/>
+              </w:rPr>
+            </w:r>
+            <w:r>
+              <w:rPr>
+                <w:spacing w:val="-2"/>
+                <w:sz w:val="15"/>
+              </w:rPr>
+            </w:r>
+          </w:p>
+        </w:tc>
+        <w:tc>
+          <w:tcPr>
+            <w:tcW w:w="858" w:type="dxa"/>
+          </w:tcPr>
+          <w:p>
+            <w:pPr>
+              <w:pStyle w:val="TableParagraph"/>
+              <w:spacing w:before="0" w:after="0" w:line="240" w:lineRule="auto"/>
+              <w:ind w:left="15" w:right="4"/>
+              <w:jc w:val="center"/>
+              <w:rPr>
+                <w:sz w:val="16"/>
+              </w:rPr>
+            </w:pPr>
+            <w:r>
+              <w:rPr>
+                <w:spacing w:val="-10"/>
+                <w:sz w:val="15"/>
+              </w:rPr>
+              <w:t>3</w:t>
+            </w:r>
+          </w:p>
+        </w:tc>
+        <w:tc>
+          <w:tcPr>
+            <w:tcW w:w="489" w:type="dxa"/>
+          </w:tcPr>
+          <w:p>
+            <w:pPr>
+              <w:pStyle w:val="TableParagraph"/>
+              <w:spacing w:before="0" w:after="0" w:line="240" w:lineRule="auto"/>
+              <w:rPr>
+                <w:rFonts w:ascii="Times New Roman"/>
+                <w:sz w:val="18"/>
+              </w:rPr>
+            </w:pPr>
+            <w:r>
+              <w:rPr>
+                <w:sz w:val="15"/>
+              </w:rPr>
+            </w:r>
+          </w:p>
+        </w:tc>
+        <w:tc>
+          <w:tcPr>
+            <w:tcW w:w="2335" w:type="dxa"/>
+          </w:tcPr>
+          <w:p>
+            <w:pPr>
+              <w:pStyle w:val="TableParagraph"/>
+              <w:spacing w:before="0" w:after="0" w:line="240" w:lineRule="auto"/>
+              <w:rPr>
+                <w:rFonts w:ascii="Times New Roman"/>
+                <w:sz w:val="18"/>
+              </w:rPr>
+            </w:pPr>
+            <w:r>
+              <w:rPr>
+                <w:sz w:val="15"/>
+              </w:rPr>
+            </w:r>
+          </w:p>
+        </w:tc>
+        <w:tc>
+          <w:tcPr>
+            <w:tcW w:w="851" w:type="dxa"/>
+          </w:tcPr>
+          <w:p>
+            <w:pPr>
+              <w:pStyle w:val="TableParagraph"/>
+              <w:spacing w:before="0" w:after="0" w:line="240" w:lineRule="auto"/>
+              <w:rPr>
+                <w:rFonts w:ascii="Times New Roman"/>
+                <w:sz w:val="18"/>
+              </w:rPr>
+            </w:pPr>
+            <w:r>
+              <w:rPr>
+                <w:sz w:val="15"/>
+              </w:rPr>
+            </w:r>
+          </w:p>
+        </w:tc>
+        <w:tc>
+          <w:tcPr>
+            <w:tcW w:w="1413" w:type="dxa"/>
+            <w:vMerge/>
+            <w:tcBorders>
+              <w:top w:val="nil"/>
+            </w:tcBorders>
+          </w:tcPr>
+          <w:p>
+            <w:pPr>
+              <w:rPr>
+                <w:sz w:val="2"/>
+                <w:szCs w:val="2"/>
+              </w:rPr>
+            </w:pPr>
+          </w:p>
+        </w:tc>
+      </w:tr>
+      <w:tr>
+        <w:trPr>
+          <w:trHeight w:val="369"/>
+        </w:trPr>
+        <w:tc>
+          <w:tcPr>
+            <w:tcW w:w="334" w:type="dxa"/>
+            <w:vMerge/>
+            <w:tcBorders>
+              <w:top w:val="nil"/>
+            </w:tcBorders>
+            <w:textDirection w:val="btLr"/>
+          </w:tcPr>
+          <w:p>
+            <w:pPr>
+              <w:rPr>
+                <w:sz w:val="2"/>
+                <w:szCs w:val="2"/>
+              </w:rPr>
+            </w:pPr>
+          </w:p>
+        </w:tc>
+        <w:tc>
+          <w:tcPr>
+            <w:tcW w:w="1154" w:type="dxa"/>
+            <w:vMerge/>
+            <w:tcBorders>
+              <w:top w:val="nil"/>
+            </w:tcBorders>
+          </w:tcPr>
+          <w:p>
+            <w:pPr>
+              <w:rPr>
+                <w:sz w:val="2"/>
+                <w:szCs w:val="2"/>
+              </w:rPr>
+            </w:pPr>
+          </w:p>
+        </w:tc>
+        <w:tc>
+          <w:tcPr>
+            <w:tcW w:w="2623" w:type="dxa"/>
+          </w:tcPr>
+          <w:p>
+            <w:pPr>
+              <w:pStyle w:val="TableParagraph"/>
+              <w:spacing w:line="240" w:lineRule="auto" w:before="0" w:after="0"/>
+              <w:ind w:left="72"/>
+              <w:rPr>
+                <w:sz w:val="16"/>
+              </w:rPr>
+            </w:pPr>
+            <w:r>
+              <w:rPr>
+                <w:sz w:val="15"/>
+              </w:rPr>
+              <w:t>MICROECONOMÍA</w:t>
+            </w:r>
+            <w:r>
+              <w:rPr>
+                <w:spacing w:val="-12"/>
+                <w:sz w:val="15"/>
+              </w:rPr>
+            </w:r>
+            <w:r>
+              <w:rPr>
+                <w:sz w:val="15"/>
+              </w:rPr>
+            </w:r>
+            <w:r>
+              <w:rPr>
+                <w:spacing w:val="-11"/>
+                <w:sz w:val="15"/>
+              </w:rPr>
+            </w:r>
+            <w:r>
+              <w:rPr>
+                <w:sz w:val="15"/>
+              </w:rPr>
+            </w:r>
+            <w:r>
+              <w:rPr>
+                <w:spacing w:val="-2"/>
+                <w:sz w:val="15"/>
+              </w:rPr>
+            </w:r>
+          </w:p>
+        </w:tc>
+        <w:tc>
+          <w:tcPr>
+            <w:tcW w:w="858" w:type="dxa"/>
+          </w:tcPr>
+          <w:p>
+            <w:pPr>
+              <w:pStyle w:val="TableParagraph"/>
+              <w:spacing w:before="0" w:after="0" w:line="240" w:lineRule="auto"/>
+              <w:ind w:left="15" w:right="4"/>
+              <w:jc w:val="center"/>
+              <w:rPr>
+                <w:sz w:val="16"/>
+              </w:rPr>
+            </w:pPr>
+            <w:r>
+              <w:rPr>
+                <w:spacing w:val="-10"/>
+                <w:sz w:val="15"/>
+              </w:rPr>
+              <w:t>4</w:t>
+            </w:r>
+          </w:p>
+        </w:tc>
+        <w:tc>
+          <w:tcPr>
+            <w:tcW w:w="489" w:type="dxa"/>
+          </w:tcPr>
+          <w:p>
+            <w:pPr>
+              <w:pStyle w:val="TableParagraph"/>
+              <w:spacing w:before="0" w:after="0" w:line="240" w:lineRule="auto"/>
+              <w:rPr>
+                <w:rFonts w:ascii="Times New Roman"/>
+                <w:sz w:val="18"/>
+              </w:rPr>
+            </w:pPr>
+            <w:r>
+              <w:rPr>
+                <w:sz w:val="15"/>
+              </w:rPr>
+            </w:r>
+          </w:p>
+        </w:tc>
+        <w:tc>
+          <w:tcPr>
+            <w:tcW w:w="2335" w:type="dxa"/>
+          </w:tcPr>
+          <w:p>
+            <w:pPr>
+              <w:pStyle w:val="TableParagraph"/>
+              <w:spacing w:before="0" w:after="0" w:line="240" w:lineRule="auto"/>
+              <w:rPr>
+                <w:rFonts w:ascii="Times New Roman"/>
+                <w:sz w:val="18"/>
+              </w:rPr>
+            </w:pPr>
+            <w:r>
+              <w:rPr>
+                <w:sz w:val="15"/>
+              </w:rPr>
+            </w:r>
+          </w:p>
+        </w:tc>
+        <w:tc>
+          <w:tcPr>
+            <w:tcW w:w="851" w:type="dxa"/>
+          </w:tcPr>
+          <w:p>
+            <w:pPr>
+              <w:pStyle w:val="TableParagraph"/>
+              <w:spacing w:before="0" w:after="0" w:line="240" w:lineRule="auto"/>
+              <w:rPr>
+                <w:rFonts w:ascii="Times New Roman"/>
+                <w:sz w:val="18"/>
+              </w:rPr>
+            </w:pPr>
+            <w:r>
+              <w:rPr>
+                <w:sz w:val="15"/>
+              </w:rPr>
+            </w:r>
+          </w:p>
+        </w:tc>
+        <w:tc>
+          <w:tcPr>
+            <w:tcW w:w="1413" w:type="dxa"/>
+            <w:vMerge/>
+            <w:tcBorders>
+              <w:top w:val="nil"/>
+            </w:tcBorders>
+          </w:tcPr>
+          <w:p>
+            <w:pPr>
+              <w:rPr>
+                <w:sz w:val="2"/>
+                <w:szCs w:val="2"/>
+              </w:rPr>
+            </w:pPr>
+          </w:p>
+        </w:tc>
+      </w:tr>
+      <w:tr>
+        <w:trPr>
+          <w:trHeight w:val="369"/>
+        </w:trPr>
+        <w:tc>
+          <w:tcPr>
+            <w:tcW w:w="334" w:type="dxa"/>
+            <w:vMerge/>
+            <w:tcBorders>
+              <w:top w:val="nil"/>
+            </w:tcBorders>
+            <w:textDirection w:val="btLr"/>
+          </w:tcPr>
+          <w:p>
+            <w:pPr>
+              <w:rPr>
+                <w:sz w:val="2"/>
+                <w:szCs w:val="2"/>
+              </w:rPr>
+            </w:pPr>
+          </w:p>
+        </w:tc>
+        <w:tc>
+          <w:tcPr>
+            <w:tcW w:w="1154" w:type="dxa"/>
+            <w:vMerge/>
+            <w:tcBorders>
+              <w:top w:val="nil"/>
+            </w:tcBorders>
+          </w:tcPr>
+          <w:p>
+            <w:pPr>
+              <w:rPr>
+                <w:sz w:val="2"/>
+                <w:szCs w:val="2"/>
+              </w:rPr>
+            </w:pPr>
+          </w:p>
+        </w:tc>
+        <w:tc>
+          <w:tcPr>
+            <w:tcW w:w="2623" w:type="dxa"/>
+          </w:tcPr>
+          <w:p>
+            <w:pPr>
+              <w:pStyle w:val="TableParagraph"/>
+              <w:spacing w:line="240" w:lineRule="auto" w:before="0" w:after="0"/>
+              <w:ind w:left="72"/>
+              <w:rPr>
+                <w:sz w:val="16"/>
+              </w:rPr>
+            </w:pPr>
+            <w:r>
+              <w:rPr>
+                <w:sz w:val="15"/>
+              </w:rPr>
+              <w:t>IMPORTACIONES Y EXPORTACIONES</w:t>
+            </w:r>
+            <w:r>
+              <w:rPr>
+                <w:spacing w:val="-12"/>
+                <w:sz w:val="15"/>
+              </w:rPr>
+            </w:r>
+            <w:r>
+              <w:rPr>
+                <w:sz w:val="15"/>
+              </w:rPr>
+            </w:r>
+            <w:r>
+              <w:rPr>
+                <w:spacing w:val="-11"/>
+                <w:sz w:val="15"/>
+              </w:rPr>
+            </w:r>
+            <w:r>
+              <w:rPr>
+                <w:sz w:val="15"/>
+              </w:rPr>
+            </w:r>
+            <w:r>
+              <w:rPr>
+                <w:spacing w:val="-2"/>
+                <w:sz w:val="15"/>
+              </w:rPr>
+            </w:r>
+          </w:p>
+        </w:tc>
+        <w:tc>
+          <w:tcPr>
+            <w:tcW w:w="858" w:type="dxa"/>
+          </w:tcPr>
+          <w:p>
+            <w:pPr>
+              <w:pStyle w:val="TableParagraph"/>
+              <w:spacing w:before="0" w:after="0" w:line="240" w:lineRule="auto"/>
+              <w:ind w:left="15" w:right="4"/>
+              <w:jc w:val="center"/>
+              <w:rPr>
+                <w:sz w:val="16"/>
+              </w:rPr>
+            </w:pPr>
+            <w:r>
+              <w:rPr>
+                <w:spacing w:val="-10"/>
+                <w:sz w:val="15"/>
+              </w:rPr>
+              <w:t>4</w:t>
+            </w:r>
+          </w:p>
+        </w:tc>
+        <w:tc>
+          <w:tcPr>
+            <w:tcW w:w="489" w:type="dxa"/>
+          </w:tcPr>
+          <w:p>
+            <w:pPr>
+              <w:pStyle w:val="TableParagraph"/>
+              <w:spacing w:before="0" w:after="0" w:line="240" w:lineRule="auto"/>
+              <w:rPr>
+                <w:rFonts w:ascii="Times New Roman"/>
+                <w:sz w:val="18"/>
+              </w:rPr>
+            </w:pPr>
+            <w:r>
+              <w:rPr>
+                <w:sz w:val="15"/>
+              </w:rPr>
+            </w:r>
+          </w:p>
+        </w:tc>
+        <w:tc>
+          <w:tcPr>
+            <w:tcW w:w="2335" w:type="dxa"/>
+          </w:tcPr>
+          <w:p>
+            <w:pPr>
+              <w:pStyle w:val="TableParagraph"/>
+              <w:spacing w:before="0" w:after="0" w:line="240" w:lineRule="auto"/>
+              <w:rPr>
+                <w:rFonts w:ascii="Times New Roman"/>
+                <w:sz w:val="18"/>
+              </w:rPr>
+            </w:pPr>
+            <w:r>
+              <w:rPr>
+                <w:sz w:val="15"/>
+              </w:rPr>
+            </w:r>
+          </w:p>
+        </w:tc>
+        <w:tc>
+          <w:tcPr>
+            <w:tcW w:w="851" w:type="dxa"/>
+          </w:tcPr>
+          <w:p>
+            <w:pPr>
+              <w:pStyle w:val="TableParagraph"/>
+              <w:spacing w:before="0" w:after="0" w:line="240" w:lineRule="auto"/>
+              <w:rPr>
+                <w:rFonts w:ascii="Times New Roman"/>
+                <w:sz w:val="18"/>
+              </w:rPr>
+            </w:pPr>
+            <w:r>
+              <w:rPr>
+                <w:sz w:val="15"/>
+              </w:rPr>
+            </w:r>
+          </w:p>
+        </w:tc>
+        <w:tc>
+          <w:tcPr>
+            <w:tcW w:w="1413" w:type="dxa"/>
+            <w:vMerge/>
+            <w:tcBorders>
+              <w:top w:val="nil"/>
+            </w:tcBorders>
+          </w:tcPr>
+          <w:p>
+            <w:pPr>
+              <w:rPr>
+                <w:sz w:val="2"/>
+                <w:szCs w:val="2"/>
+              </w:rPr>
+            </w:pPr>
+          </w:p>
+        </w:tc>
+      </w:tr>
+      <w:tr>
+        <w:trPr>
+          <w:trHeight w:val="369"/>
+        </w:trPr>
+        <w:tc>
+          <w:tcPr>
+            <w:tcW w:w="334" w:type="dxa"/>
+            <w:vMerge/>
+            <w:tcBorders>
+              <w:top w:val="nil"/>
+            </w:tcBorders>
+            <w:textDirection w:val="btLr"/>
+          </w:tcPr>
+          <w:p>
+            <w:pPr>
+              <w:rPr>
+                <w:sz w:val="2"/>
+                <w:szCs w:val="2"/>
+              </w:rPr>
+            </w:pPr>
+          </w:p>
+        </w:tc>
+        <w:tc>
+          <w:tcPr>
+            <w:tcW w:w="1154" w:type="dxa"/>
+            <w:vMerge/>
+            <w:tcBorders>
+              <w:top w:val="nil"/>
+            </w:tcBorders>
+          </w:tcPr>
+          <w:p>
+            <w:pPr>
+              <w:rPr>
+                <w:sz w:val="2"/>
+                <w:szCs w:val="2"/>
+              </w:rPr>
+            </w:pPr>
+          </w:p>
+        </w:tc>
+        <w:tc>
+          <w:tcPr>
+            <w:tcW w:w="2623" w:type="dxa"/>
+            <w:shd w:fill="D9D9D9"/>
+          </w:tcPr>
+          <w:p>
+            <w:pPr>
+              <w:pStyle w:val="TableParagraph"/>
+              <w:spacing w:line="240" w:lineRule="auto" w:before="0" w:after="0"/>
+              <w:ind w:left="72"/>
+              <w:rPr>
+                <w:sz w:val="16"/>
+              </w:rPr>
+            </w:pPr>
+            <w:r>
+              <w:rPr>
+                <w:sz w:val="15"/>
+              </w:rPr>
+              <w:t>TOTAL DE CREDITOS A CONVALIDAR</w:t>
+            </w:r>
+            <w:r>
+              <w:rPr>
+                <w:spacing w:val="-12"/>
+                <w:sz w:val="15"/>
+              </w:rPr>
+            </w:r>
+            <w:r>
+              <w:rPr>
+                <w:sz w:val="15"/>
+              </w:rPr>
+            </w:r>
+            <w:r>
+              <w:rPr>
+                <w:spacing w:val="-11"/>
+                <w:sz w:val="15"/>
+              </w:rPr>
+            </w:r>
+            <w:r>
+              <w:rPr>
+                <w:sz w:val="15"/>
+              </w:rPr>
+            </w:r>
+            <w:r>
+              <w:rPr>
+                <w:spacing w:val="-2"/>
+                <w:sz w:val="15"/>
+              </w:rPr>
+            </w:r>
+          </w:p>
+        </w:tc>
+        <w:tc>
+          <w:tcPr>
+            <w:tcW w:w="858" w:type="dxa"/>
+            <w:shd w:fill="D9D9D9"/>
+          </w:tcPr>
+          <w:p>
+            <w:pPr>
+              <w:pStyle w:val="TableParagraph"/>
+              <w:spacing w:before="0" w:after="0" w:line="240" w:lineRule="auto"/>
+              <w:ind w:left="15" w:right="4"/>
+              <w:jc w:val="center"/>
+              <w:rPr>
+                <w:sz w:val="16"/>
+              </w:rPr>
+            </w:pPr>
+            <w:r>
+              <w:rPr>
+                <w:spacing w:val="-10"/>
+                <w:sz w:val="15"/>
+              </w:rPr>
+              <w:t>108</w:t>
+            </w:r>
+          </w:p>
+        </w:tc>
+        <w:tc>
+          <w:tcPr>
+            <w:tcW w:w="489" w:type="dxa"/>
+          </w:tcPr>
+          <w:p>
+            <w:pPr>
+              <w:pStyle w:val="TableParagraph"/>
+              <w:spacing w:before="0" w:after="0" w:line="240" w:lineRule="auto"/>
+              <w:rPr>
+                <w:rFonts w:ascii="Times New Roman"/>
+                <w:sz w:val="18"/>
+              </w:rPr>
+            </w:pPr>
+            <w:r>
+              <w:rPr>
+                <w:sz w:val="15"/>
+              </w:rPr>
+            </w:r>
+          </w:p>
+        </w:tc>
+        <w:tc>
+          <w:tcPr>
+            <w:tcW w:w="2335" w:type="dxa"/>
+          </w:tcPr>
+          <w:p>
+            <w:pPr>
+              <w:pStyle w:val="TableParagraph"/>
+              <w:spacing w:before="0" w:after="0" w:line="240" w:lineRule="auto"/>
+              <w:rPr>
+                <w:rFonts w:ascii="Times New Roman"/>
+                <w:sz w:val="18"/>
+              </w:rPr>
+            </w:pPr>
+            <w:r>
+              <w:rPr>
+                <w:sz w:val="15"/>
+              </w:rPr>
+            </w:r>
+          </w:p>
+        </w:tc>
+        <w:tc>
+          <w:tcPr>
+            <w:tcW w:w="851" w:type="dxa"/>
+          </w:tcPr>
+          <w:p>
+            <w:pPr>
+              <w:pStyle w:val="TableParagraph"/>
+              <w:spacing w:before="0" w:after="0" w:line="240" w:lineRule="auto"/>
+              <w:rPr>
+                <w:rFonts w:ascii="Times New Roman"/>
+                <w:sz w:val="18"/>
+              </w:rPr>
+            </w:pPr>
+            <w:r>
+              <w:rPr>
+                <w:sz w:val="15"/>
+              </w:rPr>
+            </w:r>
           </w:p>
         </w:tc>
         <w:tc>
@@ -5605,14 +8708,6 @@
           <w:sz w:val="2"/>
           <w:szCs w:val="2"/>
         </w:rPr>
-        <w:sectPr>
-          <w:footerReference w:type="default" r:id="rId7"/>
-          <w:type w:val="continuous"/>
-          <w:pgSz w:w="11920" w:h="16850"/>
-          <w:pgMar w:top="720" w:right="566" w:bottom="580" w:left="850" w:header="0" w:footer="392" w:gutter="0"/>
-          <w:pgNumType w:start="1"/>
-          <w:cols w:space="720"/>
-        </w:sectPr>
       </w:pPr>
     </w:p>
     <w:p>
@@ -5625,3819 +8720,6 @@
         </w:rPr>
       </w:pPr>
     </w:p>
-    <w:tbl>
-      <w:tblPr>
-        <w:tblStyle w:val="TableNormal"/>
-        <w:tblW w:w="0" w:type="auto"/>
-        <w:tblInd w:w="23" w:type="dxa"/>
-        <w:tblBorders>
-          <w:top w:val="single" w:sz="4" w:space="0" w:color="000000"/>
-          <w:left w:val="single" w:sz="4" w:space="0" w:color="000000"/>
-          <w:bottom w:val="single" w:sz="4" w:space="0" w:color="000000"/>
-          <w:right w:val="single" w:sz="4" w:space="0" w:color="000000"/>
-          <w:insideH w:val="single" w:sz="4" w:space="0" w:color="000000"/>
-          <w:insideV w:val="single" w:sz="4" w:space="0" w:color="000000"/>
-        </w:tblBorders>
-        <w:tblLayout w:type="fixed"/>
-        <w:tblLook w:val="01E0" w:firstRow="1" w:lastRow="1" w:firstColumn="1" w:lastColumn="1" w:noHBand="0" w:noVBand="0"/>
-      </w:tblPr>
-      <w:tblGrid>
-        <w:gridCol w:w="334"/>
-        <w:gridCol w:w="1154"/>
-        <w:gridCol w:w="194"/>
-        <w:gridCol w:w="2429"/>
-        <w:gridCol w:w="859"/>
-        <w:gridCol w:w="490"/>
-        <w:gridCol w:w="1721"/>
-        <w:gridCol w:w="615"/>
-        <w:gridCol w:w="852"/>
-        <w:gridCol w:w="1414"/>
-        <w:gridCol w:w="240"/>
-      </w:tblGrid>
-      <w:tr>
-        <w:trPr>
-          <w:trHeight w:val="563"/>
-        </w:trPr>
-        <w:tc>
-          <w:tcPr>
-            <w:tcW w:w="334" w:type="dxa"/>
-            <w:vMerge w:val="restart"/>
-            <w:tcBorders>
-              <w:top w:val="nil"/>
-              <w:left w:val="nil"/>
-              <w:right w:val="nil"/>
-            </w:tcBorders>
-          </w:tcPr>
-          <w:p>
-            <w:pPr>
-              <w:pStyle w:val="TableParagraph"/>
-              <w:rPr>
-                <w:rFonts w:ascii="Times New Roman"/>
-                <w:sz w:val="16"/>
-              </w:rPr>
-            </w:pPr>
-          </w:p>
-        </w:tc>
-        <w:tc>
-          <w:tcPr>
-            <w:tcW w:w="1348" w:type="dxa"/>
-            <w:gridSpan w:val="2"/>
-            <w:vMerge w:val="restart"/>
-          </w:tcPr>
-          <w:p>
-            <w:pPr>
-              <w:pStyle w:val="TableParagraph"/>
-              <w:spacing w:before="9" w:after="1"/>
-              <w:rPr>
-                <w:rFonts w:ascii="Calibri Light"/>
-                <w:sz w:val="15"/>
-              </w:rPr>
-            </w:pPr>
-          </w:p>
-          <w:p>
-            <w:pPr>
-              <w:pStyle w:val="TableParagraph"/>
-              <w:ind w:left="213"/>
-              <w:rPr>
-                <w:rFonts w:ascii="Calibri Light"/>
-                <w:sz w:val="20"/>
-              </w:rPr>
-            </w:pPr>
-            <w:r>
-              <w:rPr>
-                <w:rFonts w:ascii="Calibri Light"/>
-                <w:noProof/>
-                <w:sz w:val="20"/>
-              </w:rPr>
-              <w:drawing>
-                <wp:inline distT="0" distB="0" distL="0" distR="0" wp14:anchorId="6440D0DE" wp14:editId="6440D0DF">
-                  <wp:extent cx="531994" cy="592074"/>
-                  <wp:effectExtent l="0" t="0" r="0" b="0"/>
-                  <wp:docPr id="4" name="Image 4"/>
-                  <wp:cNvGraphicFramePr>
-                    <a:graphicFrameLocks xmlns:a="http://schemas.openxmlformats.org/drawingml/2006/main"/>
-                  </wp:cNvGraphicFramePr>
-                  <a:graphic xmlns:a="http://schemas.openxmlformats.org/drawingml/2006/main">
-                    <a:graphicData uri="http://schemas.openxmlformats.org/drawingml/2006/picture">
-                      <pic:pic xmlns:pic="http://schemas.openxmlformats.org/drawingml/2006/picture">
-                        <pic:nvPicPr>
-                          <pic:cNvPr id="4" name="Image 4"/>
-                          <pic:cNvPicPr/>
-                        </pic:nvPicPr>
-                        <pic:blipFill>
-                          <a:blip r:embed="rId6" cstate="print"/>
-                          <a:stretch>
-                            <a:fillRect/>
-                          </a:stretch>
-                        </pic:blipFill>
-                        <pic:spPr>
-                          <a:xfrm>
-                            <a:off x="0" y="0"/>
-                            <a:ext cx="531994" cy="592074"/>
-                          </a:xfrm>
-                          <a:prstGeom prst="rect">
-                            <a:avLst/>
-                          </a:prstGeom>
-                        </pic:spPr>
-                      </pic:pic>
-                    </a:graphicData>
-                  </a:graphic>
-                </wp:inline>
-              </w:drawing>
-            </w:r>
-          </w:p>
-        </w:tc>
-        <w:tc>
-          <w:tcPr>
-            <w:tcW w:w="5499" w:type="dxa"/>
-            <w:gridSpan w:val="4"/>
-            <w:vMerge w:val="restart"/>
-          </w:tcPr>
-          <w:p>
-            <w:pPr>
-              <w:pStyle w:val="TableParagraph"/>
-              <w:spacing w:before="155"/>
-              <w:ind w:left="1018" w:hanging="27"/>
-              <w:rPr>
-                <w:rFonts w:ascii="Arial"/>
-                <w:b/>
-                <w:sz w:val="19"/>
-              </w:rPr>
-            </w:pPr>
-            <w:r>
-              <w:rPr>
-                <w:rFonts w:ascii="Arial"/>
-                <w:b/>
-                <w:color w:val="890000"/>
-                <w:sz w:val="19"/>
-              </w:rPr>
-              <w:t>UNIVERSIDAD</w:t>
-            </w:r>
-            <w:r>
-              <w:rPr>
-                <w:rFonts w:ascii="Arial"/>
-                <w:b/>
-                <w:color w:val="890000"/>
-                <w:spacing w:val="-9"/>
-                <w:sz w:val="19"/>
-              </w:rPr>
-              <w:t xml:space="preserve"> </w:t>
-            </w:r>
-            <w:r>
-              <w:rPr>
-                <w:rFonts w:ascii="Arial"/>
-                <w:b/>
-                <w:color w:val="890000"/>
-                <w:sz w:val="19"/>
-              </w:rPr>
-              <w:t>PRIVADA</w:t>
-            </w:r>
-            <w:r>
-              <w:rPr>
-                <w:rFonts w:ascii="Arial"/>
-                <w:b/>
-                <w:color w:val="890000"/>
-                <w:spacing w:val="-9"/>
-                <w:sz w:val="19"/>
-              </w:rPr>
-              <w:t xml:space="preserve"> </w:t>
-            </w:r>
-            <w:r>
-              <w:rPr>
-                <w:rFonts w:ascii="Arial"/>
-                <w:b/>
-                <w:color w:val="890000"/>
-                <w:sz w:val="19"/>
-              </w:rPr>
-              <w:t>DE</w:t>
-            </w:r>
-            <w:r>
-              <w:rPr>
-                <w:rFonts w:ascii="Arial"/>
-                <w:b/>
-                <w:color w:val="890000"/>
-                <w:spacing w:val="-8"/>
-                <w:sz w:val="19"/>
-              </w:rPr>
-              <w:t xml:space="preserve"> </w:t>
-            </w:r>
-            <w:r>
-              <w:rPr>
-                <w:rFonts w:ascii="Arial"/>
-                <w:b/>
-                <w:color w:val="890000"/>
-                <w:spacing w:val="-2"/>
-                <w:sz w:val="19"/>
-              </w:rPr>
-              <w:t>TRUJILLO</w:t>
-            </w:r>
-          </w:p>
-          <w:p>
-            <w:pPr>
-              <w:pStyle w:val="TableParagraph"/>
-              <w:spacing w:before="108" w:line="242" w:lineRule="auto"/>
-              <w:ind w:left="706" w:right="130" w:firstLine="312"/>
-              <w:rPr>
-                <w:rFonts w:ascii="Arial" w:hAnsi="Arial"/>
-                <w:b/>
-                <w:sz w:val="18"/>
-              </w:rPr>
-            </w:pPr>
-            <w:r>
-              <w:rPr>
-                <w:rFonts w:ascii="Arial" w:hAnsi="Arial"/>
-                <w:b/>
-                <w:sz w:val="18"/>
-              </w:rPr>
-              <w:t>CONVALIDACIÓN POR COMPETENCIAS CARRERA</w:t>
-            </w:r>
-            <w:r>
-              <w:rPr>
-                <w:rFonts w:ascii="Arial" w:hAnsi="Arial"/>
-                <w:b/>
-                <w:spacing w:val="-11"/>
-                <w:sz w:val="18"/>
-              </w:rPr>
-              <w:t xml:space="preserve"> </w:t>
-            </w:r>
-            <w:r>
-              <w:rPr>
-                <w:rFonts w:ascii="Arial" w:hAnsi="Arial"/>
-                <w:b/>
-                <w:sz w:val="18"/>
-              </w:rPr>
-              <w:t>PROFESIONAL</w:t>
-            </w:r>
-            <w:r>
-              <w:rPr>
-                <w:rFonts w:ascii="Arial" w:hAnsi="Arial"/>
-                <w:b/>
-                <w:spacing w:val="-11"/>
-                <w:sz w:val="18"/>
-              </w:rPr>
-              <w:t xml:space="preserve"> </w:t>
-            </w:r>
-            <w:r>
-              <w:rPr>
-                <w:rFonts w:ascii="Arial" w:hAnsi="Arial"/>
-                <w:b/>
-                <w:sz w:val="18"/>
-              </w:rPr>
-              <w:t>DE</w:t>
-            </w:r>
-            <w:r>
-              <w:rPr>
-                <w:rFonts w:ascii="Arial" w:hAnsi="Arial"/>
-                <w:b/>
-                <w:spacing w:val="-9"/>
-                <w:sz w:val="18"/>
-              </w:rPr>
-              <w:t xml:space="preserve"> </w:t>
-            </w:r>
-            <w:r>
-              <w:rPr>
-                <w:rFonts w:ascii="Arial" w:hAnsi="Arial"/>
-                <w:b/>
-                <w:sz w:val="18"/>
-              </w:rPr>
-              <w:t>CONTABILIDAD</w:t>
-            </w:r>
-            <w:r>
-              <w:rPr>
-                <w:rFonts w:ascii="Arial" w:hAnsi="Arial"/>
-                <w:b/>
-                <w:spacing w:val="-11"/>
-                <w:sz w:val="18"/>
-              </w:rPr>
-              <w:t xml:space="preserve"> </w:t>
-            </w:r>
-            <w:r>
-              <w:rPr>
-                <w:rFonts w:ascii="Arial" w:hAnsi="Arial"/>
-                <w:b/>
-                <w:sz w:val="18"/>
-              </w:rPr>
-              <w:t>Y</w:t>
-            </w:r>
-          </w:p>
-          <w:p>
-            <w:pPr>
-              <w:pStyle w:val="TableParagraph"/>
-              <w:spacing w:line="204" w:lineRule="exact"/>
-              <w:ind w:left="2070"/>
-              <w:rPr>
-                <w:rFonts w:ascii="Arial" w:hAnsi="Arial"/>
-                <w:b/>
-                <w:sz w:val="18"/>
-              </w:rPr>
-            </w:pPr>
-            <w:r>
-              <w:rPr>
-                <w:rFonts w:ascii="Arial" w:hAnsi="Arial"/>
-                <w:b/>
-                <w:sz w:val="18"/>
-              </w:rPr>
-              <w:t>FINANZAS</w:t>
-            </w:r>
-            <w:r>
-              <w:rPr>
-                <w:rFonts w:ascii="Arial" w:hAnsi="Arial"/>
-                <w:b/>
-                <w:spacing w:val="-4"/>
-                <w:sz w:val="18"/>
-              </w:rPr>
-              <w:t xml:space="preserve"> </w:t>
-            </w:r>
-            <w:r>
-              <w:rPr>
-                <w:rFonts w:ascii="Arial" w:hAnsi="Arial"/>
-                <w:b/>
-                <w:sz w:val="18"/>
-              </w:rPr>
-              <w:t>–</w:t>
-            </w:r>
-            <w:r>
-              <w:rPr>
-                <w:rFonts w:ascii="Arial" w:hAnsi="Arial"/>
-                <w:b/>
-                <w:spacing w:val="-3"/>
-                <w:sz w:val="18"/>
-              </w:rPr>
-              <w:t xml:space="preserve"> </w:t>
-            </w:r>
-            <w:r>
-              <w:rPr>
-                <w:rFonts w:ascii="Arial" w:hAnsi="Arial"/>
-                <w:b/>
-                <w:sz w:val="18"/>
-              </w:rPr>
-              <w:t>2</w:t>
-            </w:r>
-            <w:r>
-              <w:rPr>
-                <w:rFonts w:ascii="Arial" w:hAnsi="Arial"/>
-                <w:b/>
-                <w:spacing w:val="-4"/>
-                <w:sz w:val="18"/>
-              </w:rPr>
-              <w:t xml:space="preserve"> AÑOS</w:t>
-            </w:r>
-          </w:p>
-        </w:tc>
-        <w:tc>
-          <w:tcPr>
-            <w:tcW w:w="1467" w:type="dxa"/>
-            <w:gridSpan w:val="2"/>
-          </w:tcPr>
-          <w:p>
-            <w:pPr>
-              <w:pStyle w:val="TableParagraph"/>
-              <w:spacing w:before="172"/>
-              <w:ind w:left="366"/>
-              <w:rPr>
-                <w:rFonts w:ascii="Arial" w:hAnsi="Arial"/>
-                <w:b/>
-                <w:sz w:val="19"/>
-              </w:rPr>
-            </w:pPr>
-            <w:r>
-              <w:rPr>
-                <w:rFonts w:ascii="Arial" w:hAnsi="Arial"/>
-                <w:b/>
-                <w:spacing w:val="-2"/>
-                <w:sz w:val="19"/>
-              </w:rPr>
-              <w:t>Código:</w:t>
-            </w:r>
-          </w:p>
-        </w:tc>
-        <w:tc>
-          <w:tcPr>
-            <w:tcW w:w="1654" w:type="dxa"/>
-            <w:gridSpan w:val="2"/>
-          </w:tcPr>
-          <w:p>
-            <w:pPr>
-              <w:pStyle w:val="TableParagraph"/>
-              <w:spacing w:before="172"/>
-              <w:ind w:left="274"/>
-              <w:rPr>
-                <w:sz w:val="19"/>
-              </w:rPr>
-            </w:pPr>
-            <w:r>
-              <w:rPr>
-                <w:spacing w:val="-2"/>
-                <w:sz w:val="19"/>
-              </w:rPr>
-              <w:t>FR-VRA-</w:t>
-            </w:r>
-            <w:r>
-              <w:rPr>
-                <w:spacing w:val="-5"/>
-                <w:sz w:val="19"/>
-              </w:rPr>
-              <w:t>166</w:t>
-            </w:r>
-          </w:p>
-        </w:tc>
-      </w:tr>
-      <w:tr>
-        <w:trPr>
-          <w:trHeight w:val="748"/>
-        </w:trPr>
-        <w:tc>
-          <w:tcPr>
-            <w:tcW w:w="334" w:type="dxa"/>
-            <w:vMerge/>
-            <w:tcBorders>
-              <w:top w:val="nil"/>
-              <w:left w:val="nil"/>
-              <w:right w:val="nil"/>
-            </w:tcBorders>
-          </w:tcPr>
-          <w:p>
-            <w:pPr>
-              <w:rPr>
-                <w:sz w:val="2"/>
-                <w:szCs w:val="2"/>
-              </w:rPr>
-            </w:pPr>
-          </w:p>
-        </w:tc>
-        <w:tc>
-          <w:tcPr>
-            <w:tcW w:w="1348" w:type="dxa"/>
-            <w:gridSpan w:val="2"/>
-            <w:vMerge/>
-            <w:tcBorders>
-              <w:top w:val="nil"/>
-            </w:tcBorders>
-          </w:tcPr>
-          <w:p>
-            <w:pPr>
-              <w:rPr>
-                <w:sz w:val="2"/>
-                <w:szCs w:val="2"/>
-              </w:rPr>
-            </w:pPr>
-          </w:p>
-        </w:tc>
-        <w:tc>
-          <w:tcPr>
-            <w:tcW w:w="5499" w:type="dxa"/>
-            <w:gridSpan w:val="4"/>
-            <w:vMerge/>
-            <w:tcBorders>
-              <w:top w:val="nil"/>
-            </w:tcBorders>
-          </w:tcPr>
-          <w:p>
-            <w:pPr>
-              <w:rPr>
-                <w:sz w:val="2"/>
-                <w:szCs w:val="2"/>
-              </w:rPr>
-            </w:pPr>
-          </w:p>
-        </w:tc>
-        <w:tc>
-          <w:tcPr>
-            <w:tcW w:w="1467" w:type="dxa"/>
-            <w:gridSpan w:val="2"/>
-          </w:tcPr>
-          <w:p>
-            <w:pPr>
-              <w:pStyle w:val="TableParagraph"/>
-              <w:spacing w:before="34"/>
-              <w:rPr>
-                <w:rFonts w:ascii="Calibri Light"/>
-                <w:sz w:val="19"/>
-              </w:rPr>
-            </w:pPr>
-          </w:p>
-          <w:p>
-            <w:pPr>
-              <w:pStyle w:val="TableParagraph"/>
-              <w:ind w:left="380"/>
-              <w:rPr>
-                <w:rFonts w:ascii="Arial" w:hAnsi="Arial"/>
-                <w:b/>
-                <w:sz w:val="19"/>
-              </w:rPr>
-            </w:pPr>
-            <w:r>
-              <w:rPr>
-                <w:rFonts w:ascii="Arial" w:hAnsi="Arial"/>
-                <w:b/>
-                <w:spacing w:val="-2"/>
-                <w:sz w:val="19"/>
-              </w:rPr>
-              <w:t>Página:</w:t>
-            </w:r>
-          </w:p>
-        </w:tc>
-        <w:tc>
-          <w:tcPr>
-            <w:tcW w:w="1654" w:type="dxa"/>
-            <w:gridSpan w:val="2"/>
-          </w:tcPr>
-          <w:p>
-            <w:pPr>
-              <w:pStyle w:val="TableParagraph"/>
-              <w:spacing w:before="34"/>
-              <w:rPr>
-                <w:rFonts w:ascii="Calibri Light"/>
-                <w:sz w:val="19"/>
-              </w:rPr>
-            </w:pPr>
-          </w:p>
-          <w:p>
-            <w:pPr>
-              <w:pStyle w:val="TableParagraph"/>
-              <w:ind w:left="231"/>
-              <w:rPr>
-                <w:rFonts w:ascii="Arial" w:hAnsi="Arial"/>
-                <w:b/>
-                <w:sz w:val="19"/>
-              </w:rPr>
-            </w:pPr>
-            <w:r>
-              <w:rPr>
-                <w:sz w:val="19"/>
-              </w:rPr>
-              <w:t>Página</w:t>
-            </w:r>
-            <w:r>
-              <w:rPr>
-                <w:spacing w:val="-3"/>
-                <w:sz w:val="19"/>
-              </w:rPr>
-              <w:t xml:space="preserve"> </w:t>
-            </w:r>
-            <w:r>
-              <w:rPr>
-                <w:rFonts w:ascii="Arial" w:hAnsi="Arial"/>
-                <w:b/>
-                <w:sz w:val="19"/>
-              </w:rPr>
-              <w:t>2</w:t>
-            </w:r>
-            <w:r>
-              <w:rPr>
-                <w:rFonts w:ascii="Arial" w:hAnsi="Arial"/>
-                <w:b/>
-                <w:spacing w:val="-3"/>
-                <w:sz w:val="19"/>
-              </w:rPr>
-              <w:t xml:space="preserve"> </w:t>
-            </w:r>
-            <w:r>
-              <w:rPr>
-                <w:sz w:val="19"/>
-              </w:rPr>
-              <w:t>de</w:t>
-            </w:r>
-            <w:r>
-              <w:rPr>
-                <w:spacing w:val="-3"/>
-                <w:sz w:val="19"/>
-              </w:rPr>
-              <w:t xml:space="preserve"> </w:t>
-            </w:r>
-            <w:r>
-              <w:rPr>
-                <w:rFonts w:ascii="Arial" w:hAnsi="Arial"/>
-                <w:b/>
-                <w:spacing w:val="-10"/>
-                <w:sz w:val="19"/>
-              </w:rPr>
-              <w:t>3</w:t>
-            </w:r>
-          </w:p>
-        </w:tc>
-      </w:tr>
-      <w:tr>
-        <w:trPr>
-          <w:trHeight w:val="261"/>
-        </w:trPr>
-        <w:tc>
-          <w:tcPr>
-            <w:tcW w:w="334" w:type="dxa"/>
-            <w:vMerge/>
-            <w:tcBorders>
-              <w:top w:val="nil"/>
-              <w:left w:val="nil"/>
-              <w:right w:val="nil"/>
-            </w:tcBorders>
-          </w:tcPr>
-          <w:p>
-            <w:pPr>
-              <w:rPr>
-                <w:sz w:val="2"/>
-                <w:szCs w:val="2"/>
-              </w:rPr>
-            </w:pPr>
-          </w:p>
-        </w:tc>
-        <w:tc>
-          <w:tcPr>
-            <w:tcW w:w="1154" w:type="dxa"/>
-            <w:vMerge w:val="restart"/>
-          </w:tcPr>
-          <w:p>
-            <w:pPr>
-              <w:pStyle w:val="TableParagraph"/>
-              <w:rPr>
-                <w:rFonts w:ascii="Times New Roman"/>
-                <w:sz w:val="16"/>
-              </w:rPr>
-            </w:pPr>
-          </w:p>
-        </w:tc>
-        <w:tc>
-          <w:tcPr>
-            <w:tcW w:w="2623" w:type="dxa"/>
-            <w:gridSpan w:val="2"/>
-            <w:tcBorders>
-              <w:top w:val="nil"/>
-            </w:tcBorders>
-          </w:tcPr>
-          <w:p>
-            <w:pPr>
-              <w:pStyle w:val="TableParagraph"/>
-              <w:spacing w:before="56"/>
-              <w:ind w:left="72"/>
-              <w:rPr>
-                <w:sz w:val="16"/>
-              </w:rPr>
-            </w:pPr>
-            <w:r>
-              <w:rPr>
-                <w:sz w:val="16"/>
-              </w:rPr>
-              <w:t>CONTABILIDAD</w:t>
-            </w:r>
-            <w:r>
-              <w:rPr>
-                <w:spacing w:val="-11"/>
-                <w:sz w:val="16"/>
-              </w:rPr>
-              <w:t xml:space="preserve"> </w:t>
-            </w:r>
-            <w:r>
-              <w:rPr>
-                <w:sz w:val="16"/>
-              </w:rPr>
-              <w:t>FINANCIERA</w:t>
-            </w:r>
-            <w:r>
-              <w:rPr>
-                <w:spacing w:val="-9"/>
-                <w:sz w:val="16"/>
-              </w:rPr>
-              <w:t xml:space="preserve"> </w:t>
-            </w:r>
-            <w:r>
-              <w:rPr>
-                <w:spacing w:val="-10"/>
-                <w:sz w:val="16"/>
-              </w:rPr>
-              <w:t>I</w:t>
-            </w:r>
-          </w:p>
-        </w:tc>
-        <w:tc>
-          <w:tcPr>
-            <w:tcW w:w="859" w:type="dxa"/>
-          </w:tcPr>
-          <w:p>
-            <w:pPr>
-              <w:pStyle w:val="TableParagraph"/>
-              <w:spacing w:before="56"/>
-              <w:ind w:left="10"/>
-              <w:jc w:val="center"/>
-              <w:rPr>
-                <w:sz w:val="16"/>
-              </w:rPr>
-            </w:pPr>
-            <w:r>
-              <w:rPr>
-                <w:spacing w:val="-10"/>
-                <w:sz w:val="16"/>
-              </w:rPr>
-              <w:t>4</w:t>
-            </w:r>
-          </w:p>
-        </w:tc>
-        <w:tc>
-          <w:tcPr>
-            <w:tcW w:w="490" w:type="dxa"/>
-          </w:tcPr>
-          <w:p>
-            <w:pPr>
-              <w:pStyle w:val="TableParagraph"/>
-              <w:rPr>
-                <w:rFonts w:ascii="Times New Roman"/>
-                <w:sz w:val="16"/>
-              </w:rPr>
-            </w:pPr>
-          </w:p>
-        </w:tc>
-        <w:tc>
-          <w:tcPr>
-            <w:tcW w:w="2336" w:type="dxa"/>
-            <w:gridSpan w:val="2"/>
-          </w:tcPr>
-          <w:p>
-            <w:pPr>
-              <w:pStyle w:val="TableParagraph"/>
-              <w:rPr>
-                <w:rFonts w:ascii="Times New Roman"/>
-                <w:sz w:val="16"/>
-              </w:rPr>
-            </w:pPr>
-          </w:p>
-        </w:tc>
-        <w:tc>
-          <w:tcPr>
-            <w:tcW w:w="852" w:type="dxa"/>
-          </w:tcPr>
-          <w:p>
-            <w:pPr>
-              <w:pStyle w:val="TableParagraph"/>
-              <w:rPr>
-                <w:rFonts w:ascii="Times New Roman"/>
-                <w:sz w:val="16"/>
-              </w:rPr>
-            </w:pPr>
-          </w:p>
-        </w:tc>
-        <w:tc>
-          <w:tcPr>
-            <w:tcW w:w="1414" w:type="dxa"/>
-            <w:vMerge w:val="restart"/>
-          </w:tcPr>
-          <w:p>
-            <w:pPr>
-              <w:pStyle w:val="TableParagraph"/>
-              <w:rPr>
-                <w:rFonts w:ascii="Times New Roman"/>
-                <w:sz w:val="16"/>
-              </w:rPr>
-            </w:pPr>
-          </w:p>
-        </w:tc>
-        <w:tc>
-          <w:tcPr>
-            <w:tcW w:w="240" w:type="dxa"/>
-            <w:vMerge w:val="restart"/>
-            <w:tcBorders>
-              <w:bottom w:val="nil"/>
-              <w:right w:val="nil"/>
-            </w:tcBorders>
-          </w:tcPr>
-          <w:p>
-            <w:pPr>
-              <w:pStyle w:val="TableParagraph"/>
-              <w:rPr>
-                <w:rFonts w:ascii="Times New Roman"/>
-                <w:sz w:val="16"/>
-              </w:rPr>
-            </w:pPr>
-          </w:p>
-        </w:tc>
-      </w:tr>
-      <w:tr>
-        <w:trPr>
-          <w:trHeight w:val="239"/>
-        </w:trPr>
-        <w:tc>
-          <w:tcPr>
-            <w:tcW w:w="334" w:type="dxa"/>
-            <w:vMerge/>
-            <w:tcBorders>
-              <w:top w:val="nil"/>
-              <w:left w:val="nil"/>
-              <w:right w:val="nil"/>
-            </w:tcBorders>
-          </w:tcPr>
-          <w:p>
-            <w:pPr>
-              <w:rPr>
-                <w:sz w:val="2"/>
-                <w:szCs w:val="2"/>
-              </w:rPr>
-            </w:pPr>
-          </w:p>
-        </w:tc>
-        <w:tc>
-          <w:tcPr>
-            <w:tcW w:w="1154" w:type="dxa"/>
-            <w:vMerge/>
-            <w:tcBorders>
-              <w:top w:val="nil"/>
-            </w:tcBorders>
-          </w:tcPr>
-          <w:p>
-            <w:pPr>
-              <w:rPr>
-                <w:sz w:val="2"/>
-                <w:szCs w:val="2"/>
-              </w:rPr>
-            </w:pPr>
-          </w:p>
-        </w:tc>
-        <w:tc>
-          <w:tcPr>
-            <w:tcW w:w="2623" w:type="dxa"/>
-            <w:gridSpan w:val="2"/>
-          </w:tcPr>
-          <w:p>
-            <w:pPr>
-              <w:pStyle w:val="TableParagraph"/>
-              <w:spacing w:before="27"/>
-              <w:ind w:left="72"/>
-              <w:rPr>
-                <w:sz w:val="16"/>
-              </w:rPr>
-            </w:pPr>
-            <w:r>
-              <w:rPr>
-                <w:sz w:val="16"/>
-              </w:rPr>
-              <w:t>LEGISLACIÓN</w:t>
-            </w:r>
-            <w:r>
-              <w:rPr>
-                <w:spacing w:val="-9"/>
-                <w:sz w:val="16"/>
-              </w:rPr>
-              <w:t xml:space="preserve"> </w:t>
-            </w:r>
-            <w:r>
-              <w:rPr>
-                <w:sz w:val="16"/>
-              </w:rPr>
-              <w:t>TRIBUTARIA</w:t>
-            </w:r>
-            <w:r>
-              <w:rPr>
-                <w:spacing w:val="-8"/>
-                <w:sz w:val="16"/>
-              </w:rPr>
-              <w:t xml:space="preserve"> </w:t>
-            </w:r>
-            <w:r>
-              <w:rPr>
-                <w:spacing w:val="-10"/>
-                <w:sz w:val="16"/>
-              </w:rPr>
-              <w:t>I</w:t>
-            </w:r>
-          </w:p>
-        </w:tc>
-        <w:tc>
-          <w:tcPr>
-            <w:tcW w:w="859" w:type="dxa"/>
-          </w:tcPr>
-          <w:p>
-            <w:pPr>
-              <w:pStyle w:val="TableParagraph"/>
-              <w:spacing w:before="27"/>
-              <w:ind w:left="10"/>
-              <w:jc w:val="center"/>
-              <w:rPr>
-                <w:sz w:val="16"/>
-              </w:rPr>
-            </w:pPr>
-            <w:r>
-              <w:rPr>
-                <w:spacing w:val="-10"/>
-                <w:sz w:val="16"/>
-              </w:rPr>
-              <w:t>4</w:t>
-            </w:r>
-          </w:p>
-        </w:tc>
-        <w:tc>
-          <w:tcPr>
-            <w:tcW w:w="490" w:type="dxa"/>
-          </w:tcPr>
-          <w:p>
-            <w:pPr>
-              <w:pStyle w:val="TableParagraph"/>
-              <w:rPr>
-                <w:rFonts w:ascii="Times New Roman"/>
-                <w:sz w:val="16"/>
-              </w:rPr>
-            </w:pPr>
-          </w:p>
-        </w:tc>
-        <w:tc>
-          <w:tcPr>
-            <w:tcW w:w="2336" w:type="dxa"/>
-            <w:gridSpan w:val="2"/>
-          </w:tcPr>
-          <w:p>
-            <w:pPr>
-              <w:pStyle w:val="TableParagraph"/>
-              <w:rPr>
-                <w:rFonts w:ascii="Times New Roman"/>
-                <w:sz w:val="16"/>
-              </w:rPr>
-            </w:pPr>
-          </w:p>
-        </w:tc>
-        <w:tc>
-          <w:tcPr>
-            <w:tcW w:w="852" w:type="dxa"/>
-          </w:tcPr>
-          <w:p>
-            <w:pPr>
-              <w:pStyle w:val="TableParagraph"/>
-              <w:rPr>
-                <w:rFonts w:ascii="Times New Roman"/>
-                <w:sz w:val="16"/>
-              </w:rPr>
-            </w:pPr>
-          </w:p>
-        </w:tc>
-        <w:tc>
-          <w:tcPr>
-            <w:tcW w:w="1414" w:type="dxa"/>
-            <w:vMerge/>
-            <w:tcBorders>
-              <w:top w:val="nil"/>
-            </w:tcBorders>
-          </w:tcPr>
-          <w:p>
-            <w:pPr>
-              <w:rPr>
-                <w:sz w:val="2"/>
-                <w:szCs w:val="2"/>
-              </w:rPr>
-            </w:pPr>
-          </w:p>
-        </w:tc>
-        <w:tc>
-          <w:tcPr>
-            <w:tcW w:w="240" w:type="dxa"/>
-            <w:vMerge/>
-            <w:tcBorders>
-              <w:top w:val="nil"/>
-              <w:bottom w:val="nil"/>
-              <w:right w:val="nil"/>
-            </w:tcBorders>
-          </w:tcPr>
-          <w:p>
-            <w:pPr>
-              <w:rPr>
-                <w:sz w:val="2"/>
-                <w:szCs w:val="2"/>
-              </w:rPr>
-            </w:pPr>
-          </w:p>
-        </w:tc>
-      </w:tr>
-      <w:tr>
-        <w:trPr>
-          <w:trHeight w:val="239"/>
-        </w:trPr>
-        <w:tc>
-          <w:tcPr>
-            <w:tcW w:w="334" w:type="dxa"/>
-            <w:vMerge/>
-            <w:tcBorders>
-              <w:top w:val="nil"/>
-              <w:left w:val="nil"/>
-              <w:right w:val="nil"/>
-            </w:tcBorders>
-          </w:tcPr>
-          <w:p>
-            <w:pPr>
-              <w:rPr>
-                <w:sz w:val="2"/>
-                <w:szCs w:val="2"/>
-              </w:rPr>
-            </w:pPr>
-          </w:p>
-        </w:tc>
-        <w:tc>
-          <w:tcPr>
-            <w:tcW w:w="1154" w:type="dxa"/>
-            <w:vMerge/>
-            <w:tcBorders>
-              <w:top w:val="nil"/>
-            </w:tcBorders>
-          </w:tcPr>
-          <w:p>
-            <w:pPr>
-              <w:rPr>
-                <w:sz w:val="2"/>
-                <w:szCs w:val="2"/>
-              </w:rPr>
-            </w:pPr>
-          </w:p>
-        </w:tc>
-        <w:tc>
-          <w:tcPr>
-            <w:tcW w:w="2623" w:type="dxa"/>
-            <w:gridSpan w:val="2"/>
-          </w:tcPr>
-          <w:p>
-            <w:pPr>
-              <w:pStyle w:val="TableParagraph"/>
-              <w:spacing w:before="29"/>
-              <w:ind w:left="72"/>
-              <w:rPr>
-                <w:sz w:val="16"/>
-              </w:rPr>
-            </w:pPr>
-            <w:r>
-              <w:rPr>
-                <w:sz w:val="16"/>
-              </w:rPr>
-              <w:t>LEGISLACIÓN</w:t>
-            </w:r>
-            <w:r>
-              <w:rPr>
-                <w:spacing w:val="-9"/>
-                <w:sz w:val="16"/>
-              </w:rPr>
-              <w:t xml:space="preserve"> </w:t>
-            </w:r>
-            <w:r>
-              <w:rPr>
-                <w:sz w:val="16"/>
-              </w:rPr>
-              <w:t>TRIBUTARIA</w:t>
-            </w:r>
-            <w:r>
-              <w:rPr>
-                <w:spacing w:val="-8"/>
-                <w:sz w:val="16"/>
-              </w:rPr>
-              <w:t xml:space="preserve"> </w:t>
-            </w:r>
-            <w:r>
-              <w:rPr>
-                <w:spacing w:val="-5"/>
-                <w:sz w:val="16"/>
-              </w:rPr>
-              <w:t>II</w:t>
-            </w:r>
-          </w:p>
-        </w:tc>
-        <w:tc>
-          <w:tcPr>
-            <w:tcW w:w="859" w:type="dxa"/>
-          </w:tcPr>
-          <w:p>
-            <w:pPr>
-              <w:pStyle w:val="TableParagraph"/>
-              <w:spacing w:before="29"/>
-              <w:ind w:left="10"/>
-              <w:jc w:val="center"/>
-              <w:rPr>
-                <w:sz w:val="16"/>
-              </w:rPr>
-            </w:pPr>
-            <w:r>
-              <w:rPr>
-                <w:spacing w:val="-10"/>
-                <w:sz w:val="16"/>
-              </w:rPr>
-              <w:t>4</w:t>
-            </w:r>
-          </w:p>
-        </w:tc>
-        <w:tc>
-          <w:tcPr>
-            <w:tcW w:w="490" w:type="dxa"/>
-          </w:tcPr>
-          <w:p>
-            <w:pPr>
-              <w:pStyle w:val="TableParagraph"/>
-              <w:rPr>
-                <w:rFonts w:ascii="Times New Roman"/>
-                <w:sz w:val="16"/>
-              </w:rPr>
-            </w:pPr>
-          </w:p>
-        </w:tc>
-        <w:tc>
-          <w:tcPr>
-            <w:tcW w:w="2336" w:type="dxa"/>
-            <w:gridSpan w:val="2"/>
-          </w:tcPr>
-          <w:p>
-            <w:pPr>
-              <w:pStyle w:val="TableParagraph"/>
-              <w:rPr>
-                <w:rFonts w:ascii="Times New Roman"/>
-                <w:sz w:val="16"/>
-              </w:rPr>
-            </w:pPr>
-          </w:p>
-        </w:tc>
-        <w:tc>
-          <w:tcPr>
-            <w:tcW w:w="852" w:type="dxa"/>
-          </w:tcPr>
-          <w:p>
-            <w:pPr>
-              <w:pStyle w:val="TableParagraph"/>
-              <w:rPr>
-                <w:rFonts w:ascii="Times New Roman"/>
-                <w:sz w:val="16"/>
-              </w:rPr>
-            </w:pPr>
-          </w:p>
-        </w:tc>
-        <w:tc>
-          <w:tcPr>
-            <w:tcW w:w="1414" w:type="dxa"/>
-            <w:vMerge/>
-            <w:tcBorders>
-              <w:top w:val="nil"/>
-            </w:tcBorders>
-          </w:tcPr>
-          <w:p>
-            <w:pPr>
-              <w:rPr>
-                <w:sz w:val="2"/>
-                <w:szCs w:val="2"/>
-              </w:rPr>
-            </w:pPr>
-          </w:p>
-        </w:tc>
-        <w:tc>
-          <w:tcPr>
-            <w:tcW w:w="240" w:type="dxa"/>
-            <w:vMerge/>
-            <w:tcBorders>
-              <w:top w:val="nil"/>
-              <w:bottom w:val="nil"/>
-              <w:right w:val="nil"/>
-            </w:tcBorders>
-          </w:tcPr>
-          <w:p>
-            <w:pPr>
-              <w:rPr>
-                <w:sz w:val="2"/>
-                <w:szCs w:val="2"/>
-              </w:rPr>
-            </w:pPr>
-          </w:p>
-        </w:tc>
-      </w:tr>
-      <w:tr>
-        <w:trPr>
-          <w:trHeight w:val="369"/>
-        </w:trPr>
-        <w:tc>
-          <w:tcPr>
-            <w:tcW w:w="334" w:type="dxa"/>
-            <w:vMerge/>
-            <w:tcBorders>
-              <w:top w:val="nil"/>
-              <w:left w:val="nil"/>
-              <w:right w:val="nil"/>
-            </w:tcBorders>
-          </w:tcPr>
-          <w:p>
-            <w:pPr>
-              <w:rPr>
-                <w:sz w:val="2"/>
-                <w:szCs w:val="2"/>
-              </w:rPr>
-            </w:pPr>
-          </w:p>
-        </w:tc>
-        <w:tc>
-          <w:tcPr>
-            <w:tcW w:w="1154" w:type="dxa"/>
-            <w:vMerge/>
-            <w:tcBorders>
-              <w:top w:val="nil"/>
-            </w:tcBorders>
-          </w:tcPr>
-          <w:p>
-            <w:pPr>
-              <w:rPr>
-                <w:sz w:val="2"/>
-                <w:szCs w:val="2"/>
-              </w:rPr>
-            </w:pPr>
-          </w:p>
-        </w:tc>
-        <w:tc>
-          <w:tcPr>
-            <w:tcW w:w="2623" w:type="dxa"/>
-            <w:gridSpan w:val="2"/>
-          </w:tcPr>
-          <w:p>
-            <w:pPr>
-              <w:pStyle w:val="TableParagraph"/>
-              <w:spacing w:line="180" w:lineRule="atLeast"/>
-              <w:ind w:left="72"/>
-              <w:rPr>
-                <w:sz w:val="16"/>
-              </w:rPr>
-            </w:pPr>
-            <w:r>
-              <w:rPr>
-                <w:sz w:val="16"/>
-              </w:rPr>
-              <w:t>GESTIÓN</w:t>
-            </w:r>
-            <w:r>
-              <w:rPr>
-                <w:spacing w:val="-12"/>
-                <w:sz w:val="16"/>
-              </w:rPr>
-              <w:t xml:space="preserve"> </w:t>
-            </w:r>
-            <w:r>
-              <w:rPr>
-                <w:sz w:val="16"/>
-              </w:rPr>
-              <w:t>ESTRATÉGICA</w:t>
-            </w:r>
-            <w:r>
-              <w:rPr>
-                <w:spacing w:val="-11"/>
-                <w:sz w:val="16"/>
-              </w:rPr>
-              <w:t xml:space="preserve"> </w:t>
-            </w:r>
-            <w:r>
-              <w:rPr>
-                <w:sz w:val="16"/>
-              </w:rPr>
-              <w:t xml:space="preserve">DE </w:t>
-            </w:r>
-            <w:r>
-              <w:rPr>
-                <w:spacing w:val="-2"/>
-                <w:sz w:val="16"/>
-              </w:rPr>
-              <w:t>COSTOS</w:t>
-            </w:r>
-          </w:p>
-        </w:tc>
-        <w:tc>
-          <w:tcPr>
-            <w:tcW w:w="859" w:type="dxa"/>
-          </w:tcPr>
-          <w:p>
-            <w:pPr>
-              <w:pStyle w:val="TableParagraph"/>
-              <w:spacing w:before="92"/>
-              <w:ind w:left="10"/>
-              <w:jc w:val="center"/>
-              <w:rPr>
-                <w:sz w:val="16"/>
-              </w:rPr>
-            </w:pPr>
-            <w:r>
-              <w:rPr>
-                <w:spacing w:val="-10"/>
-                <w:sz w:val="16"/>
-              </w:rPr>
-              <w:t>3</w:t>
-            </w:r>
-          </w:p>
-        </w:tc>
-        <w:tc>
-          <w:tcPr>
-            <w:tcW w:w="490" w:type="dxa"/>
-          </w:tcPr>
-          <w:p>
-            <w:pPr>
-              <w:pStyle w:val="TableParagraph"/>
-              <w:rPr>
-                <w:rFonts w:ascii="Times New Roman"/>
-                <w:sz w:val="16"/>
-              </w:rPr>
-            </w:pPr>
-          </w:p>
-        </w:tc>
-        <w:tc>
-          <w:tcPr>
-            <w:tcW w:w="2336" w:type="dxa"/>
-            <w:gridSpan w:val="2"/>
-          </w:tcPr>
-          <w:p>
-            <w:pPr>
-              <w:pStyle w:val="TableParagraph"/>
-              <w:rPr>
-                <w:rFonts w:ascii="Times New Roman"/>
-                <w:sz w:val="16"/>
-              </w:rPr>
-            </w:pPr>
-          </w:p>
-        </w:tc>
-        <w:tc>
-          <w:tcPr>
-            <w:tcW w:w="852" w:type="dxa"/>
-          </w:tcPr>
-          <w:p>
-            <w:pPr>
-              <w:pStyle w:val="TableParagraph"/>
-              <w:rPr>
-                <w:rFonts w:ascii="Times New Roman"/>
-                <w:sz w:val="16"/>
-              </w:rPr>
-            </w:pPr>
-          </w:p>
-        </w:tc>
-        <w:tc>
-          <w:tcPr>
-            <w:tcW w:w="1414" w:type="dxa"/>
-            <w:vMerge/>
-            <w:tcBorders>
-              <w:top w:val="nil"/>
-            </w:tcBorders>
-          </w:tcPr>
-          <w:p>
-            <w:pPr>
-              <w:rPr>
-                <w:sz w:val="2"/>
-                <w:szCs w:val="2"/>
-              </w:rPr>
-            </w:pPr>
-          </w:p>
-        </w:tc>
-        <w:tc>
-          <w:tcPr>
-            <w:tcW w:w="240" w:type="dxa"/>
-            <w:vMerge/>
-            <w:tcBorders>
-              <w:top w:val="nil"/>
-              <w:bottom w:val="nil"/>
-              <w:right w:val="nil"/>
-            </w:tcBorders>
-          </w:tcPr>
-          <w:p>
-            <w:pPr>
-              <w:rPr>
-                <w:sz w:val="2"/>
-                <w:szCs w:val="2"/>
-              </w:rPr>
-            </w:pPr>
-          </w:p>
-        </w:tc>
-      </w:tr>
-      <w:tr>
-        <w:trPr>
-          <w:trHeight w:val="673"/>
-        </w:trPr>
-        <w:tc>
-          <w:tcPr>
-            <w:tcW w:w="334" w:type="dxa"/>
-            <w:vMerge/>
-            <w:tcBorders>
-              <w:top w:val="nil"/>
-              <w:left w:val="nil"/>
-              <w:right w:val="nil"/>
-            </w:tcBorders>
-          </w:tcPr>
-          <w:p>
-            <w:pPr>
-              <w:rPr>
-                <w:sz w:val="2"/>
-                <w:szCs w:val="2"/>
-              </w:rPr>
-            </w:pPr>
-          </w:p>
-        </w:tc>
-        <w:tc>
-          <w:tcPr>
-            <w:tcW w:w="1154" w:type="dxa"/>
-            <w:vMerge w:val="restart"/>
-          </w:tcPr>
-          <w:p>
-            <w:pPr>
-              <w:pStyle w:val="TableParagraph"/>
-              <w:rPr>
-                <w:rFonts w:ascii="Calibri Light"/>
-                <w:sz w:val="16"/>
-              </w:rPr>
-            </w:pPr>
-          </w:p>
-          <w:p>
-            <w:pPr>
-              <w:pStyle w:val="TableParagraph"/>
-              <w:spacing w:before="128"/>
-              <w:rPr>
-                <w:rFonts w:ascii="Calibri Light"/>
-                <w:sz w:val="16"/>
-              </w:rPr>
-            </w:pPr>
-          </w:p>
-          <w:p>
-            <w:pPr>
-              <w:pStyle w:val="TableParagraph"/>
-              <w:ind w:left="124" w:right="107"/>
-              <w:jc w:val="center"/>
-              <w:rPr>
-                <w:sz w:val="16"/>
-              </w:rPr>
-            </w:pPr>
-            <w:r>
-              <w:rPr>
-                <w:spacing w:val="-2"/>
-                <w:sz w:val="16"/>
-              </w:rPr>
-              <w:t xml:space="preserve">Compromiso </w:t>
-            </w:r>
-            <w:r>
-              <w:rPr>
-                <w:spacing w:val="-4"/>
-                <w:sz w:val="16"/>
-              </w:rPr>
-              <w:t xml:space="preserve">con </w:t>
-            </w:r>
-            <w:r>
-              <w:rPr>
-                <w:spacing w:val="-2"/>
-                <w:sz w:val="16"/>
-              </w:rPr>
-              <w:t xml:space="preserve">principios, </w:t>
-            </w:r>
-            <w:r>
-              <w:rPr>
-                <w:sz w:val="16"/>
-              </w:rPr>
-              <w:t xml:space="preserve">valores y </w:t>
-            </w:r>
-            <w:r>
-              <w:rPr>
-                <w:spacing w:val="-2"/>
-                <w:sz w:val="16"/>
-              </w:rPr>
-              <w:t>mejora continua</w:t>
-            </w:r>
-          </w:p>
-        </w:tc>
-        <w:tc>
-          <w:tcPr>
-            <w:tcW w:w="2623" w:type="dxa"/>
-            <w:gridSpan w:val="2"/>
-          </w:tcPr>
-          <w:p>
-            <w:pPr>
-              <w:pStyle w:val="TableParagraph"/>
-              <w:spacing w:before="61"/>
-              <w:ind w:left="72"/>
-              <w:rPr>
-                <w:sz w:val="16"/>
-              </w:rPr>
-            </w:pPr>
-            <w:r>
-              <w:rPr>
-                <w:sz w:val="16"/>
-              </w:rPr>
-              <w:t>HISTORIA</w:t>
-            </w:r>
-            <w:r>
-              <w:rPr>
-                <w:spacing w:val="-8"/>
-                <w:sz w:val="16"/>
-              </w:rPr>
-              <w:t xml:space="preserve"> </w:t>
-            </w:r>
-            <w:r>
-              <w:rPr>
-                <w:sz w:val="16"/>
-              </w:rPr>
-              <w:t>DEL</w:t>
-            </w:r>
-            <w:r>
-              <w:rPr>
-                <w:spacing w:val="-9"/>
-                <w:sz w:val="16"/>
-              </w:rPr>
-              <w:t xml:space="preserve"> </w:t>
-            </w:r>
-            <w:r>
-              <w:rPr>
-                <w:sz w:val="16"/>
-              </w:rPr>
-              <w:t>PERÚ</w:t>
-            </w:r>
-            <w:r>
-              <w:rPr>
-                <w:spacing w:val="-10"/>
-                <w:sz w:val="16"/>
-              </w:rPr>
-              <w:t xml:space="preserve"> </w:t>
-            </w:r>
-            <w:r>
-              <w:rPr>
-                <w:sz w:val="16"/>
-              </w:rPr>
-              <w:t>EN</w:t>
-            </w:r>
-            <w:r>
-              <w:rPr>
-                <w:spacing w:val="-10"/>
-                <w:sz w:val="16"/>
-              </w:rPr>
-              <w:t xml:space="preserve"> </w:t>
-            </w:r>
-            <w:r>
-              <w:rPr>
-                <w:sz w:val="16"/>
-              </w:rPr>
-              <w:t xml:space="preserve">EL CONTEXTO MUNDIAL </w:t>
-            </w:r>
-            <w:r>
-              <w:rPr>
-                <w:spacing w:val="-2"/>
-                <w:sz w:val="16"/>
-              </w:rPr>
-              <w:t>CONTEMPORÁNEO</w:t>
-            </w:r>
-          </w:p>
-        </w:tc>
-        <w:tc>
-          <w:tcPr>
-            <w:tcW w:w="859" w:type="dxa"/>
-          </w:tcPr>
-          <w:p>
-            <w:pPr>
-              <w:pStyle w:val="TableParagraph"/>
-              <w:spacing w:before="50"/>
-              <w:rPr>
-                <w:rFonts w:ascii="Calibri Light"/>
-                <w:sz w:val="16"/>
-              </w:rPr>
-            </w:pPr>
-          </w:p>
-          <w:p>
-            <w:pPr>
-              <w:pStyle w:val="TableParagraph"/>
-              <w:ind w:left="10"/>
-              <w:jc w:val="center"/>
-              <w:rPr>
-                <w:sz w:val="16"/>
-              </w:rPr>
-            </w:pPr>
-            <w:r>
-              <w:rPr>
-                <w:spacing w:val="-10"/>
-                <w:sz w:val="16"/>
-              </w:rPr>
-              <w:t>2</w:t>
-            </w:r>
-          </w:p>
-        </w:tc>
-        <w:tc>
-          <w:tcPr>
-            <w:tcW w:w="490" w:type="dxa"/>
-          </w:tcPr>
-          <w:p>
-            <w:pPr>
-              <w:pStyle w:val="TableParagraph"/>
-              <w:rPr>
-                <w:rFonts w:ascii="Times New Roman"/>
-                <w:sz w:val="16"/>
-              </w:rPr>
-            </w:pPr>
-          </w:p>
-        </w:tc>
-        <w:tc>
-          <w:tcPr>
-            <w:tcW w:w="2336" w:type="dxa"/>
-            <w:gridSpan w:val="2"/>
-          </w:tcPr>
-          <w:p>
-            <w:pPr>
-              <w:pStyle w:val="TableParagraph"/>
-              <w:rPr>
-                <w:rFonts w:ascii="Times New Roman"/>
-                <w:sz w:val="16"/>
-              </w:rPr>
-            </w:pPr>
-          </w:p>
-        </w:tc>
-        <w:tc>
-          <w:tcPr>
-            <w:tcW w:w="852" w:type="dxa"/>
-          </w:tcPr>
-          <w:p>
-            <w:pPr>
-              <w:pStyle w:val="TableParagraph"/>
-              <w:rPr>
-                <w:rFonts w:ascii="Times New Roman"/>
-                <w:sz w:val="16"/>
-              </w:rPr>
-            </w:pPr>
-          </w:p>
-        </w:tc>
-        <w:tc>
-          <w:tcPr>
-            <w:tcW w:w="1414" w:type="dxa"/>
-            <w:vMerge w:val="restart"/>
-          </w:tcPr>
-          <w:p>
-            <w:pPr>
-              <w:pStyle w:val="TableParagraph"/>
-              <w:rPr>
-                <w:rFonts w:ascii="Times New Roman"/>
-                <w:sz w:val="16"/>
-              </w:rPr>
-            </w:pPr>
-          </w:p>
-        </w:tc>
-        <w:tc>
-          <w:tcPr>
-            <w:tcW w:w="240" w:type="dxa"/>
-            <w:vMerge/>
-            <w:tcBorders>
-              <w:top w:val="nil"/>
-              <w:bottom w:val="nil"/>
-              <w:right w:val="nil"/>
-            </w:tcBorders>
-          </w:tcPr>
-          <w:p>
-            <w:pPr>
-              <w:rPr>
-                <w:sz w:val="2"/>
-                <w:szCs w:val="2"/>
-              </w:rPr>
-            </w:pPr>
-          </w:p>
-        </w:tc>
-      </w:tr>
-      <w:tr>
-        <w:trPr>
-          <w:trHeight w:val="450"/>
-        </w:trPr>
-        <w:tc>
-          <w:tcPr>
-            <w:tcW w:w="334" w:type="dxa"/>
-            <w:vMerge/>
-            <w:tcBorders>
-              <w:top w:val="nil"/>
-              <w:left w:val="nil"/>
-              <w:right w:val="nil"/>
-            </w:tcBorders>
-          </w:tcPr>
-          <w:p>
-            <w:pPr>
-              <w:rPr>
-                <w:sz w:val="2"/>
-                <w:szCs w:val="2"/>
-              </w:rPr>
-            </w:pPr>
-          </w:p>
-        </w:tc>
-        <w:tc>
-          <w:tcPr>
-            <w:tcW w:w="1154" w:type="dxa"/>
-            <w:vMerge/>
-            <w:tcBorders>
-              <w:top w:val="nil"/>
-            </w:tcBorders>
-          </w:tcPr>
-          <w:p>
-            <w:pPr>
-              <w:rPr>
-                <w:sz w:val="2"/>
-                <w:szCs w:val="2"/>
-              </w:rPr>
-            </w:pPr>
-          </w:p>
-        </w:tc>
-        <w:tc>
-          <w:tcPr>
-            <w:tcW w:w="2623" w:type="dxa"/>
-            <w:gridSpan w:val="2"/>
-          </w:tcPr>
-          <w:p>
-            <w:pPr>
-              <w:pStyle w:val="TableParagraph"/>
-              <w:spacing w:before="41"/>
-              <w:ind w:left="72"/>
-              <w:rPr>
-                <w:sz w:val="16"/>
-              </w:rPr>
-            </w:pPr>
-            <w:r>
-              <w:rPr>
-                <w:sz w:val="16"/>
-              </w:rPr>
-              <w:t>INTRODUCCIÓN</w:t>
-            </w:r>
-            <w:r>
-              <w:rPr>
-                <w:spacing w:val="-12"/>
-                <w:sz w:val="16"/>
-              </w:rPr>
-              <w:t xml:space="preserve"> </w:t>
-            </w:r>
-            <w:r>
-              <w:rPr>
-                <w:sz w:val="16"/>
-              </w:rPr>
-              <w:t>A</w:t>
-            </w:r>
-            <w:r>
-              <w:rPr>
-                <w:spacing w:val="-11"/>
-                <w:sz w:val="16"/>
-              </w:rPr>
-              <w:t xml:space="preserve"> </w:t>
-            </w:r>
-            <w:r>
-              <w:rPr>
-                <w:sz w:val="16"/>
-              </w:rPr>
-              <w:t xml:space="preserve">LA </w:t>
-            </w:r>
-            <w:r>
-              <w:rPr>
-                <w:spacing w:val="-2"/>
-                <w:sz w:val="16"/>
-              </w:rPr>
-              <w:t>CONTABILIDAD</w:t>
-            </w:r>
-          </w:p>
-        </w:tc>
-        <w:tc>
-          <w:tcPr>
-            <w:tcW w:w="859" w:type="dxa"/>
-          </w:tcPr>
-          <w:p>
-            <w:pPr>
-              <w:pStyle w:val="TableParagraph"/>
-              <w:spacing w:before="133"/>
-              <w:ind w:left="10"/>
-              <w:jc w:val="center"/>
-              <w:rPr>
-                <w:sz w:val="16"/>
-              </w:rPr>
-            </w:pPr>
-            <w:r>
-              <w:rPr>
-                <w:spacing w:val="-10"/>
-                <w:sz w:val="16"/>
-              </w:rPr>
-              <w:t>3</w:t>
-            </w:r>
-          </w:p>
-        </w:tc>
-        <w:tc>
-          <w:tcPr>
-            <w:tcW w:w="490" w:type="dxa"/>
-          </w:tcPr>
-          <w:p>
-            <w:pPr>
-              <w:pStyle w:val="TableParagraph"/>
-              <w:rPr>
-                <w:rFonts w:ascii="Times New Roman"/>
-                <w:sz w:val="16"/>
-              </w:rPr>
-            </w:pPr>
-          </w:p>
-        </w:tc>
-        <w:tc>
-          <w:tcPr>
-            <w:tcW w:w="2336" w:type="dxa"/>
-            <w:gridSpan w:val="2"/>
-          </w:tcPr>
-          <w:p>
-            <w:pPr>
-              <w:pStyle w:val="TableParagraph"/>
-              <w:rPr>
-                <w:rFonts w:ascii="Times New Roman"/>
-                <w:sz w:val="16"/>
-              </w:rPr>
-            </w:pPr>
-          </w:p>
-        </w:tc>
-        <w:tc>
-          <w:tcPr>
-            <w:tcW w:w="852" w:type="dxa"/>
-          </w:tcPr>
-          <w:p>
-            <w:pPr>
-              <w:pStyle w:val="TableParagraph"/>
-              <w:rPr>
-                <w:rFonts w:ascii="Times New Roman"/>
-                <w:sz w:val="16"/>
-              </w:rPr>
-            </w:pPr>
-          </w:p>
-        </w:tc>
-        <w:tc>
-          <w:tcPr>
-            <w:tcW w:w="1414" w:type="dxa"/>
-            <w:vMerge/>
-            <w:tcBorders>
-              <w:top w:val="nil"/>
-            </w:tcBorders>
-          </w:tcPr>
-          <w:p>
-            <w:pPr>
-              <w:rPr>
-                <w:sz w:val="2"/>
-                <w:szCs w:val="2"/>
-              </w:rPr>
-            </w:pPr>
-          </w:p>
-        </w:tc>
-        <w:tc>
-          <w:tcPr>
-            <w:tcW w:w="240" w:type="dxa"/>
-            <w:vMerge/>
-            <w:tcBorders>
-              <w:top w:val="nil"/>
-              <w:bottom w:val="nil"/>
-              <w:right w:val="nil"/>
-            </w:tcBorders>
-          </w:tcPr>
-          <w:p>
-            <w:pPr>
-              <w:rPr>
-                <w:sz w:val="2"/>
-                <w:szCs w:val="2"/>
-              </w:rPr>
-            </w:pPr>
-          </w:p>
-        </w:tc>
-      </w:tr>
-      <w:tr>
-        <w:trPr>
-          <w:trHeight w:val="239"/>
-        </w:trPr>
-        <w:tc>
-          <w:tcPr>
-            <w:tcW w:w="334" w:type="dxa"/>
-            <w:vMerge/>
-            <w:tcBorders>
-              <w:top w:val="nil"/>
-              <w:left w:val="nil"/>
-              <w:right w:val="nil"/>
-            </w:tcBorders>
-          </w:tcPr>
-          <w:p>
-            <w:pPr>
-              <w:rPr>
-                <w:sz w:val="2"/>
-                <w:szCs w:val="2"/>
-              </w:rPr>
-            </w:pPr>
-          </w:p>
-        </w:tc>
-        <w:tc>
-          <w:tcPr>
-            <w:tcW w:w="1154" w:type="dxa"/>
-            <w:vMerge/>
-            <w:tcBorders>
-              <w:top w:val="nil"/>
-            </w:tcBorders>
-          </w:tcPr>
-          <w:p>
-            <w:pPr>
-              <w:rPr>
-                <w:sz w:val="2"/>
-                <w:szCs w:val="2"/>
-              </w:rPr>
-            </w:pPr>
-          </w:p>
-        </w:tc>
-        <w:tc>
-          <w:tcPr>
-            <w:tcW w:w="2623" w:type="dxa"/>
-            <w:gridSpan w:val="2"/>
-          </w:tcPr>
-          <w:p>
-            <w:pPr>
-              <w:pStyle w:val="TableParagraph"/>
-              <w:spacing w:before="27"/>
-              <w:ind w:left="72"/>
-              <w:rPr>
-                <w:sz w:val="16"/>
-              </w:rPr>
-            </w:pPr>
-            <w:r>
-              <w:rPr>
-                <w:sz w:val="16"/>
-              </w:rPr>
-              <w:t>LEGISLACIÓN</w:t>
-            </w:r>
-            <w:r>
-              <w:rPr>
-                <w:spacing w:val="-8"/>
-                <w:sz w:val="16"/>
-              </w:rPr>
-              <w:t xml:space="preserve"> </w:t>
-            </w:r>
-            <w:r>
-              <w:rPr>
-                <w:spacing w:val="-2"/>
-                <w:sz w:val="16"/>
-              </w:rPr>
-              <w:t>LABORAL</w:t>
-            </w:r>
-          </w:p>
-        </w:tc>
-        <w:tc>
-          <w:tcPr>
-            <w:tcW w:w="859" w:type="dxa"/>
-          </w:tcPr>
-          <w:p>
-            <w:pPr>
-              <w:pStyle w:val="TableParagraph"/>
-              <w:spacing w:before="27"/>
-              <w:ind w:left="10"/>
-              <w:jc w:val="center"/>
-              <w:rPr>
-                <w:sz w:val="16"/>
-              </w:rPr>
-            </w:pPr>
-            <w:r>
-              <w:rPr>
-                <w:spacing w:val="-10"/>
-                <w:sz w:val="16"/>
-              </w:rPr>
-              <w:t>4</w:t>
-            </w:r>
-          </w:p>
-        </w:tc>
-        <w:tc>
-          <w:tcPr>
-            <w:tcW w:w="490" w:type="dxa"/>
-          </w:tcPr>
-          <w:p>
-            <w:pPr>
-              <w:pStyle w:val="TableParagraph"/>
-              <w:rPr>
-                <w:rFonts w:ascii="Times New Roman"/>
-                <w:sz w:val="16"/>
-              </w:rPr>
-            </w:pPr>
-          </w:p>
-        </w:tc>
-        <w:tc>
-          <w:tcPr>
-            <w:tcW w:w="2336" w:type="dxa"/>
-            <w:gridSpan w:val="2"/>
-          </w:tcPr>
-          <w:p>
-            <w:pPr>
-              <w:pStyle w:val="TableParagraph"/>
-              <w:rPr>
-                <w:rFonts w:ascii="Times New Roman"/>
-                <w:sz w:val="16"/>
-              </w:rPr>
-            </w:pPr>
-          </w:p>
-        </w:tc>
-        <w:tc>
-          <w:tcPr>
-            <w:tcW w:w="852" w:type="dxa"/>
-          </w:tcPr>
-          <w:p>
-            <w:pPr>
-              <w:pStyle w:val="TableParagraph"/>
-              <w:rPr>
-                <w:rFonts w:ascii="Times New Roman"/>
-                <w:sz w:val="16"/>
-              </w:rPr>
-            </w:pPr>
-          </w:p>
-        </w:tc>
-        <w:tc>
-          <w:tcPr>
-            <w:tcW w:w="1414" w:type="dxa"/>
-            <w:vMerge/>
-            <w:tcBorders>
-              <w:top w:val="nil"/>
-            </w:tcBorders>
-          </w:tcPr>
-          <w:p>
-            <w:pPr>
-              <w:rPr>
-                <w:sz w:val="2"/>
-                <w:szCs w:val="2"/>
-              </w:rPr>
-            </w:pPr>
-          </w:p>
-        </w:tc>
-        <w:tc>
-          <w:tcPr>
-            <w:tcW w:w="240" w:type="dxa"/>
-            <w:vMerge/>
-            <w:tcBorders>
-              <w:top w:val="nil"/>
-              <w:bottom w:val="nil"/>
-              <w:right w:val="nil"/>
-            </w:tcBorders>
-          </w:tcPr>
-          <w:p>
-            <w:pPr>
-              <w:rPr>
-                <w:sz w:val="2"/>
-                <w:szCs w:val="2"/>
-              </w:rPr>
-            </w:pPr>
-          </w:p>
-        </w:tc>
-      </w:tr>
-      <w:tr>
-        <w:trPr>
-          <w:trHeight w:val="369"/>
-        </w:trPr>
-        <w:tc>
-          <w:tcPr>
-            <w:tcW w:w="334" w:type="dxa"/>
-            <w:vMerge/>
-            <w:tcBorders>
-              <w:top w:val="nil"/>
-              <w:left w:val="nil"/>
-              <w:right w:val="nil"/>
-            </w:tcBorders>
-          </w:tcPr>
-          <w:p>
-            <w:pPr>
-              <w:rPr>
-                <w:sz w:val="2"/>
-                <w:szCs w:val="2"/>
-              </w:rPr>
-            </w:pPr>
-          </w:p>
-        </w:tc>
-        <w:tc>
-          <w:tcPr>
-            <w:tcW w:w="1154" w:type="dxa"/>
-            <w:vMerge/>
-            <w:tcBorders>
-              <w:top w:val="nil"/>
-            </w:tcBorders>
-          </w:tcPr>
-          <w:p>
-            <w:pPr>
-              <w:rPr>
-                <w:sz w:val="2"/>
-                <w:szCs w:val="2"/>
-              </w:rPr>
-            </w:pPr>
-          </w:p>
-        </w:tc>
-        <w:tc>
-          <w:tcPr>
-            <w:tcW w:w="2623" w:type="dxa"/>
-            <w:gridSpan w:val="2"/>
-          </w:tcPr>
-          <w:p>
-            <w:pPr>
-              <w:pStyle w:val="TableParagraph"/>
-              <w:spacing w:line="186" w:lineRule="exact"/>
-              <w:ind w:left="72"/>
-              <w:rPr>
-                <w:sz w:val="16"/>
-              </w:rPr>
-            </w:pPr>
-            <w:r>
-              <w:rPr>
-                <w:sz w:val="16"/>
-              </w:rPr>
-              <w:t>ELECTIVO</w:t>
-            </w:r>
-            <w:r>
-              <w:rPr>
-                <w:spacing w:val="-11"/>
-                <w:sz w:val="16"/>
-              </w:rPr>
-              <w:t xml:space="preserve"> </w:t>
-            </w:r>
-            <w:r>
-              <w:rPr>
-                <w:sz w:val="16"/>
-              </w:rPr>
-              <w:t>III:</w:t>
-            </w:r>
-            <w:r>
-              <w:rPr>
-                <w:spacing w:val="-8"/>
-                <w:sz w:val="16"/>
-              </w:rPr>
-              <w:t xml:space="preserve"> </w:t>
-            </w:r>
-            <w:r>
-              <w:rPr>
-                <w:sz w:val="16"/>
-              </w:rPr>
-              <w:t>GESTIÓN</w:t>
-            </w:r>
-            <w:r>
-              <w:rPr>
-                <w:spacing w:val="-12"/>
-                <w:sz w:val="16"/>
-              </w:rPr>
-              <w:t xml:space="preserve"> </w:t>
-            </w:r>
-            <w:r>
-              <w:rPr>
-                <w:sz w:val="16"/>
-              </w:rPr>
-              <w:t>DE</w:t>
-            </w:r>
-            <w:r>
-              <w:rPr>
-                <w:spacing w:val="-7"/>
-                <w:sz w:val="16"/>
-              </w:rPr>
-              <w:t xml:space="preserve"> </w:t>
-            </w:r>
-            <w:r>
-              <w:rPr>
-                <w:sz w:val="16"/>
-              </w:rPr>
-              <w:t xml:space="preserve">LA </w:t>
-            </w:r>
-            <w:r>
-              <w:rPr>
-                <w:spacing w:val="-2"/>
-                <w:sz w:val="16"/>
-              </w:rPr>
-              <w:t>CALIDAD</w:t>
-            </w:r>
-          </w:p>
-        </w:tc>
-        <w:tc>
-          <w:tcPr>
-            <w:tcW w:w="859" w:type="dxa"/>
-          </w:tcPr>
-          <w:p>
-            <w:pPr>
-              <w:pStyle w:val="TableParagraph"/>
-              <w:spacing w:before="92"/>
-              <w:ind w:left="10"/>
-              <w:jc w:val="center"/>
-              <w:rPr>
-                <w:sz w:val="16"/>
-              </w:rPr>
-            </w:pPr>
-            <w:r>
-              <w:rPr>
-                <w:spacing w:val="-10"/>
-                <w:sz w:val="16"/>
-              </w:rPr>
-              <w:t>3</w:t>
-            </w:r>
-          </w:p>
-        </w:tc>
-        <w:tc>
-          <w:tcPr>
-            <w:tcW w:w="490" w:type="dxa"/>
-          </w:tcPr>
-          <w:p>
-            <w:pPr>
-              <w:pStyle w:val="TableParagraph"/>
-              <w:rPr>
-                <w:rFonts w:ascii="Times New Roman"/>
-                <w:sz w:val="16"/>
-              </w:rPr>
-            </w:pPr>
-          </w:p>
-        </w:tc>
-        <w:tc>
-          <w:tcPr>
-            <w:tcW w:w="2336" w:type="dxa"/>
-            <w:gridSpan w:val="2"/>
-          </w:tcPr>
-          <w:p>
-            <w:pPr>
-              <w:pStyle w:val="TableParagraph"/>
-              <w:rPr>
-                <w:rFonts w:ascii="Times New Roman"/>
-                <w:sz w:val="16"/>
-              </w:rPr>
-            </w:pPr>
-          </w:p>
-        </w:tc>
-        <w:tc>
-          <w:tcPr>
-            <w:tcW w:w="852" w:type="dxa"/>
-          </w:tcPr>
-          <w:p>
-            <w:pPr>
-              <w:pStyle w:val="TableParagraph"/>
-              <w:rPr>
-                <w:rFonts w:ascii="Times New Roman"/>
-                <w:sz w:val="16"/>
-              </w:rPr>
-            </w:pPr>
-          </w:p>
-        </w:tc>
-        <w:tc>
-          <w:tcPr>
-            <w:tcW w:w="1414" w:type="dxa"/>
-            <w:vMerge/>
-            <w:tcBorders>
-              <w:top w:val="nil"/>
-            </w:tcBorders>
-          </w:tcPr>
-          <w:p>
-            <w:pPr>
-              <w:rPr>
-                <w:sz w:val="2"/>
-                <w:szCs w:val="2"/>
-              </w:rPr>
-            </w:pPr>
-          </w:p>
-        </w:tc>
-        <w:tc>
-          <w:tcPr>
-            <w:tcW w:w="240" w:type="dxa"/>
-            <w:vMerge/>
-            <w:tcBorders>
-              <w:top w:val="nil"/>
-              <w:bottom w:val="nil"/>
-              <w:right w:val="nil"/>
-            </w:tcBorders>
-          </w:tcPr>
-          <w:p>
-            <w:pPr>
-              <w:rPr>
-                <w:sz w:val="2"/>
-                <w:szCs w:val="2"/>
-              </w:rPr>
-            </w:pPr>
-          </w:p>
-        </w:tc>
-      </w:tr>
-      <w:tr>
-        <w:trPr>
-          <w:trHeight w:val="364"/>
-        </w:trPr>
-        <w:tc>
-          <w:tcPr>
-            <w:tcW w:w="334" w:type="dxa"/>
-            <w:vMerge/>
-            <w:tcBorders>
-              <w:top w:val="nil"/>
-              <w:left w:val="nil"/>
-              <w:right w:val="nil"/>
-            </w:tcBorders>
-          </w:tcPr>
-          <w:p>
-            <w:pPr>
-              <w:rPr>
-                <w:sz w:val="2"/>
-                <w:szCs w:val="2"/>
-              </w:rPr>
-            </w:pPr>
-          </w:p>
-        </w:tc>
-        <w:tc>
-          <w:tcPr>
-            <w:tcW w:w="1154" w:type="dxa"/>
-            <w:vMerge/>
-            <w:tcBorders>
-              <w:top w:val="nil"/>
-            </w:tcBorders>
-          </w:tcPr>
-          <w:p>
-            <w:pPr>
-              <w:rPr>
-                <w:sz w:val="2"/>
-                <w:szCs w:val="2"/>
-              </w:rPr>
-            </w:pPr>
-          </w:p>
-        </w:tc>
-        <w:tc>
-          <w:tcPr>
-            <w:tcW w:w="2623" w:type="dxa"/>
-            <w:gridSpan w:val="2"/>
-          </w:tcPr>
-          <w:p>
-            <w:pPr>
-              <w:pStyle w:val="TableParagraph"/>
-              <w:spacing w:line="180" w:lineRule="exact"/>
-              <w:ind w:left="72"/>
-              <w:rPr>
-                <w:sz w:val="16"/>
-              </w:rPr>
-            </w:pPr>
-            <w:r>
-              <w:rPr>
-                <w:sz w:val="16"/>
-              </w:rPr>
-              <w:t>ADMINISTRACIÓN</w:t>
-            </w:r>
-            <w:r>
-              <w:rPr>
-                <w:spacing w:val="-8"/>
-                <w:sz w:val="16"/>
-              </w:rPr>
-              <w:t xml:space="preserve"> </w:t>
-            </w:r>
-            <w:r>
-              <w:rPr>
-                <w:sz w:val="16"/>
-              </w:rPr>
-              <w:t>Y</w:t>
-            </w:r>
-            <w:r>
-              <w:rPr>
-                <w:spacing w:val="-5"/>
-                <w:sz w:val="16"/>
-              </w:rPr>
-              <w:t xml:space="preserve"> </w:t>
-            </w:r>
-            <w:r>
-              <w:rPr>
-                <w:spacing w:val="-2"/>
-                <w:sz w:val="16"/>
-              </w:rPr>
-              <w:t>CONTROL</w:t>
-            </w:r>
-          </w:p>
-          <w:p>
-            <w:pPr>
-              <w:pStyle w:val="TableParagraph"/>
-              <w:spacing w:before="1" w:line="163" w:lineRule="exact"/>
-              <w:ind w:left="72"/>
-              <w:rPr>
-                <w:sz w:val="16"/>
-              </w:rPr>
-            </w:pPr>
-            <w:r>
-              <w:rPr>
-                <w:sz w:val="16"/>
-              </w:rPr>
-              <w:t xml:space="preserve">DE </w:t>
-            </w:r>
-            <w:r>
-              <w:rPr>
-                <w:spacing w:val="-2"/>
-                <w:sz w:val="16"/>
-              </w:rPr>
-              <w:t>OPERACIONES</w:t>
-            </w:r>
-          </w:p>
-        </w:tc>
-        <w:tc>
-          <w:tcPr>
-            <w:tcW w:w="859" w:type="dxa"/>
-          </w:tcPr>
-          <w:p>
-            <w:pPr>
-              <w:pStyle w:val="TableParagraph"/>
-              <w:spacing w:before="90"/>
-              <w:ind w:left="10"/>
-              <w:jc w:val="center"/>
-              <w:rPr>
-                <w:sz w:val="16"/>
-              </w:rPr>
-            </w:pPr>
-            <w:r>
-              <w:rPr>
-                <w:spacing w:val="-10"/>
-                <w:sz w:val="16"/>
-              </w:rPr>
-              <w:t>4</w:t>
-            </w:r>
-          </w:p>
-        </w:tc>
-        <w:tc>
-          <w:tcPr>
-            <w:tcW w:w="490" w:type="dxa"/>
-          </w:tcPr>
-          <w:p>
-            <w:pPr>
-              <w:pStyle w:val="TableParagraph"/>
-              <w:rPr>
-                <w:rFonts w:ascii="Times New Roman"/>
-                <w:sz w:val="16"/>
-              </w:rPr>
-            </w:pPr>
-          </w:p>
-        </w:tc>
-        <w:tc>
-          <w:tcPr>
-            <w:tcW w:w="2336" w:type="dxa"/>
-            <w:gridSpan w:val="2"/>
-          </w:tcPr>
-          <w:p>
-            <w:pPr>
-              <w:pStyle w:val="TableParagraph"/>
-              <w:rPr>
-                <w:rFonts w:ascii="Times New Roman"/>
-                <w:sz w:val="16"/>
-              </w:rPr>
-            </w:pPr>
-          </w:p>
-        </w:tc>
-        <w:tc>
-          <w:tcPr>
-            <w:tcW w:w="852" w:type="dxa"/>
-          </w:tcPr>
-          <w:p>
-            <w:pPr>
-              <w:pStyle w:val="TableParagraph"/>
-              <w:rPr>
-                <w:rFonts w:ascii="Times New Roman"/>
-                <w:sz w:val="16"/>
-              </w:rPr>
-            </w:pPr>
-          </w:p>
-        </w:tc>
-        <w:tc>
-          <w:tcPr>
-            <w:tcW w:w="1414" w:type="dxa"/>
-            <w:vMerge/>
-            <w:tcBorders>
-              <w:top w:val="nil"/>
-            </w:tcBorders>
-          </w:tcPr>
-          <w:p>
-            <w:pPr>
-              <w:rPr>
-                <w:sz w:val="2"/>
-                <w:szCs w:val="2"/>
-              </w:rPr>
-            </w:pPr>
-          </w:p>
-        </w:tc>
-        <w:tc>
-          <w:tcPr>
-            <w:tcW w:w="240" w:type="dxa"/>
-            <w:vMerge/>
-            <w:tcBorders>
-              <w:top w:val="nil"/>
-              <w:bottom w:val="nil"/>
-              <w:right w:val="nil"/>
-            </w:tcBorders>
-          </w:tcPr>
-          <w:p>
-            <w:pPr>
-              <w:rPr>
-                <w:sz w:val="2"/>
-                <w:szCs w:val="2"/>
-              </w:rPr>
-            </w:pPr>
-          </w:p>
-        </w:tc>
-      </w:tr>
-      <w:tr>
-        <w:trPr>
-          <w:trHeight w:val="239"/>
-        </w:trPr>
-        <w:tc>
-          <w:tcPr>
-            <w:tcW w:w="334" w:type="dxa"/>
-            <w:vMerge/>
-            <w:tcBorders>
-              <w:top w:val="nil"/>
-              <w:left w:val="nil"/>
-              <w:right w:val="nil"/>
-            </w:tcBorders>
-          </w:tcPr>
-          <w:p>
-            <w:pPr>
-              <w:rPr>
-                <w:sz w:val="2"/>
-                <w:szCs w:val="2"/>
-              </w:rPr>
-            </w:pPr>
-          </w:p>
-        </w:tc>
-        <w:tc>
-          <w:tcPr>
-            <w:tcW w:w="1154" w:type="dxa"/>
-            <w:vMerge w:val="restart"/>
-          </w:tcPr>
-          <w:p>
-            <w:pPr>
-              <w:pStyle w:val="TableParagraph"/>
-              <w:rPr>
-                <w:rFonts w:ascii="Calibri Light"/>
-                <w:sz w:val="16"/>
-              </w:rPr>
-            </w:pPr>
-          </w:p>
-          <w:p>
-            <w:pPr>
-              <w:pStyle w:val="TableParagraph"/>
-              <w:rPr>
-                <w:rFonts w:ascii="Calibri Light"/>
-                <w:sz w:val="16"/>
-              </w:rPr>
-            </w:pPr>
-          </w:p>
-          <w:p>
-            <w:pPr>
-              <w:pStyle w:val="TableParagraph"/>
-              <w:spacing w:before="180"/>
-              <w:rPr>
-                <w:rFonts w:ascii="Calibri Light"/>
-                <w:sz w:val="16"/>
-              </w:rPr>
-            </w:pPr>
-          </w:p>
-          <w:p>
-            <w:pPr>
-              <w:pStyle w:val="TableParagraph"/>
-              <w:ind w:left="225" w:hanging="116"/>
-              <w:rPr>
-                <w:sz w:val="16"/>
-              </w:rPr>
-            </w:pPr>
-            <w:r>
-              <w:rPr>
-                <w:spacing w:val="-2"/>
-                <w:sz w:val="16"/>
-              </w:rPr>
-              <w:t xml:space="preserve">Pensamiento </w:t>
-            </w:r>
-            <w:r>
-              <w:rPr>
-                <w:sz w:val="16"/>
-              </w:rPr>
-              <w:t xml:space="preserve">creativo e </w:t>
-            </w:r>
-            <w:r>
-              <w:rPr>
-                <w:spacing w:val="-2"/>
-                <w:sz w:val="16"/>
-              </w:rPr>
-              <w:t>innovador</w:t>
-            </w:r>
-          </w:p>
-        </w:tc>
-        <w:tc>
-          <w:tcPr>
-            <w:tcW w:w="2623" w:type="dxa"/>
-            <w:gridSpan w:val="2"/>
-          </w:tcPr>
-          <w:p>
-            <w:pPr>
-              <w:pStyle w:val="TableParagraph"/>
-              <w:spacing w:before="29"/>
-              <w:ind w:left="72"/>
-              <w:rPr>
-                <w:sz w:val="16"/>
-              </w:rPr>
-            </w:pPr>
-            <w:r>
-              <w:rPr>
-                <w:sz w:val="16"/>
-              </w:rPr>
-              <w:t>LÓGICA</w:t>
-            </w:r>
-            <w:r>
-              <w:rPr>
-                <w:spacing w:val="-4"/>
-                <w:sz w:val="16"/>
-              </w:rPr>
-              <w:t xml:space="preserve"> </w:t>
-            </w:r>
-            <w:r>
-              <w:rPr>
-                <w:spacing w:val="-2"/>
-                <w:sz w:val="16"/>
-              </w:rPr>
-              <w:t>GENERAL</w:t>
-            </w:r>
-          </w:p>
-        </w:tc>
-        <w:tc>
-          <w:tcPr>
-            <w:tcW w:w="859" w:type="dxa"/>
-          </w:tcPr>
-          <w:p>
-            <w:pPr>
-              <w:pStyle w:val="TableParagraph"/>
-              <w:spacing w:before="29"/>
-              <w:ind w:left="10"/>
-              <w:jc w:val="center"/>
-              <w:rPr>
-                <w:sz w:val="16"/>
-              </w:rPr>
-            </w:pPr>
-            <w:r>
-              <w:rPr>
-                <w:spacing w:val="-10"/>
-                <w:sz w:val="16"/>
-              </w:rPr>
-              <w:t>3</w:t>
-            </w:r>
-          </w:p>
-        </w:tc>
-        <w:tc>
-          <w:tcPr>
-            <w:tcW w:w="490" w:type="dxa"/>
-          </w:tcPr>
-          <w:p>
-            <w:pPr>
-              <w:pStyle w:val="TableParagraph"/>
-              <w:rPr>
-                <w:rFonts w:ascii="Times New Roman"/>
-                <w:sz w:val="16"/>
-              </w:rPr>
-            </w:pPr>
-          </w:p>
-        </w:tc>
-        <w:tc>
-          <w:tcPr>
-            <w:tcW w:w="2336" w:type="dxa"/>
-            <w:gridSpan w:val="2"/>
-          </w:tcPr>
-          <w:p>
-            <w:pPr>
-              <w:pStyle w:val="TableParagraph"/>
-              <w:rPr>
-                <w:rFonts w:ascii="Times New Roman"/>
-                <w:sz w:val="16"/>
-              </w:rPr>
-            </w:pPr>
-          </w:p>
-        </w:tc>
-        <w:tc>
-          <w:tcPr>
-            <w:tcW w:w="852" w:type="dxa"/>
-          </w:tcPr>
-          <w:p>
-            <w:pPr>
-              <w:pStyle w:val="TableParagraph"/>
-              <w:rPr>
-                <w:rFonts w:ascii="Times New Roman"/>
-                <w:sz w:val="16"/>
-              </w:rPr>
-            </w:pPr>
-          </w:p>
-        </w:tc>
-        <w:tc>
-          <w:tcPr>
-            <w:tcW w:w="1414" w:type="dxa"/>
-            <w:vMerge w:val="restart"/>
-          </w:tcPr>
-          <w:p>
-            <w:pPr>
-              <w:pStyle w:val="TableParagraph"/>
-              <w:rPr>
-                <w:rFonts w:ascii="Times New Roman"/>
-                <w:sz w:val="16"/>
-              </w:rPr>
-            </w:pPr>
-          </w:p>
-        </w:tc>
-        <w:tc>
-          <w:tcPr>
-            <w:tcW w:w="240" w:type="dxa"/>
-            <w:vMerge/>
-            <w:tcBorders>
-              <w:top w:val="nil"/>
-              <w:bottom w:val="nil"/>
-              <w:right w:val="nil"/>
-            </w:tcBorders>
-          </w:tcPr>
-          <w:p>
-            <w:pPr>
-              <w:rPr>
-                <w:sz w:val="2"/>
-                <w:szCs w:val="2"/>
-              </w:rPr>
-            </w:pPr>
-          </w:p>
-        </w:tc>
-      </w:tr>
-      <w:tr>
-        <w:trPr>
-          <w:trHeight w:val="369"/>
-        </w:trPr>
-        <w:tc>
-          <w:tcPr>
-            <w:tcW w:w="334" w:type="dxa"/>
-            <w:vMerge/>
-            <w:tcBorders>
-              <w:top w:val="nil"/>
-              <w:left w:val="nil"/>
-              <w:right w:val="nil"/>
-            </w:tcBorders>
-          </w:tcPr>
-          <w:p>
-            <w:pPr>
-              <w:rPr>
-                <w:sz w:val="2"/>
-                <w:szCs w:val="2"/>
-              </w:rPr>
-            </w:pPr>
-          </w:p>
-        </w:tc>
-        <w:tc>
-          <w:tcPr>
-            <w:tcW w:w="1154" w:type="dxa"/>
-            <w:vMerge/>
-            <w:tcBorders>
-              <w:top w:val="nil"/>
-            </w:tcBorders>
-          </w:tcPr>
-          <w:p>
-            <w:pPr>
-              <w:rPr>
-                <w:sz w:val="2"/>
-                <w:szCs w:val="2"/>
-              </w:rPr>
-            </w:pPr>
-          </w:p>
-        </w:tc>
-        <w:tc>
-          <w:tcPr>
-            <w:tcW w:w="2623" w:type="dxa"/>
-            <w:gridSpan w:val="2"/>
-          </w:tcPr>
-          <w:p>
-            <w:pPr>
-              <w:pStyle w:val="TableParagraph"/>
-              <w:spacing w:line="180" w:lineRule="atLeast"/>
-              <w:ind w:left="72" w:right="346"/>
-              <w:rPr>
-                <w:sz w:val="16"/>
-              </w:rPr>
-            </w:pPr>
-            <w:r>
-              <w:rPr>
-                <w:sz w:val="16"/>
-              </w:rPr>
-              <w:t>TALLER</w:t>
-            </w:r>
-            <w:r>
-              <w:rPr>
-                <w:spacing w:val="-12"/>
-                <w:sz w:val="16"/>
-              </w:rPr>
-              <w:t xml:space="preserve"> </w:t>
-            </w:r>
-            <w:r>
-              <w:rPr>
-                <w:sz w:val="16"/>
-              </w:rPr>
-              <w:t>DE</w:t>
-            </w:r>
-            <w:r>
-              <w:rPr>
-                <w:spacing w:val="-11"/>
-                <w:sz w:val="16"/>
-              </w:rPr>
-              <w:t xml:space="preserve"> </w:t>
-            </w:r>
-            <w:r>
-              <w:rPr>
-                <w:sz w:val="16"/>
-              </w:rPr>
-              <w:t xml:space="preserve">EXPRESIÓN </w:t>
-            </w:r>
-            <w:r>
-              <w:rPr>
-                <w:spacing w:val="-2"/>
-                <w:sz w:val="16"/>
-              </w:rPr>
-              <w:t>ESCRITA</w:t>
-            </w:r>
-          </w:p>
-        </w:tc>
-        <w:tc>
-          <w:tcPr>
-            <w:tcW w:w="859" w:type="dxa"/>
-          </w:tcPr>
-          <w:p>
-            <w:pPr>
-              <w:pStyle w:val="TableParagraph"/>
-              <w:spacing w:before="92"/>
-              <w:ind w:left="10"/>
-              <w:jc w:val="center"/>
-              <w:rPr>
-                <w:sz w:val="16"/>
-              </w:rPr>
-            </w:pPr>
-            <w:r>
-              <w:rPr>
-                <w:spacing w:val="-10"/>
-                <w:sz w:val="16"/>
-              </w:rPr>
-              <w:t>3</w:t>
-            </w:r>
-          </w:p>
-        </w:tc>
-        <w:tc>
-          <w:tcPr>
-            <w:tcW w:w="490" w:type="dxa"/>
-          </w:tcPr>
-          <w:p>
-            <w:pPr>
-              <w:pStyle w:val="TableParagraph"/>
-              <w:rPr>
-                <w:rFonts w:ascii="Times New Roman"/>
-                <w:sz w:val="16"/>
-              </w:rPr>
-            </w:pPr>
-          </w:p>
-        </w:tc>
-        <w:tc>
-          <w:tcPr>
-            <w:tcW w:w="2336" w:type="dxa"/>
-            <w:gridSpan w:val="2"/>
-          </w:tcPr>
-          <w:p>
-            <w:pPr>
-              <w:pStyle w:val="TableParagraph"/>
-              <w:rPr>
-                <w:rFonts w:ascii="Times New Roman"/>
-                <w:sz w:val="16"/>
-              </w:rPr>
-            </w:pPr>
-          </w:p>
-        </w:tc>
-        <w:tc>
-          <w:tcPr>
-            <w:tcW w:w="852" w:type="dxa"/>
-          </w:tcPr>
-          <w:p>
-            <w:pPr>
-              <w:pStyle w:val="TableParagraph"/>
-              <w:rPr>
-                <w:rFonts w:ascii="Times New Roman"/>
-                <w:sz w:val="16"/>
-              </w:rPr>
-            </w:pPr>
-          </w:p>
-        </w:tc>
-        <w:tc>
-          <w:tcPr>
-            <w:tcW w:w="1414" w:type="dxa"/>
-            <w:vMerge/>
-            <w:tcBorders>
-              <w:top w:val="nil"/>
-            </w:tcBorders>
-          </w:tcPr>
-          <w:p>
-            <w:pPr>
-              <w:rPr>
-                <w:sz w:val="2"/>
-                <w:szCs w:val="2"/>
-              </w:rPr>
-            </w:pPr>
-          </w:p>
-        </w:tc>
-        <w:tc>
-          <w:tcPr>
-            <w:tcW w:w="240" w:type="dxa"/>
-            <w:vMerge/>
-            <w:tcBorders>
-              <w:top w:val="nil"/>
-              <w:bottom w:val="nil"/>
-              <w:right w:val="nil"/>
-            </w:tcBorders>
-          </w:tcPr>
-          <w:p>
-            <w:pPr>
-              <w:rPr>
-                <w:sz w:val="2"/>
-                <w:szCs w:val="2"/>
-              </w:rPr>
-            </w:pPr>
-          </w:p>
-        </w:tc>
-      </w:tr>
-      <w:tr>
-        <w:trPr>
-          <w:trHeight w:val="366"/>
-        </w:trPr>
-        <w:tc>
-          <w:tcPr>
-            <w:tcW w:w="334" w:type="dxa"/>
-            <w:vMerge/>
-            <w:tcBorders>
-              <w:top w:val="nil"/>
-              <w:left w:val="nil"/>
-              <w:right w:val="nil"/>
-            </w:tcBorders>
-          </w:tcPr>
-          <w:p>
-            <w:pPr>
-              <w:rPr>
-                <w:sz w:val="2"/>
-                <w:szCs w:val="2"/>
-              </w:rPr>
-            </w:pPr>
-          </w:p>
-        </w:tc>
-        <w:tc>
-          <w:tcPr>
-            <w:tcW w:w="1154" w:type="dxa"/>
-            <w:vMerge/>
-            <w:tcBorders>
-              <w:top w:val="nil"/>
-            </w:tcBorders>
-          </w:tcPr>
-          <w:p>
-            <w:pPr>
-              <w:rPr>
-                <w:sz w:val="2"/>
-                <w:szCs w:val="2"/>
-              </w:rPr>
-            </w:pPr>
-          </w:p>
-        </w:tc>
-        <w:tc>
-          <w:tcPr>
-            <w:tcW w:w="2623" w:type="dxa"/>
-            <w:gridSpan w:val="2"/>
-          </w:tcPr>
-          <w:p>
-            <w:pPr>
-              <w:pStyle w:val="TableParagraph"/>
-              <w:spacing w:line="182" w:lineRule="exact"/>
-              <w:ind w:left="72"/>
-              <w:rPr>
-                <w:sz w:val="16"/>
-              </w:rPr>
-            </w:pPr>
-            <w:r>
-              <w:rPr>
-                <w:sz w:val="16"/>
-              </w:rPr>
-              <w:t>FILOSOFÍA</w:t>
-            </w:r>
-            <w:r>
-              <w:rPr>
-                <w:spacing w:val="-12"/>
-                <w:sz w:val="16"/>
-              </w:rPr>
-              <w:t xml:space="preserve"> </w:t>
-            </w:r>
-            <w:r>
-              <w:rPr>
-                <w:sz w:val="16"/>
-              </w:rPr>
-              <w:t>DE</w:t>
-            </w:r>
-            <w:r>
-              <w:rPr>
-                <w:spacing w:val="-11"/>
-                <w:sz w:val="16"/>
-              </w:rPr>
-              <w:t xml:space="preserve"> </w:t>
-            </w:r>
-            <w:r>
-              <w:rPr>
-                <w:sz w:val="16"/>
-              </w:rPr>
-              <w:t>LOS</w:t>
-            </w:r>
-            <w:r>
-              <w:rPr>
-                <w:spacing w:val="-11"/>
-                <w:sz w:val="16"/>
-              </w:rPr>
-              <w:t xml:space="preserve"> </w:t>
-            </w:r>
-            <w:r>
-              <w:rPr>
-                <w:sz w:val="16"/>
-              </w:rPr>
-              <w:t>PRINCIPIOS DE CONTABILIDAD</w:t>
-            </w:r>
-          </w:p>
-        </w:tc>
-        <w:tc>
-          <w:tcPr>
-            <w:tcW w:w="859" w:type="dxa"/>
-          </w:tcPr>
-          <w:p>
-            <w:pPr>
-              <w:pStyle w:val="TableParagraph"/>
-              <w:spacing w:before="92"/>
-              <w:ind w:left="10"/>
-              <w:jc w:val="center"/>
-              <w:rPr>
-                <w:sz w:val="16"/>
-              </w:rPr>
-            </w:pPr>
-            <w:r>
-              <w:rPr>
-                <w:spacing w:val="-10"/>
-                <w:sz w:val="16"/>
-              </w:rPr>
-              <w:t>3</w:t>
-            </w:r>
-          </w:p>
-        </w:tc>
-        <w:tc>
-          <w:tcPr>
-            <w:tcW w:w="490" w:type="dxa"/>
-          </w:tcPr>
-          <w:p>
-            <w:pPr>
-              <w:pStyle w:val="TableParagraph"/>
-              <w:rPr>
-                <w:rFonts w:ascii="Times New Roman"/>
-                <w:sz w:val="16"/>
-              </w:rPr>
-            </w:pPr>
-          </w:p>
-        </w:tc>
-        <w:tc>
-          <w:tcPr>
-            <w:tcW w:w="2336" w:type="dxa"/>
-            <w:gridSpan w:val="2"/>
-          </w:tcPr>
-          <w:p>
-            <w:pPr>
-              <w:pStyle w:val="TableParagraph"/>
-              <w:rPr>
-                <w:rFonts w:ascii="Times New Roman"/>
-                <w:sz w:val="16"/>
-              </w:rPr>
-            </w:pPr>
-          </w:p>
-        </w:tc>
-        <w:tc>
-          <w:tcPr>
-            <w:tcW w:w="852" w:type="dxa"/>
-          </w:tcPr>
-          <w:p>
-            <w:pPr>
-              <w:pStyle w:val="TableParagraph"/>
-              <w:rPr>
-                <w:rFonts w:ascii="Times New Roman"/>
-                <w:sz w:val="16"/>
-              </w:rPr>
-            </w:pPr>
-          </w:p>
-        </w:tc>
-        <w:tc>
-          <w:tcPr>
-            <w:tcW w:w="1414" w:type="dxa"/>
-            <w:vMerge/>
-            <w:tcBorders>
-              <w:top w:val="nil"/>
-            </w:tcBorders>
-          </w:tcPr>
-          <w:p>
-            <w:pPr>
-              <w:rPr>
-                <w:sz w:val="2"/>
-                <w:szCs w:val="2"/>
-              </w:rPr>
-            </w:pPr>
-          </w:p>
-        </w:tc>
-        <w:tc>
-          <w:tcPr>
-            <w:tcW w:w="240" w:type="dxa"/>
-            <w:vMerge/>
-            <w:tcBorders>
-              <w:top w:val="nil"/>
-              <w:bottom w:val="nil"/>
-              <w:right w:val="nil"/>
-            </w:tcBorders>
-          </w:tcPr>
-          <w:p>
-            <w:pPr>
-              <w:rPr>
-                <w:sz w:val="2"/>
-                <w:szCs w:val="2"/>
-              </w:rPr>
-            </w:pPr>
-          </w:p>
-        </w:tc>
-      </w:tr>
-      <w:tr>
-        <w:trPr>
-          <w:trHeight w:val="369"/>
-        </w:trPr>
-        <w:tc>
-          <w:tcPr>
-            <w:tcW w:w="334" w:type="dxa"/>
-            <w:vMerge/>
-            <w:tcBorders>
-              <w:top w:val="nil"/>
-              <w:left w:val="nil"/>
-              <w:right w:val="nil"/>
-            </w:tcBorders>
-          </w:tcPr>
-          <w:p>
-            <w:pPr>
-              <w:rPr>
-                <w:sz w:val="2"/>
-                <w:szCs w:val="2"/>
-              </w:rPr>
-            </w:pPr>
-          </w:p>
-        </w:tc>
-        <w:tc>
-          <w:tcPr>
-            <w:tcW w:w="1154" w:type="dxa"/>
-            <w:vMerge/>
-            <w:tcBorders>
-              <w:top w:val="nil"/>
-            </w:tcBorders>
-          </w:tcPr>
-          <w:p>
-            <w:pPr>
-              <w:rPr>
-                <w:sz w:val="2"/>
-                <w:szCs w:val="2"/>
-              </w:rPr>
-            </w:pPr>
-          </w:p>
-        </w:tc>
-        <w:tc>
-          <w:tcPr>
-            <w:tcW w:w="2623" w:type="dxa"/>
-            <w:gridSpan w:val="2"/>
-          </w:tcPr>
-          <w:p>
-            <w:pPr>
-              <w:pStyle w:val="TableParagraph"/>
-              <w:spacing w:line="180" w:lineRule="atLeast"/>
-              <w:ind w:left="72"/>
-              <w:rPr>
-                <w:sz w:val="16"/>
-              </w:rPr>
-            </w:pPr>
-            <w:r>
-              <w:rPr>
-                <w:sz w:val="16"/>
-              </w:rPr>
-              <w:t>DERECHO</w:t>
-            </w:r>
-            <w:r>
-              <w:rPr>
-                <w:spacing w:val="-12"/>
-                <w:sz w:val="16"/>
-              </w:rPr>
-              <w:t xml:space="preserve"> </w:t>
-            </w:r>
-            <w:r>
-              <w:rPr>
-                <w:sz w:val="16"/>
-              </w:rPr>
-              <w:t>EMPRESARIAL</w:t>
-            </w:r>
-            <w:r>
-              <w:rPr>
-                <w:spacing w:val="-11"/>
-                <w:sz w:val="16"/>
-              </w:rPr>
-              <w:t xml:space="preserve"> </w:t>
-            </w:r>
-            <w:r>
-              <w:rPr>
-                <w:sz w:val="16"/>
-              </w:rPr>
-              <w:t>Y</w:t>
-            </w:r>
-            <w:r>
-              <w:rPr>
-                <w:spacing w:val="-11"/>
-                <w:sz w:val="16"/>
-              </w:rPr>
-              <w:t xml:space="preserve"> </w:t>
-            </w:r>
-            <w:r>
-              <w:rPr>
-                <w:sz w:val="16"/>
-              </w:rPr>
-              <w:t xml:space="preserve">DE </w:t>
-            </w:r>
-            <w:r>
-              <w:rPr>
-                <w:spacing w:val="-2"/>
-                <w:sz w:val="16"/>
-              </w:rPr>
-              <w:t>SOCIEDADES</w:t>
-            </w:r>
-          </w:p>
-        </w:tc>
-        <w:tc>
-          <w:tcPr>
-            <w:tcW w:w="859" w:type="dxa"/>
-          </w:tcPr>
-          <w:p>
-            <w:pPr>
-              <w:pStyle w:val="TableParagraph"/>
-              <w:spacing w:before="92"/>
-              <w:ind w:left="10"/>
-              <w:jc w:val="center"/>
-              <w:rPr>
-                <w:sz w:val="16"/>
-              </w:rPr>
-            </w:pPr>
-            <w:r>
-              <w:rPr>
-                <w:spacing w:val="-10"/>
-                <w:sz w:val="16"/>
-              </w:rPr>
-              <w:t>3</w:t>
-            </w:r>
-          </w:p>
-        </w:tc>
-        <w:tc>
-          <w:tcPr>
-            <w:tcW w:w="490" w:type="dxa"/>
-          </w:tcPr>
-          <w:p>
-            <w:pPr>
-              <w:pStyle w:val="TableParagraph"/>
-              <w:rPr>
-                <w:rFonts w:ascii="Times New Roman"/>
-                <w:sz w:val="16"/>
-              </w:rPr>
-            </w:pPr>
-          </w:p>
-        </w:tc>
-        <w:tc>
-          <w:tcPr>
-            <w:tcW w:w="2336" w:type="dxa"/>
-            <w:gridSpan w:val="2"/>
-          </w:tcPr>
-          <w:p>
-            <w:pPr>
-              <w:pStyle w:val="TableParagraph"/>
-              <w:rPr>
-                <w:rFonts w:ascii="Times New Roman"/>
-                <w:sz w:val="16"/>
-              </w:rPr>
-            </w:pPr>
-          </w:p>
-        </w:tc>
-        <w:tc>
-          <w:tcPr>
-            <w:tcW w:w="852" w:type="dxa"/>
-          </w:tcPr>
-          <w:p>
-            <w:pPr>
-              <w:pStyle w:val="TableParagraph"/>
-              <w:rPr>
-                <w:rFonts w:ascii="Times New Roman"/>
-                <w:sz w:val="16"/>
-              </w:rPr>
-            </w:pPr>
-          </w:p>
-        </w:tc>
-        <w:tc>
-          <w:tcPr>
-            <w:tcW w:w="1414" w:type="dxa"/>
-            <w:vMerge/>
-            <w:tcBorders>
-              <w:top w:val="nil"/>
-            </w:tcBorders>
-          </w:tcPr>
-          <w:p>
-            <w:pPr>
-              <w:rPr>
-                <w:sz w:val="2"/>
-                <w:szCs w:val="2"/>
-              </w:rPr>
-            </w:pPr>
-          </w:p>
-        </w:tc>
-        <w:tc>
-          <w:tcPr>
-            <w:tcW w:w="240" w:type="dxa"/>
-            <w:vMerge/>
-            <w:tcBorders>
-              <w:top w:val="nil"/>
-              <w:bottom w:val="nil"/>
-              <w:right w:val="nil"/>
-            </w:tcBorders>
-          </w:tcPr>
-          <w:p>
-            <w:pPr>
-              <w:rPr>
-                <w:sz w:val="2"/>
-                <w:szCs w:val="2"/>
-              </w:rPr>
-            </w:pPr>
-          </w:p>
-        </w:tc>
-      </w:tr>
-      <w:tr>
-        <w:trPr>
-          <w:trHeight w:val="239"/>
-        </w:trPr>
-        <w:tc>
-          <w:tcPr>
-            <w:tcW w:w="334" w:type="dxa"/>
-            <w:vMerge/>
-            <w:tcBorders>
-              <w:top w:val="nil"/>
-              <w:left w:val="nil"/>
-              <w:right w:val="nil"/>
-            </w:tcBorders>
-          </w:tcPr>
-          <w:p>
-            <w:pPr>
-              <w:rPr>
-                <w:sz w:val="2"/>
-                <w:szCs w:val="2"/>
-              </w:rPr>
-            </w:pPr>
-          </w:p>
-        </w:tc>
-        <w:tc>
-          <w:tcPr>
-            <w:tcW w:w="1154" w:type="dxa"/>
-            <w:vMerge/>
-            <w:tcBorders>
-              <w:top w:val="nil"/>
-            </w:tcBorders>
-          </w:tcPr>
-          <w:p>
-            <w:pPr>
-              <w:rPr>
-                <w:sz w:val="2"/>
-                <w:szCs w:val="2"/>
-              </w:rPr>
-            </w:pPr>
-          </w:p>
-        </w:tc>
-        <w:tc>
-          <w:tcPr>
-            <w:tcW w:w="2623" w:type="dxa"/>
-            <w:gridSpan w:val="2"/>
-          </w:tcPr>
-          <w:p>
-            <w:pPr>
-              <w:pStyle w:val="TableParagraph"/>
-              <w:spacing w:before="27"/>
-              <w:ind w:left="72"/>
-              <w:rPr>
-                <w:sz w:val="16"/>
-              </w:rPr>
-            </w:pPr>
-            <w:r>
-              <w:rPr>
-                <w:spacing w:val="-2"/>
-                <w:sz w:val="16"/>
-              </w:rPr>
-              <w:t>MICROECONOMÍA</w:t>
-            </w:r>
-          </w:p>
-        </w:tc>
-        <w:tc>
-          <w:tcPr>
-            <w:tcW w:w="859" w:type="dxa"/>
-          </w:tcPr>
-          <w:p>
-            <w:pPr>
-              <w:pStyle w:val="TableParagraph"/>
-              <w:spacing w:before="27"/>
-              <w:ind w:left="10"/>
-              <w:jc w:val="center"/>
-              <w:rPr>
-                <w:sz w:val="16"/>
-              </w:rPr>
-            </w:pPr>
-            <w:r>
-              <w:rPr>
-                <w:spacing w:val="-10"/>
-                <w:sz w:val="16"/>
-              </w:rPr>
-              <w:t>4</w:t>
-            </w:r>
-          </w:p>
-        </w:tc>
-        <w:tc>
-          <w:tcPr>
-            <w:tcW w:w="490" w:type="dxa"/>
-          </w:tcPr>
-          <w:p>
-            <w:pPr>
-              <w:pStyle w:val="TableParagraph"/>
-              <w:rPr>
-                <w:rFonts w:ascii="Times New Roman"/>
-                <w:sz w:val="16"/>
-              </w:rPr>
-            </w:pPr>
-          </w:p>
-        </w:tc>
-        <w:tc>
-          <w:tcPr>
-            <w:tcW w:w="2336" w:type="dxa"/>
-            <w:gridSpan w:val="2"/>
-          </w:tcPr>
-          <w:p>
-            <w:pPr>
-              <w:pStyle w:val="TableParagraph"/>
-              <w:rPr>
-                <w:rFonts w:ascii="Times New Roman"/>
-                <w:sz w:val="16"/>
-              </w:rPr>
-            </w:pPr>
-          </w:p>
-        </w:tc>
-        <w:tc>
-          <w:tcPr>
-            <w:tcW w:w="852" w:type="dxa"/>
-          </w:tcPr>
-          <w:p>
-            <w:pPr>
-              <w:pStyle w:val="TableParagraph"/>
-              <w:rPr>
-                <w:rFonts w:ascii="Times New Roman"/>
-                <w:sz w:val="16"/>
-              </w:rPr>
-            </w:pPr>
-          </w:p>
-        </w:tc>
-        <w:tc>
-          <w:tcPr>
-            <w:tcW w:w="1414" w:type="dxa"/>
-            <w:vMerge/>
-            <w:tcBorders>
-              <w:top w:val="nil"/>
-            </w:tcBorders>
-          </w:tcPr>
-          <w:p>
-            <w:pPr>
-              <w:rPr>
-                <w:sz w:val="2"/>
-                <w:szCs w:val="2"/>
-              </w:rPr>
-            </w:pPr>
-          </w:p>
-        </w:tc>
-        <w:tc>
-          <w:tcPr>
-            <w:tcW w:w="240" w:type="dxa"/>
-            <w:vMerge/>
-            <w:tcBorders>
-              <w:top w:val="nil"/>
-              <w:bottom w:val="nil"/>
-              <w:right w:val="nil"/>
-            </w:tcBorders>
-          </w:tcPr>
-          <w:p>
-            <w:pPr>
-              <w:rPr>
-                <w:sz w:val="2"/>
-                <w:szCs w:val="2"/>
-              </w:rPr>
-            </w:pPr>
-          </w:p>
-        </w:tc>
-      </w:tr>
-      <w:tr>
-        <w:trPr>
-          <w:trHeight w:val="450"/>
-        </w:trPr>
-        <w:tc>
-          <w:tcPr>
-            <w:tcW w:w="334" w:type="dxa"/>
-            <w:vMerge/>
-            <w:tcBorders>
-              <w:top w:val="nil"/>
-              <w:left w:val="nil"/>
-              <w:right w:val="nil"/>
-            </w:tcBorders>
-          </w:tcPr>
-          <w:p>
-            <w:pPr>
-              <w:rPr>
-                <w:sz w:val="2"/>
-                <w:szCs w:val="2"/>
-              </w:rPr>
-            </w:pPr>
-          </w:p>
-        </w:tc>
-        <w:tc>
-          <w:tcPr>
-            <w:tcW w:w="1154" w:type="dxa"/>
-            <w:vMerge/>
-            <w:tcBorders>
-              <w:top w:val="nil"/>
-            </w:tcBorders>
-          </w:tcPr>
-          <w:p>
-            <w:pPr>
-              <w:rPr>
-                <w:sz w:val="2"/>
-                <w:szCs w:val="2"/>
-              </w:rPr>
-            </w:pPr>
-          </w:p>
-        </w:tc>
-        <w:tc>
-          <w:tcPr>
-            <w:tcW w:w="2623" w:type="dxa"/>
-            <w:gridSpan w:val="2"/>
-          </w:tcPr>
-          <w:p>
-            <w:pPr>
-              <w:pStyle w:val="TableParagraph"/>
-              <w:spacing w:before="41"/>
-              <w:ind w:left="72" w:right="1039"/>
-              <w:rPr>
-                <w:sz w:val="16"/>
-              </w:rPr>
-            </w:pPr>
-            <w:r>
-              <w:rPr>
-                <w:sz w:val="16"/>
-              </w:rPr>
-              <w:t>IMPORTACIONES</w:t>
-            </w:r>
-            <w:r>
-              <w:rPr>
-                <w:spacing w:val="-12"/>
-                <w:sz w:val="16"/>
-              </w:rPr>
-              <w:t xml:space="preserve"> </w:t>
-            </w:r>
-            <w:r>
-              <w:rPr>
-                <w:sz w:val="16"/>
-              </w:rPr>
-              <w:t xml:space="preserve">Y </w:t>
-            </w:r>
-            <w:r>
-              <w:rPr>
-                <w:spacing w:val="-2"/>
-                <w:sz w:val="16"/>
-              </w:rPr>
-              <w:t>EXPORTACIONES</w:t>
-            </w:r>
-          </w:p>
-        </w:tc>
-        <w:tc>
-          <w:tcPr>
-            <w:tcW w:w="859" w:type="dxa"/>
-          </w:tcPr>
-          <w:p>
-            <w:pPr>
-              <w:pStyle w:val="TableParagraph"/>
-              <w:spacing w:before="133"/>
-              <w:ind w:left="10"/>
-              <w:jc w:val="center"/>
-              <w:rPr>
-                <w:sz w:val="16"/>
-              </w:rPr>
-            </w:pPr>
-            <w:r>
-              <w:rPr>
-                <w:spacing w:val="-10"/>
-                <w:sz w:val="16"/>
-              </w:rPr>
-              <w:t>4</w:t>
-            </w:r>
-          </w:p>
-        </w:tc>
-        <w:tc>
-          <w:tcPr>
-            <w:tcW w:w="490" w:type="dxa"/>
-          </w:tcPr>
-          <w:p>
-            <w:pPr>
-              <w:pStyle w:val="TableParagraph"/>
-              <w:rPr>
-                <w:rFonts w:ascii="Times New Roman"/>
-                <w:sz w:val="16"/>
-              </w:rPr>
-            </w:pPr>
-          </w:p>
-        </w:tc>
-        <w:tc>
-          <w:tcPr>
-            <w:tcW w:w="2336" w:type="dxa"/>
-            <w:gridSpan w:val="2"/>
-          </w:tcPr>
-          <w:p>
-            <w:pPr>
-              <w:pStyle w:val="TableParagraph"/>
-              <w:rPr>
-                <w:rFonts w:ascii="Times New Roman"/>
-                <w:sz w:val="16"/>
-              </w:rPr>
-            </w:pPr>
-          </w:p>
-        </w:tc>
-        <w:tc>
-          <w:tcPr>
-            <w:tcW w:w="852" w:type="dxa"/>
-          </w:tcPr>
-          <w:p>
-            <w:pPr>
-              <w:pStyle w:val="TableParagraph"/>
-              <w:rPr>
-                <w:rFonts w:ascii="Times New Roman"/>
-                <w:sz w:val="16"/>
-              </w:rPr>
-            </w:pPr>
-          </w:p>
-        </w:tc>
-        <w:tc>
-          <w:tcPr>
-            <w:tcW w:w="1414" w:type="dxa"/>
-            <w:vMerge/>
-            <w:tcBorders>
-              <w:top w:val="nil"/>
-            </w:tcBorders>
-          </w:tcPr>
-          <w:p>
-            <w:pPr>
-              <w:rPr>
-                <w:sz w:val="2"/>
-                <w:szCs w:val="2"/>
-              </w:rPr>
-            </w:pPr>
-          </w:p>
-        </w:tc>
-        <w:tc>
-          <w:tcPr>
-            <w:tcW w:w="240" w:type="dxa"/>
-            <w:vMerge/>
-            <w:tcBorders>
-              <w:top w:val="nil"/>
-              <w:bottom w:val="nil"/>
-              <w:right w:val="nil"/>
-            </w:tcBorders>
-          </w:tcPr>
-          <w:p>
-            <w:pPr>
-              <w:rPr>
-                <w:sz w:val="2"/>
-                <w:szCs w:val="2"/>
-              </w:rPr>
-            </w:pPr>
-          </w:p>
-        </w:tc>
-      </w:tr>
-      <w:tr>
-        <w:trPr>
-          <w:trHeight w:val="366"/>
-        </w:trPr>
-        <w:tc>
-          <w:tcPr>
-            <w:tcW w:w="1488" w:type="dxa"/>
-            <w:gridSpan w:val="2"/>
-            <w:tcBorders>
-              <w:left w:val="nil"/>
-              <w:bottom w:val="nil"/>
-            </w:tcBorders>
-          </w:tcPr>
-          <w:p>
-            <w:pPr>
-              <w:pStyle w:val="TableParagraph"/>
-              <w:rPr>
-                <w:rFonts w:ascii="Times New Roman"/>
-                <w:sz w:val="16"/>
-              </w:rPr>
-            </w:pPr>
-          </w:p>
-        </w:tc>
-        <w:tc>
-          <w:tcPr>
-            <w:tcW w:w="2623" w:type="dxa"/>
-            <w:gridSpan w:val="2"/>
-            <w:shd w:val="clear" w:color="auto" w:fill="D9D9D9"/>
-          </w:tcPr>
-          <w:p>
-            <w:pPr>
-              <w:pStyle w:val="TableParagraph"/>
-              <w:spacing w:line="184" w:lineRule="exact"/>
-              <w:ind w:left="780" w:hanging="384"/>
-              <w:rPr>
-                <w:rFonts w:ascii="Arial"/>
-                <w:b/>
-                <w:sz w:val="16"/>
-              </w:rPr>
-            </w:pPr>
-            <w:proofErr w:type="gramStart"/>
-            <w:r>
-              <w:rPr>
-                <w:rFonts w:ascii="Arial"/>
-                <w:b/>
-                <w:sz w:val="16"/>
-              </w:rPr>
-              <w:t>TOTAL</w:t>
-            </w:r>
-            <w:proofErr w:type="gramEnd"/>
-            <w:r>
-              <w:rPr>
-                <w:rFonts w:ascii="Arial"/>
-                <w:b/>
-                <w:spacing w:val="-12"/>
-                <w:sz w:val="16"/>
-              </w:rPr>
-              <w:t xml:space="preserve"> </w:t>
-            </w:r>
-            <w:r>
-              <w:rPr>
-                <w:rFonts w:ascii="Arial"/>
-                <w:b/>
-                <w:sz w:val="16"/>
-              </w:rPr>
-              <w:t>DE</w:t>
-            </w:r>
-            <w:r>
-              <w:rPr>
-                <w:rFonts w:ascii="Arial"/>
-                <w:b/>
-                <w:spacing w:val="-11"/>
-                <w:sz w:val="16"/>
-              </w:rPr>
-              <w:t xml:space="preserve"> </w:t>
-            </w:r>
-            <w:r>
-              <w:rPr>
-                <w:rFonts w:ascii="Arial"/>
-                <w:b/>
-                <w:sz w:val="16"/>
-              </w:rPr>
-              <w:t>CREDITOS</w:t>
-            </w:r>
-            <w:r>
-              <w:rPr>
-                <w:rFonts w:ascii="Arial"/>
-                <w:b/>
-                <w:spacing w:val="-11"/>
-                <w:sz w:val="16"/>
-              </w:rPr>
-              <w:t xml:space="preserve"> </w:t>
-            </w:r>
-            <w:r>
-              <w:rPr>
-                <w:rFonts w:ascii="Arial"/>
-                <w:b/>
-                <w:sz w:val="16"/>
-              </w:rPr>
-              <w:t xml:space="preserve">A </w:t>
-            </w:r>
-            <w:r>
-              <w:rPr>
-                <w:rFonts w:ascii="Arial"/>
-                <w:b/>
-                <w:spacing w:val="-2"/>
-                <w:sz w:val="16"/>
-              </w:rPr>
-              <w:t>CONVALIDAR</w:t>
-            </w:r>
-          </w:p>
-        </w:tc>
-        <w:tc>
-          <w:tcPr>
-            <w:tcW w:w="859" w:type="dxa"/>
-            <w:shd w:val="clear" w:color="auto" w:fill="D9D9D9"/>
-          </w:tcPr>
-          <w:p>
-            <w:pPr>
-              <w:pStyle w:val="TableParagraph"/>
-              <w:spacing w:before="92"/>
-              <w:ind w:left="10" w:right="1"/>
-              <w:jc w:val="center"/>
-              <w:rPr>
-                <w:rFonts w:ascii="Arial"/>
-                <w:b/>
-                <w:sz w:val="16"/>
-              </w:rPr>
-            </w:pPr>
-            <w:r>
-              <w:rPr>
-                <w:rFonts w:ascii="Arial"/>
-                <w:b/>
-                <w:spacing w:val="-5"/>
-                <w:sz w:val="16"/>
-              </w:rPr>
-              <w:t>108</w:t>
-            </w:r>
-          </w:p>
-        </w:tc>
-        <w:tc>
-          <w:tcPr>
-            <w:tcW w:w="5332" w:type="dxa"/>
-            <w:gridSpan w:val="6"/>
-            <w:tcBorders>
-              <w:top w:val="nil"/>
-              <w:bottom w:val="nil"/>
-              <w:right w:val="nil"/>
-            </w:tcBorders>
-          </w:tcPr>
-          <w:p>
-            <w:pPr>
-              <w:pStyle w:val="TableParagraph"/>
-              <w:rPr>
-                <w:rFonts w:ascii="Times New Roman"/>
-                <w:sz w:val="16"/>
-              </w:rPr>
-            </w:pPr>
-          </w:p>
-        </w:tc>
-      </w:tr>
-    </w:tbl>
     <w:p>
       <w:pPr>
         <w:pStyle w:val="Textoindependiente"/>
@@ -9490,7 +8772,7 @@
           <w:p>
             <w:pPr>
               <w:pStyle w:val="TableParagraph"/>
-              <w:spacing w:before="39"/>
+              <w:spacing w:before="0" w:after="0"/>
               <w:ind w:left="11" w:right="4"/>
               <w:jc w:val="center"/>
               <w:rPr>
@@ -9504,7 +8786,7 @@
                 <w:rFonts w:ascii="Calibri" w:hAnsi="Calibri"/>
                 <w:b/>
                 <w:spacing w:val="-5"/>
-                <w:sz w:val="18"/>
+                <w:sz w:val="16"/>
               </w:rPr>
               <w:t>N°</w:t>
             </w:r>
@@ -9518,7 +8800,7 @@
           <w:p>
             <w:pPr>
               <w:pStyle w:val="TableParagraph"/>
-              <w:spacing w:before="39"/>
+              <w:spacing w:before="0" w:after="0"/>
               <w:ind w:left="273"/>
               <w:rPr>
                 <w:rFonts w:ascii="Calibri"/>
@@ -9530,7 +8812,7 @@
               <w:rPr>
                 <w:rFonts w:ascii="Calibri"/>
                 <w:b/>
-                <w:sz w:val="18"/>
+                <w:sz w:val="16"/>
               </w:rPr>
               <w:t>ASIGNATURA</w:t>
             </w:r>
@@ -9539,7 +8821,7 @@
                 <w:rFonts w:ascii="Calibri"/>
                 <w:b/>
                 <w:spacing w:val="-2"/>
-                <w:sz w:val="18"/>
+                <w:sz w:val="16"/>
               </w:rPr>
               <w:t xml:space="preserve"> </w:t>
             </w:r>
@@ -9547,7 +8829,7 @@
               <w:rPr>
                 <w:rFonts w:ascii="Calibri"/>
                 <w:b/>
-                <w:sz w:val="18"/>
+                <w:sz w:val="16"/>
               </w:rPr>
               <w:t>A</w:t>
             </w:r>
@@ -9556,7 +8838,7 @@
                 <w:rFonts w:ascii="Calibri"/>
                 <w:b/>
                 <w:spacing w:val="-5"/>
-                <w:sz w:val="18"/>
+                <w:sz w:val="16"/>
               </w:rPr>
               <w:t xml:space="preserve"> </w:t>
             </w:r>
@@ -9564,7 +8846,7 @@
               <w:rPr>
                 <w:rFonts w:ascii="Calibri"/>
                 <w:b/>
-                <w:sz w:val="18"/>
+                <w:sz w:val="16"/>
               </w:rPr>
               <w:t>CONVALIDAR</w:t>
             </w:r>
@@ -9573,7 +8855,7 @@
                 <w:rFonts w:ascii="Calibri"/>
                 <w:b/>
                 <w:spacing w:val="-4"/>
-                <w:sz w:val="18"/>
+                <w:sz w:val="16"/>
               </w:rPr>
               <w:t xml:space="preserve"> </w:t>
             </w:r>
@@ -9581,7 +8863,7 @@
               <w:rPr>
                 <w:rFonts w:ascii="Calibri"/>
                 <w:b/>
-                <w:sz w:val="18"/>
+                <w:sz w:val="16"/>
               </w:rPr>
               <w:t>POR</w:t>
             </w:r>
@@ -9590,7 +8872,7 @@
                 <w:rFonts w:ascii="Calibri"/>
                 <w:b/>
                 <w:spacing w:val="-4"/>
-                <w:sz w:val="18"/>
+                <w:sz w:val="16"/>
               </w:rPr>
               <w:t xml:space="preserve"> </w:t>
             </w:r>
@@ -9598,7 +8880,7 @@
               <w:rPr>
                 <w:rFonts w:ascii="Calibri"/>
                 <w:b/>
-                <w:sz w:val="18"/>
+                <w:sz w:val="16"/>
               </w:rPr>
               <w:t>EXAMEN</w:t>
             </w:r>
@@ -9607,7 +8889,7 @@
                 <w:rFonts w:ascii="Calibri"/>
                 <w:b/>
                 <w:spacing w:val="-4"/>
-                <w:sz w:val="18"/>
+                <w:sz w:val="16"/>
               </w:rPr>
               <w:t xml:space="preserve"> </w:t>
             </w:r>
@@ -9616,7 +8898,7 @@
                 <w:rFonts w:ascii="Calibri"/>
                 <w:b/>
                 <w:spacing w:val="-2"/>
-                <w:sz w:val="18"/>
+                <w:sz w:val="16"/>
               </w:rPr>
               <w:t>SUFICIENCIA</w:t>
             </w:r>
@@ -9630,7 +8912,7 @@
           <w:p>
             <w:pPr>
               <w:pStyle w:val="TableParagraph"/>
-              <w:spacing w:before="39"/>
+              <w:spacing w:before="0" w:after="0"/>
               <w:ind w:left="6"/>
               <w:jc w:val="center"/>
               <w:rPr>
@@ -9644,7 +8926,7 @@
                 <w:rFonts w:ascii="Calibri"/>
                 <w:b/>
                 <w:spacing w:val="-4"/>
-                <w:sz w:val="18"/>
+                <w:sz w:val="16"/>
               </w:rPr>
               <w:t>NOTA</w:t>
             </w:r>
@@ -9662,7 +8944,7 @@
           <w:p>
             <w:pPr>
               <w:pStyle w:val="TableParagraph"/>
-              <w:spacing w:before="85"/>
+              <w:spacing w:before="0" w:after="0"/>
               <w:ind w:left="11"/>
               <w:jc w:val="center"/>
               <w:rPr>
@@ -9676,7 +8958,7 @@
                 <w:rFonts w:ascii="Calibri"/>
                 <w:b/>
                 <w:spacing w:val="-10"/>
-                <w:sz w:val="18"/>
+                <w:sz w:val="16"/>
               </w:rPr>
               <w:t>1</w:t>
             </w:r>
@@ -9689,6 +8971,7 @@
           <w:p>
             <w:pPr>
               <w:pStyle w:val="TableParagraph"/>
+              <w:spacing w:before="0" w:after="0"/>
               <w:rPr>
                 <w:rFonts w:ascii="Times New Roman"/>
                 <w:sz w:val="16"/>
@@ -9703,6 +8986,7 @@
           <w:p>
             <w:pPr>
               <w:pStyle w:val="TableParagraph"/>
+              <w:spacing w:before="0" w:after="0"/>
               <w:rPr>
                 <w:rFonts w:ascii="Times New Roman"/>
                 <w:sz w:val="16"/>
@@ -9722,7 +9006,7 @@
           <w:p>
             <w:pPr>
               <w:pStyle w:val="TableParagraph"/>
-              <w:spacing w:before="102"/>
+              <w:spacing w:before="0" w:after="0"/>
               <w:ind w:left="11"/>
               <w:jc w:val="center"/>
               <w:rPr>
@@ -9736,7 +9020,7 @@
                 <w:rFonts w:ascii="Calibri"/>
                 <w:b/>
                 <w:spacing w:val="-10"/>
-                <w:sz w:val="18"/>
+                <w:sz w:val="16"/>
               </w:rPr>
               <w:t>2</w:t>
             </w:r>
@@ -9749,6 +9033,7 @@
           <w:p>
             <w:pPr>
               <w:pStyle w:val="TableParagraph"/>
+              <w:spacing w:before="0" w:after="0"/>
               <w:rPr>
                 <w:rFonts w:ascii="Times New Roman"/>
                 <w:sz w:val="16"/>
@@ -9763,6 +9048,7 @@
           <w:p>
             <w:pPr>
               <w:pStyle w:val="TableParagraph"/>
+              <w:spacing w:before="0" w:after="0"/>
               <w:rPr>
                 <w:rFonts w:ascii="Times New Roman"/>
                 <w:sz w:val="16"/>
@@ -9782,7 +9068,7 @@
           <w:p>
             <w:pPr>
               <w:pStyle w:val="TableParagraph"/>
-              <w:spacing w:before="97"/>
+              <w:spacing w:before="0" w:after="0"/>
               <w:ind w:left="11"/>
               <w:jc w:val="center"/>
               <w:rPr>
@@ -9796,7 +9082,7 @@
                 <w:rFonts w:ascii="Calibri"/>
                 <w:b/>
                 <w:spacing w:val="-10"/>
-                <w:sz w:val="18"/>
+                <w:sz w:val="16"/>
               </w:rPr>
               <w:t>3</w:t>
             </w:r>
@@ -9809,6 +9095,7 @@
           <w:p>
             <w:pPr>
               <w:pStyle w:val="TableParagraph"/>
+              <w:spacing w:before="0" w:after="0"/>
               <w:rPr>
                 <w:rFonts w:ascii="Times New Roman"/>
                 <w:sz w:val="16"/>
@@ -9823,6 +9110,7 @@
           <w:p>
             <w:pPr>
               <w:pStyle w:val="TableParagraph"/>
+              <w:spacing w:before="0" w:after="0"/>
               <w:rPr>
                 <w:rFonts w:ascii="Times New Roman"/>
                 <w:sz w:val="16"/>
@@ -9842,7 +9130,7 @@
           <w:p>
             <w:pPr>
               <w:pStyle w:val="TableParagraph"/>
-              <w:spacing w:before="102"/>
+              <w:spacing w:before="0" w:after="0"/>
               <w:ind w:left="11"/>
               <w:jc w:val="center"/>
               <w:rPr>
@@ -9856,7 +9144,7 @@
                 <w:rFonts w:ascii="Calibri"/>
                 <w:b/>
                 <w:spacing w:val="-10"/>
-                <w:sz w:val="18"/>
+                <w:sz w:val="16"/>
               </w:rPr>
               <w:t>4</w:t>
             </w:r>
@@ -9869,6 +9157,7 @@
           <w:p>
             <w:pPr>
               <w:pStyle w:val="TableParagraph"/>
+              <w:spacing w:before="0" w:after="0"/>
               <w:rPr>
                 <w:rFonts w:ascii="Times New Roman"/>
                 <w:sz w:val="16"/>
@@ -9883,6 +9172,7 @@
           <w:p>
             <w:pPr>
               <w:pStyle w:val="TableParagraph"/>
+              <w:spacing w:before="0" w:after="0"/>
               <w:rPr>
                 <w:rFonts w:ascii="Times New Roman"/>
                 <w:sz w:val="16"/>
@@ -9902,7 +9192,7 @@
           <w:p>
             <w:pPr>
               <w:pStyle w:val="TableParagraph"/>
-              <w:spacing w:before="97"/>
+              <w:spacing w:before="0" w:after="0"/>
               <w:ind w:left="11"/>
               <w:jc w:val="center"/>
               <w:rPr>
@@ -9916,7 +9206,7 @@
                 <w:rFonts w:ascii="Calibri"/>
                 <w:b/>
                 <w:spacing w:val="-10"/>
-                <w:sz w:val="18"/>
+                <w:sz w:val="16"/>
               </w:rPr>
               <w:t>5</w:t>
             </w:r>
@@ -9929,6 +9219,7 @@
           <w:p>
             <w:pPr>
               <w:pStyle w:val="TableParagraph"/>
+              <w:spacing w:before="0" w:after="0"/>
               <w:rPr>
                 <w:rFonts w:ascii="Times New Roman"/>
                 <w:sz w:val="16"/>
@@ -9943,6 +9234,7 @@
           <w:p>
             <w:pPr>
               <w:pStyle w:val="TableParagraph"/>
+              <w:spacing w:before="0" w:after="0"/>
               <w:rPr>
                 <w:rFonts w:ascii="Times New Roman"/>
                 <w:sz w:val="16"/>

--- a/Carreras/Contabilidad y Finanzas/2 años/formato.docx
+++ b/Carreras/Contabilidad y Finanzas/2 años/formato.docx
@@ -13,549 +13,6 @@
         </w:rPr>
       </w:pPr>
     </w:p>
-    <w:tbl>
-      <w:tblPr>
-        <w:tblStyle w:val="TableNormal"/>
-        <w:tblW w:w="0" w:type="auto"/>
-        <w:tblInd w:w="295" w:type="dxa"/>
-        <w:tblBorders>
-          <w:top w:val="single" w:sz="4" w:space="0" w:color="000000"/>
-          <w:left w:val="single" w:sz="4" w:space="0" w:color="000000"/>
-          <w:bottom w:val="single" w:sz="4" w:space="0" w:color="000000"/>
-          <w:right w:val="single" w:sz="4" w:space="0" w:color="000000"/>
-          <w:insideH w:val="single" w:sz="4" w:space="0" w:color="000000"/>
-          <w:insideV w:val="single" w:sz="4" w:space="0" w:color="000000"/>
-        </w:tblBorders>
-        <w:tblLayout w:type="fixed"/>
-        <w:tblLook w:val="01E0" w:firstRow="1" w:lastRow="1" w:firstColumn="1" w:lastColumn="1" w:noHBand="0" w:noVBand="0"/>
-      </w:tblPr>
-      <w:tblGrid>
-        <w:gridCol w:w="1414"/>
-        <w:gridCol w:w="5500"/>
-        <w:gridCol w:w="1448"/>
-        <w:gridCol w:w="1673"/>
-      </w:tblGrid>
-      <w:tr>
-        <w:trPr>
-          <w:trHeight w:val="563"/>
-        </w:trPr>
-        <w:tc>
-          <w:tcPr>
-            <w:tcW w:w="1414" w:type="dxa"/>
-            <w:vMerge w:val="restart"/>
-          </w:tcPr>
-          <w:p>
-            <w:pPr>
-              <w:pStyle w:val="TableParagraph"/>
-              <w:spacing w:before="9"/>
-              <w:rPr>
-                <w:rFonts w:ascii="Times New Roman"/>
-                <w:sz w:val="16"/>
-              </w:rPr>
-            </w:pPr>
-          </w:p>
-          <w:p>
-            <w:pPr>
-              <w:pStyle w:val="TableParagraph"/>
-              <w:ind w:left="277"/>
-              <w:rPr>
-                <w:rFonts w:ascii="Times New Roman"/>
-                <w:sz w:val="20"/>
-              </w:rPr>
-            </w:pPr>
-            <w:r>
-              <w:rPr>
-                <w:rFonts w:ascii="Times New Roman"/>
-                <w:noProof/>
-                <w:sz w:val="20"/>
-              </w:rPr>
-              <w:drawing>
-                <wp:inline distT="0" distB="0" distL="0" distR="0" wp14:anchorId="6440D0DC" wp14:editId="6440D0DD">
-                  <wp:extent cx="531994" cy="592074"/>
-                  <wp:effectExtent l="0" t="0" r="0" b="0"/>
-                  <wp:docPr id="3" name="Image 3"/>
-                  <wp:cNvGraphicFramePr>
-                    <a:graphicFrameLocks xmlns:a="http://schemas.openxmlformats.org/drawingml/2006/main"/>
-                  </wp:cNvGraphicFramePr>
-                  <a:graphic xmlns:a="http://schemas.openxmlformats.org/drawingml/2006/main">
-                    <a:graphicData uri="http://schemas.openxmlformats.org/drawingml/2006/picture">
-                      <pic:pic xmlns:pic="http://schemas.openxmlformats.org/drawingml/2006/picture">
-                        <pic:nvPicPr>
-                          <pic:cNvPr id="3" name="Image 3"/>
-                          <pic:cNvPicPr/>
-                        </pic:nvPicPr>
-                        <pic:blipFill>
-                          <a:blip r:embed="rId6" cstate="print"/>
-                          <a:stretch>
-                            <a:fillRect/>
-                          </a:stretch>
-                        </pic:blipFill>
-                        <pic:spPr>
-                          <a:xfrm>
-                            <a:off x="0" y="0"/>
-                            <a:ext cx="531994" cy="592074"/>
-                          </a:xfrm>
-                          <a:prstGeom prst="rect">
-                            <a:avLst/>
-                          </a:prstGeom>
-                        </pic:spPr>
-                      </pic:pic>
-                    </a:graphicData>
-                  </a:graphic>
-                </wp:inline>
-              </w:drawing>
-            </w:r>
-          </w:p>
-        </w:tc>
-        <w:tc>
-          <w:tcPr>
-            <w:tcW w:w="5500" w:type="dxa"/>
-            <w:vMerge w:val="restart"/>
-          </w:tcPr>
-          <w:p>
-            <w:pPr>
-              <w:pStyle w:val="TableParagraph"/>
-              <w:spacing w:before="155"/>
-              <w:ind w:left="1017" w:hanging="27"/>
-              <w:rPr>
-                <w:rFonts w:ascii="Arial"/>
-                <w:b/>
-                <w:sz w:val="19"/>
-              </w:rPr>
-            </w:pPr>
-            <w:r>
-              <w:rPr>
-                <w:rFonts w:ascii="Arial"/>
-                <w:b/>
-                <w:color w:val="890000"/>
-                <w:sz w:val="19"/>
-              </w:rPr>
-              <w:t>UNIVERSIDAD</w:t>
-            </w:r>
-            <w:r>
-              <w:rPr>
-                <w:rFonts w:ascii="Arial"/>
-                <w:b/>
-                <w:color w:val="890000"/>
-                <w:spacing w:val="-9"/>
-                <w:sz w:val="19"/>
-              </w:rPr>
-              <w:t xml:space="preserve"> </w:t>
-            </w:r>
-            <w:r>
-              <w:rPr>
-                <w:rFonts w:ascii="Arial"/>
-                <w:b/>
-                <w:color w:val="890000"/>
-                <w:sz w:val="19"/>
-              </w:rPr>
-              <w:t>PRIVADA</w:t>
-            </w:r>
-            <w:r>
-              <w:rPr>
-                <w:rFonts w:ascii="Arial"/>
-                <w:b/>
-                <w:color w:val="890000"/>
-                <w:spacing w:val="-9"/>
-                <w:sz w:val="19"/>
-              </w:rPr>
-              <w:t xml:space="preserve"> </w:t>
-            </w:r>
-            <w:r>
-              <w:rPr>
-                <w:rFonts w:ascii="Arial"/>
-                <w:b/>
-                <w:color w:val="890000"/>
-                <w:sz w:val="19"/>
-              </w:rPr>
-              <w:t>DE</w:t>
-            </w:r>
-            <w:r>
-              <w:rPr>
-                <w:rFonts w:ascii="Arial"/>
-                <w:b/>
-                <w:color w:val="890000"/>
-                <w:spacing w:val="-8"/>
-                <w:sz w:val="19"/>
-              </w:rPr>
-              <w:t xml:space="preserve"> </w:t>
-            </w:r>
-            <w:r>
-              <w:rPr>
-                <w:rFonts w:ascii="Arial"/>
-                <w:b/>
-                <w:color w:val="890000"/>
-                <w:spacing w:val="-2"/>
-                <w:sz w:val="19"/>
-              </w:rPr>
-              <w:t>TRUJILLO</w:t>
-            </w:r>
-          </w:p>
-          <w:p>
-            <w:pPr>
-              <w:pStyle w:val="TableParagraph"/>
-              <w:spacing w:before="108" w:line="242" w:lineRule="auto"/>
-              <w:ind w:left="704" w:right="133" w:firstLine="312"/>
-              <w:rPr>
-                <w:rFonts w:ascii="Arial" w:hAnsi="Arial"/>
-                <w:b/>
-                <w:sz w:val="18"/>
-              </w:rPr>
-            </w:pPr>
-            <w:r>
-              <w:rPr>
-                <w:rFonts w:ascii="Arial" w:hAnsi="Arial"/>
-                <w:b/>
-                <w:sz w:val="18"/>
-              </w:rPr>
-              <w:t>CONVALIDACIÓN POR COMPETENCIAS CARRERA</w:t>
-            </w:r>
-            <w:r>
-              <w:rPr>
-                <w:rFonts w:ascii="Arial" w:hAnsi="Arial"/>
-                <w:b/>
-                <w:spacing w:val="-11"/>
-                <w:sz w:val="18"/>
-              </w:rPr>
-              <w:t xml:space="preserve"> </w:t>
-            </w:r>
-            <w:r>
-              <w:rPr>
-                <w:rFonts w:ascii="Arial" w:hAnsi="Arial"/>
-                <w:b/>
-                <w:sz w:val="18"/>
-              </w:rPr>
-              <w:t>PROFESIONAL</w:t>
-            </w:r>
-            <w:r>
-              <w:rPr>
-                <w:rFonts w:ascii="Arial" w:hAnsi="Arial"/>
-                <w:b/>
-                <w:spacing w:val="-10"/>
-                <w:sz w:val="18"/>
-              </w:rPr>
-              <w:t xml:space="preserve"> </w:t>
-            </w:r>
-            <w:r>
-              <w:rPr>
-                <w:rFonts w:ascii="Arial" w:hAnsi="Arial"/>
-                <w:b/>
-                <w:sz w:val="18"/>
-              </w:rPr>
-              <w:t>DE</w:t>
-            </w:r>
-            <w:r>
-              <w:rPr>
-                <w:rFonts w:ascii="Arial" w:hAnsi="Arial"/>
-                <w:b/>
-                <w:spacing w:val="-9"/>
-                <w:sz w:val="18"/>
-              </w:rPr>
-              <w:t xml:space="preserve"> </w:t>
-            </w:r>
-            <w:r>
-              <w:rPr>
-                <w:rFonts w:ascii="Arial" w:hAnsi="Arial"/>
-                <w:b/>
-                <w:sz w:val="18"/>
-              </w:rPr>
-              <w:t>CONTABILIDAD</w:t>
-            </w:r>
-            <w:r>
-              <w:rPr>
-                <w:rFonts w:ascii="Arial" w:hAnsi="Arial"/>
-                <w:b/>
-                <w:spacing w:val="-11"/>
-                <w:sz w:val="18"/>
-              </w:rPr>
-              <w:t xml:space="preserve"> </w:t>
-            </w:r>
-            <w:r>
-              <w:rPr>
-                <w:rFonts w:ascii="Arial" w:hAnsi="Arial"/>
-                <w:b/>
-                <w:sz w:val="18"/>
-              </w:rPr>
-              <w:t>Y</w:t>
-            </w:r>
-          </w:p>
-          <w:p>
-            <w:pPr>
-              <w:pStyle w:val="TableParagraph"/>
-              <w:spacing w:line="204" w:lineRule="exact"/>
-              <w:ind w:left="2068"/>
-              <w:rPr>
-                <w:rFonts w:ascii="Arial" w:hAnsi="Arial"/>
-                <w:b/>
-                <w:sz w:val="18"/>
-              </w:rPr>
-            </w:pPr>
-            <w:r>
-              <w:rPr>
-                <w:rFonts w:ascii="Arial" w:hAnsi="Arial"/>
-                <w:b/>
-                <w:sz w:val="18"/>
-              </w:rPr>
-              <w:t>FINANZAS</w:t>
-            </w:r>
-            <w:r>
-              <w:rPr>
-                <w:rFonts w:ascii="Arial" w:hAnsi="Arial"/>
-                <w:b/>
-                <w:spacing w:val="-4"/>
-                <w:sz w:val="18"/>
-              </w:rPr>
-              <w:t xml:space="preserve"> </w:t>
-            </w:r>
-            <w:r>
-              <w:rPr>
-                <w:rFonts w:ascii="Arial" w:hAnsi="Arial"/>
-                <w:b/>
-                <w:sz w:val="18"/>
-              </w:rPr>
-              <w:t>–</w:t>
-            </w:r>
-            <w:r>
-              <w:rPr>
-                <w:rFonts w:ascii="Arial" w:hAnsi="Arial"/>
-                <w:b/>
-                <w:spacing w:val="-3"/>
-                <w:sz w:val="18"/>
-              </w:rPr>
-              <w:t xml:space="preserve"> </w:t>
-            </w:r>
-            <w:r>
-              <w:rPr>
-                <w:rFonts w:ascii="Arial" w:hAnsi="Arial"/>
-                <w:b/>
-                <w:sz w:val="18"/>
-              </w:rPr>
-              <w:t>2</w:t>
-            </w:r>
-            <w:r>
-              <w:rPr>
-                <w:rFonts w:ascii="Arial" w:hAnsi="Arial"/>
-                <w:b/>
-                <w:spacing w:val="-4"/>
-                <w:sz w:val="18"/>
-              </w:rPr>
-              <w:t xml:space="preserve"> AÑOS</w:t>
-            </w:r>
-          </w:p>
-        </w:tc>
-        <w:tc>
-          <w:tcPr>
-            <w:tcW w:w="1448" w:type="dxa"/>
-          </w:tcPr>
-          <w:p>
-            <w:pPr>
-              <w:pStyle w:val="TableParagraph"/>
-              <w:spacing w:before="172"/>
-              <w:ind w:left="6"/>
-              <w:jc w:val="center"/>
-              <w:rPr>
-                <w:rFonts w:ascii="Arial" w:hAnsi="Arial"/>
-                <w:b/>
-                <w:sz w:val="19"/>
-              </w:rPr>
-            </w:pPr>
-            <w:r>
-              <w:rPr>
-                <w:rFonts w:ascii="Arial" w:hAnsi="Arial"/>
-                <w:b/>
-                <w:spacing w:val="-2"/>
-                <w:sz w:val="19"/>
-              </w:rPr>
-              <w:t>Código:</w:t>
-            </w:r>
-          </w:p>
-        </w:tc>
-        <w:tc>
-          <w:tcPr>
-            <w:tcW w:w="1673" w:type="dxa"/>
-          </w:tcPr>
-          <w:p>
-            <w:pPr>
-              <w:pStyle w:val="TableParagraph"/>
-              <w:spacing w:before="172"/>
-              <w:ind w:left="4"/>
-              <w:jc w:val="center"/>
-              <w:rPr>
-                <w:sz w:val="19"/>
-              </w:rPr>
-            </w:pPr>
-            <w:r>
-              <w:rPr>
-                <w:spacing w:val="-2"/>
-                <w:sz w:val="19"/>
-              </w:rPr>
-              <w:t>FR-VRA-</w:t>
-            </w:r>
-            <w:r>
-              <w:rPr>
-                <w:spacing w:val="-5"/>
-                <w:sz w:val="19"/>
-              </w:rPr>
-              <w:t>166</w:t>
-            </w:r>
-          </w:p>
-        </w:tc>
-      </w:tr>
-      <w:tr>
-        <w:trPr>
-          <w:trHeight w:val="748"/>
-        </w:trPr>
-        <w:tc>
-          <w:tcPr>
-            <w:tcW w:w="1414" w:type="dxa"/>
-            <w:vMerge/>
-            <w:tcBorders>
-              <w:top w:val="nil"/>
-            </w:tcBorders>
-          </w:tcPr>
-          <w:p>
-            <w:pPr>
-              <w:rPr>
-                <w:sz w:val="2"/>
-                <w:szCs w:val="2"/>
-              </w:rPr>
-            </w:pPr>
-          </w:p>
-        </w:tc>
-        <w:tc>
-          <w:tcPr>
-            <w:tcW w:w="5500" w:type="dxa"/>
-            <w:vMerge/>
-            <w:tcBorders>
-              <w:top w:val="nil"/>
-            </w:tcBorders>
-          </w:tcPr>
-          <w:p>
-            <w:pPr>
-              <w:rPr>
-                <w:sz w:val="2"/>
-                <w:szCs w:val="2"/>
-              </w:rPr>
-            </w:pPr>
-          </w:p>
-        </w:tc>
-        <w:tc>
-          <w:tcPr>
-            <w:tcW w:w="1448" w:type="dxa"/>
-          </w:tcPr>
-          <w:p>
-            <w:pPr>
-              <w:pStyle w:val="TableParagraph"/>
-              <w:spacing w:before="47"/>
-              <w:rPr>
-                <w:rFonts w:ascii="Times New Roman"/>
-                <w:sz w:val="19"/>
-              </w:rPr>
-            </w:pPr>
-          </w:p>
-          <w:p>
-            <w:pPr>
-              <w:pStyle w:val="TableParagraph"/>
-              <w:ind w:left="6" w:right="3"/>
-              <w:jc w:val="center"/>
-              <w:rPr>
-                <w:rFonts w:ascii="Arial" w:hAnsi="Arial"/>
-                <w:b/>
-                <w:sz w:val="19"/>
-              </w:rPr>
-            </w:pPr>
-            <w:r>
-              <w:rPr>
-                <w:rFonts w:ascii="Arial" w:hAnsi="Arial"/>
-                <w:b/>
-                <w:spacing w:val="-2"/>
-                <w:sz w:val="19"/>
-              </w:rPr>
-              <w:t>Página:</w:t>
-            </w:r>
-          </w:p>
-        </w:tc>
-        <w:tc>
-          <w:tcPr>
-            <w:tcW w:w="1673" w:type="dxa"/>
-          </w:tcPr>
-          <w:p>
-            <w:pPr>
-              <w:pStyle w:val="TableParagraph"/>
-              <w:spacing w:before="47"/>
-              <w:rPr>
-                <w:rFonts w:ascii="Times New Roman"/>
-                <w:sz w:val="19"/>
-              </w:rPr>
-            </w:pPr>
-          </w:p>
-          <w:p>
-            <w:pPr>
-              <w:pStyle w:val="TableParagraph"/>
-              <w:ind w:left="7"/>
-              <w:jc w:val="center"/>
-              <w:rPr>
-                <w:rFonts w:ascii="Arial" w:hAnsi="Arial"/>
-                <w:b/>
-                <w:sz w:val="19"/>
-              </w:rPr>
-            </w:pPr>
-            <w:r>
-              <w:rPr>
-                <w:sz w:val="19"/>
-              </w:rPr>
-              <w:t>Página</w:t>
-            </w:r>
-            <w:r>
-              <w:rPr>
-                <w:spacing w:val="-3"/>
-                <w:sz w:val="19"/>
-              </w:rPr>
-              <w:t xml:space="preserve"> </w:t>
-            </w:r>
-            <w:r>
-              <w:rPr>
-                <w:rFonts w:ascii="Arial" w:hAnsi="Arial"/>
-                <w:b/>
-                <w:sz w:val="19"/>
-              </w:rPr>
-              <w:t>1</w:t>
-            </w:r>
-            <w:r>
-              <w:rPr>
-                <w:rFonts w:ascii="Arial" w:hAnsi="Arial"/>
-                <w:b/>
-                <w:spacing w:val="-3"/>
-                <w:sz w:val="19"/>
-              </w:rPr>
-              <w:t xml:space="preserve"> </w:t>
-            </w:r>
-            <w:r>
-              <w:rPr>
-                <w:sz w:val="19"/>
-              </w:rPr>
-              <w:t>de</w:t>
-            </w:r>
-            <w:r>
-              <w:rPr>
-                <w:spacing w:val="-3"/>
-                <w:sz w:val="19"/>
-              </w:rPr>
-              <w:t xml:space="preserve"> </w:t>
-            </w:r>
-            <w:r>
-              <w:rPr>
-                <w:rFonts w:ascii="Arial" w:hAnsi="Arial"/>
-                <w:b/>
-                <w:spacing w:val="-10"/>
-                <w:sz w:val="19"/>
-              </w:rPr>
-              <w:t>3</w:t>
-            </w:r>
-          </w:p>
-        </w:tc>
-      </w:tr>
-    </w:tbl>
     <w:p>
       <w:pPr>
         <w:pStyle w:val="Ttulo"/>
@@ -2365,6 +1822,8 @@
       <w:tr>
         <w:trPr>
           <w:trHeight w:val="450"/>
+          <w:tblHeader w:val="true"/>
+          <w:cantSplit/>
         </w:trPr>
         <w:tc>
           <w:tcPr>
@@ -2581,6 +2040,7 @@
       <w:tr>
         <w:trPr>
           <w:trHeight w:val="239"/>
+          <w:cantSplit/>
         </w:trPr>
         <w:tc>
           <w:tcPr>
@@ -2785,6 +2245,7 @@
       <w:tr>
         <w:trPr>
           <w:trHeight w:val="366"/>
+          <w:cantSplit/>
         </w:trPr>
         <w:tc>
           <w:tcPr>
@@ -2971,6 +2432,7 @@
       <w:tr>
         <w:trPr>
           <w:trHeight w:val="239"/>
+          <w:cantSplit/>
         </w:trPr>
         <w:tc>
           <w:tcPr>
@@ -3131,6 +2593,7 @@
       <w:tr>
         <w:trPr>
           <w:trHeight w:val="369"/>
+          <w:cantSplit/>
         </w:trPr>
         <w:tc>
           <w:tcPr>
@@ -3310,6 +2773,7 @@
       <w:tr>
         <w:trPr>
           <w:trHeight w:val="366"/>
+          <w:cantSplit/>
         </w:trPr>
         <w:tc>
           <w:tcPr>
@@ -3489,6 +2953,7 @@
       <w:tr>
         <w:trPr>
           <w:trHeight w:val="369"/>
+          <w:cantSplit/>
         </w:trPr>
         <w:tc>
           <w:tcPr>
@@ -3688,6 +3153,7 @@
       <w:tr>
         <w:trPr>
           <w:trHeight w:val="450"/>
+          <w:cantSplit/>
         </w:trPr>
         <w:tc>
           <w:tcPr>
@@ -3847,6 +3313,7 @@
       <w:tr>
         <w:trPr>
           <w:trHeight w:val="448"/>
+          <w:cantSplit/>
         </w:trPr>
         <w:tc>
           <w:tcPr>
@@ -4019,6 +3486,7 @@
       <w:tr>
         <w:trPr>
           <w:trHeight w:val="369"/>
+          <w:cantSplit/>
         </w:trPr>
         <w:tc>
           <w:tcPr>
@@ -4178,6 +3646,7 @@
       <w:tr>
         <w:trPr>
           <w:trHeight w:val="239"/>
+          <w:cantSplit/>
         </w:trPr>
         <w:tc>
           <w:tcPr>
@@ -4351,6 +3820,7 @@
       <w:tr>
         <w:trPr>
           <w:trHeight w:val="239"/>
+          <w:cantSplit/>
         </w:trPr>
         <w:tc>
           <w:tcPr>
@@ -4567,6 +4037,7 @@
       <w:tr>
         <w:trPr>
           <w:trHeight w:val="369"/>
+          <w:cantSplit/>
         </w:trPr>
         <w:tc>
           <w:tcPr>
@@ -4746,6 +4217,7 @@
       <w:tr>
         <w:trPr>
           <w:trHeight w:val="448"/>
+          <w:cantSplit/>
         </w:trPr>
         <w:tc>
           <w:tcPr>
@@ -4931,6 +4403,7 @@
       <w:tr>
         <w:trPr>
           <w:trHeight w:val="369"/>
+          <w:cantSplit/>
         </w:trPr>
         <w:tc>
           <w:tcPr>
@@ -5143,6 +4616,7 @@
       <w:tr>
         <w:trPr>
           <w:trHeight w:val="239"/>
+          <w:cantSplit/>
         </w:trPr>
         <w:tc>
           <w:tcPr>
@@ -5316,6 +4790,7 @@
       <w:tr>
         <w:trPr>
           <w:trHeight w:val="239"/>
+          <w:cantSplit/>
         </w:trPr>
         <w:tc>
           <w:tcPr>
@@ -5497,6 +4972,7 @@
       <w:tr>
         <w:trPr>
           <w:trHeight w:val="369"/>
+          <w:cantSplit/>
         </w:trPr>
         <w:tc>
           <w:tcPr>
@@ -5676,6 +5152,7 @@
       <w:tr>
         <w:trPr>
           <w:trHeight w:val="369"/>
+          <w:cantSplit/>
         </w:trPr>
         <w:tc>
           <w:tcPr>
@@ -5865,6 +5342,7 @@
       <w:tr>
         <w:trPr>
           <w:trHeight w:val="369"/>
+          <w:cantSplit/>
         </w:trPr>
         <w:tc>
           <w:tcPr>
@@ -6054,6 +5532,7 @@
       <w:tr>
         <w:trPr>
           <w:trHeight w:val="369"/>
+          <w:cantSplit/>
         </w:trPr>
         <w:tc>
           <w:tcPr>
@@ -6243,6 +5722,7 @@
       <w:tr>
         <w:trPr>
           <w:trHeight w:val="369"/>
+          <w:cantSplit/>
         </w:trPr>
         <w:tc>
           <w:tcPr>
@@ -6432,6 +5912,7 @@
       <w:tr>
         <w:trPr>
           <w:trHeight w:val="369"/>
+          <w:cantSplit/>
         </w:trPr>
         <w:tc>
           <w:tcPr>
@@ -6621,6 +6102,7 @@
       <w:tr>
         <w:trPr>
           <w:trHeight w:val="369"/>
+          <w:cantSplit/>
         </w:trPr>
         <w:tc>
           <w:tcPr>
@@ -6810,6 +6292,7 @@
       <w:tr>
         <w:trPr>
           <w:trHeight w:val="369"/>
+          <w:cantSplit/>
         </w:trPr>
         <w:tc>
           <w:tcPr>
@@ -6999,6 +6482,7 @@
       <w:tr>
         <w:trPr>
           <w:trHeight w:val="369"/>
+          <w:cantSplit/>
         </w:trPr>
         <w:tc>
           <w:tcPr>
@@ -7188,6 +6672,7 @@
       <w:tr>
         <w:trPr>
           <w:trHeight w:val="369"/>
+          <w:cantSplit/>
         </w:trPr>
         <w:tc>
           <w:tcPr>
@@ -7379,6 +6864,7 @@
       <w:tr>
         <w:trPr>
           <w:trHeight w:val="369"/>
+          <w:cantSplit/>
         </w:trPr>
         <w:tc>
           <w:tcPr>
@@ -7568,6 +7054,7 @@
       <w:tr>
         <w:trPr>
           <w:trHeight w:val="369"/>
+          <w:cantSplit/>
         </w:trPr>
         <w:tc>
           <w:tcPr>
@@ -7757,6 +7244,7 @@
       <w:tr>
         <w:trPr>
           <w:trHeight w:val="369"/>
+          <w:cantSplit/>
         </w:trPr>
         <w:tc>
           <w:tcPr>
@@ -7946,6 +7434,7 @@
       <w:tr>
         <w:trPr>
           <w:trHeight w:val="369"/>
+          <w:cantSplit/>
         </w:trPr>
         <w:tc>
           <w:tcPr>
@@ -8135,6 +7624,7 @@
       <w:tr>
         <w:trPr>
           <w:trHeight w:val="369"/>
+          <w:cantSplit/>
         </w:trPr>
         <w:tc>
           <w:tcPr>
@@ -8324,6 +7814,7 @@
       <w:tr>
         <w:trPr>
           <w:trHeight w:val="369"/>
+          <w:cantSplit/>
         </w:trPr>
         <w:tc>
           <w:tcPr>
@@ -8513,6 +8004,7 @@
       <w:tr>
         <w:trPr>
           <w:trHeight w:val="369"/>
+          <w:cantSplit/>
         </w:trPr>
         <w:tc>
           <w:tcPr>
@@ -9261,8 +8753,9 @@
           <w:sz w:val="20"/>
         </w:rPr>
         <w:sectPr>
+          <w:headerReference w:type="default" r:id="rId11"/>
           <w:pgSz w:w="11920" w:h="16850"/>
-          <w:pgMar w:top="720" w:right="566" w:bottom="580" w:left="850" w:header="0" w:footer="392" w:gutter="0"/>
+          <w:pgMar w:top="1123" w:right="566" w:bottom="580" w:left="850" w:header="288" w:footer="392" w:gutter="0"/>
           <w:cols w:space="720"/>
         </w:sectPr>
       </w:pPr>
@@ -9349,582 +8842,8 @@
       </w:tblGrid>
       <w:tr>
         <w:trPr>
-          <w:trHeight w:val="553"/>
-        </w:trPr>
-        <w:tc>
-          <w:tcPr>
-            <w:tcW w:w="269" w:type="dxa"/>
-            <w:vMerge w:val="restart"/>
-            <w:tcBorders>
-              <w:top w:val="nil"/>
-              <w:left w:val="nil"/>
-            </w:tcBorders>
-          </w:tcPr>
-          <w:p>
-            <w:pPr>
-              <w:pStyle w:val="TableParagraph"/>
-              <w:rPr>
-                <w:rFonts w:ascii="Times New Roman"/>
-                <w:sz w:val="16"/>
-              </w:rPr>
-            </w:pPr>
-          </w:p>
-        </w:tc>
-        <w:tc>
-          <w:tcPr>
-            <w:tcW w:w="1413" w:type="dxa"/>
-            <w:gridSpan w:val="2"/>
-            <w:vMerge w:val="restart"/>
-            <w:tcBorders>
-              <w:bottom w:val="double" w:sz="4" w:space="0" w:color="000000"/>
-            </w:tcBorders>
-          </w:tcPr>
-          <w:p>
-            <w:pPr>
-              <w:pStyle w:val="TableParagraph"/>
-              <w:spacing w:before="9" w:after="1"/>
-              <w:rPr>
-                <w:rFonts w:ascii="Calibri Light"/>
-                <w:sz w:val="15"/>
-              </w:rPr>
-            </w:pPr>
-          </w:p>
-          <w:p>
-            <w:pPr>
-              <w:pStyle w:val="TableParagraph"/>
-              <w:ind w:left="278"/>
-              <w:rPr>
-                <w:rFonts w:ascii="Calibri Light"/>
-                <w:sz w:val="20"/>
-              </w:rPr>
-            </w:pPr>
-            <w:r>
-              <w:rPr>
-                <w:rFonts w:ascii="Calibri Light"/>
-                <w:noProof/>
-                <w:sz w:val="20"/>
-              </w:rPr>
-              <w:drawing>
-                <wp:inline distT="0" distB="0" distL="0" distR="0" wp14:anchorId="6440D0E4" wp14:editId="6440D0E5">
-                  <wp:extent cx="531994" cy="592074"/>
-                  <wp:effectExtent l="0" t="0" r="0" b="0"/>
-                  <wp:docPr id="7" name="Image 7"/>
-                  <wp:cNvGraphicFramePr>
-                    <a:graphicFrameLocks xmlns:a="http://schemas.openxmlformats.org/drawingml/2006/main"/>
-                  </wp:cNvGraphicFramePr>
-                  <a:graphic xmlns:a="http://schemas.openxmlformats.org/drawingml/2006/main">
-                    <a:graphicData uri="http://schemas.openxmlformats.org/drawingml/2006/picture">
-                      <pic:pic xmlns:pic="http://schemas.openxmlformats.org/drawingml/2006/picture">
-                        <pic:nvPicPr>
-                          <pic:cNvPr id="7" name="Image 7"/>
-                          <pic:cNvPicPr/>
-                        </pic:nvPicPr>
-                        <pic:blipFill>
-                          <a:blip r:embed="rId6" cstate="print"/>
-                          <a:stretch>
-                            <a:fillRect/>
-                          </a:stretch>
-                        </pic:blipFill>
-                        <pic:spPr>
-                          <a:xfrm>
-                            <a:off x="0" y="0"/>
-                            <a:ext cx="531994" cy="592074"/>
-                          </a:xfrm>
-                          <a:prstGeom prst="rect">
-                            <a:avLst/>
-                          </a:prstGeom>
-                        </pic:spPr>
-                      </pic:pic>
-                    </a:graphicData>
-                  </a:graphic>
-                </wp:inline>
-              </w:drawing>
-            </w:r>
-          </w:p>
-        </w:tc>
-        <w:tc>
-          <w:tcPr>
-            <w:tcW w:w="5498" w:type="dxa"/>
-            <w:gridSpan w:val="4"/>
-            <w:vMerge w:val="restart"/>
-            <w:tcBorders>
-              <w:bottom w:val="double" w:sz="4" w:space="0" w:color="000000"/>
-            </w:tcBorders>
-          </w:tcPr>
-          <w:p>
-            <w:pPr>
-              <w:pStyle w:val="TableParagraph"/>
-              <w:spacing w:before="155"/>
-              <w:ind w:left="1018" w:hanging="27"/>
-              <w:rPr>
-                <w:rFonts w:ascii="Arial"/>
-                <w:b/>
-                <w:sz w:val="19"/>
-              </w:rPr>
-            </w:pPr>
-            <w:r>
-              <w:rPr>
-                <w:rFonts w:ascii="Arial"/>
-                <w:b/>
-                <w:color w:val="890000"/>
-                <w:sz w:val="19"/>
-              </w:rPr>
-              <w:t>UNIVERSIDAD</w:t>
-            </w:r>
-            <w:r>
-              <w:rPr>
-                <w:rFonts w:ascii="Arial"/>
-                <w:b/>
-                <w:color w:val="890000"/>
-                <w:spacing w:val="-9"/>
-                <w:sz w:val="19"/>
-              </w:rPr>
-              <w:t xml:space="preserve"> </w:t>
-            </w:r>
-            <w:r>
-              <w:rPr>
-                <w:rFonts w:ascii="Arial"/>
-                <w:b/>
-                <w:color w:val="890000"/>
-                <w:sz w:val="19"/>
-              </w:rPr>
-              <w:t>PRIVADA</w:t>
-            </w:r>
-            <w:r>
-              <w:rPr>
-                <w:rFonts w:ascii="Arial"/>
-                <w:b/>
-                <w:color w:val="890000"/>
-                <w:spacing w:val="-9"/>
-                <w:sz w:val="19"/>
-              </w:rPr>
-              <w:t xml:space="preserve"> </w:t>
-            </w:r>
-            <w:r>
-              <w:rPr>
-                <w:rFonts w:ascii="Arial"/>
-                <w:b/>
-                <w:color w:val="890000"/>
-                <w:sz w:val="19"/>
-              </w:rPr>
-              <w:t>DE</w:t>
-            </w:r>
-            <w:r>
-              <w:rPr>
-                <w:rFonts w:ascii="Arial"/>
-                <w:b/>
-                <w:color w:val="890000"/>
-                <w:spacing w:val="-8"/>
-                <w:sz w:val="19"/>
-              </w:rPr>
-              <w:t xml:space="preserve"> </w:t>
-            </w:r>
-            <w:r>
-              <w:rPr>
-                <w:rFonts w:ascii="Arial"/>
-                <w:b/>
-                <w:color w:val="890000"/>
-                <w:spacing w:val="-2"/>
-                <w:sz w:val="19"/>
-              </w:rPr>
-              <w:t>TRUJILLO</w:t>
-            </w:r>
-          </w:p>
-          <w:p>
-            <w:pPr>
-              <w:pStyle w:val="TableParagraph"/>
-              <w:spacing w:before="108" w:line="242" w:lineRule="auto"/>
-              <w:ind w:left="706" w:right="129" w:firstLine="312"/>
-              <w:rPr>
-                <w:rFonts w:ascii="Arial" w:hAnsi="Arial"/>
-                <w:b/>
-                <w:sz w:val="18"/>
-              </w:rPr>
-            </w:pPr>
-            <w:r>
-              <w:rPr>
-                <w:rFonts w:ascii="Arial" w:hAnsi="Arial"/>
-                <w:b/>
-                <w:sz w:val="18"/>
-              </w:rPr>
-              <w:t>CONVALIDACIÓN POR COMPETENCIAS CARRERA</w:t>
-            </w:r>
-            <w:r>
-              <w:rPr>
-                <w:rFonts w:ascii="Arial" w:hAnsi="Arial"/>
-                <w:b/>
-                <w:spacing w:val="-11"/>
-                <w:sz w:val="18"/>
-              </w:rPr>
-              <w:t xml:space="preserve"> </w:t>
-            </w:r>
-            <w:r>
-              <w:rPr>
-                <w:rFonts w:ascii="Arial" w:hAnsi="Arial"/>
-                <w:b/>
-                <w:sz w:val="18"/>
-              </w:rPr>
-              <w:t>PROFESIONAL</w:t>
-            </w:r>
-            <w:r>
-              <w:rPr>
-                <w:rFonts w:ascii="Arial" w:hAnsi="Arial"/>
-                <w:b/>
-                <w:spacing w:val="-11"/>
-                <w:sz w:val="18"/>
-              </w:rPr>
-              <w:t xml:space="preserve"> </w:t>
-            </w:r>
-            <w:r>
-              <w:rPr>
-                <w:rFonts w:ascii="Arial" w:hAnsi="Arial"/>
-                <w:b/>
-                <w:sz w:val="18"/>
-              </w:rPr>
-              <w:t>DE</w:t>
-            </w:r>
-            <w:r>
-              <w:rPr>
-                <w:rFonts w:ascii="Arial" w:hAnsi="Arial"/>
-                <w:b/>
-                <w:spacing w:val="-9"/>
-                <w:sz w:val="18"/>
-              </w:rPr>
-              <w:t xml:space="preserve"> </w:t>
-            </w:r>
-            <w:r>
-              <w:rPr>
-                <w:rFonts w:ascii="Arial" w:hAnsi="Arial"/>
-                <w:b/>
-                <w:sz w:val="18"/>
-              </w:rPr>
-              <w:t>CONTABILIDAD</w:t>
-            </w:r>
-            <w:r>
-              <w:rPr>
-                <w:rFonts w:ascii="Arial" w:hAnsi="Arial"/>
-                <w:b/>
-                <w:spacing w:val="-11"/>
-                <w:sz w:val="18"/>
-              </w:rPr>
-              <w:t xml:space="preserve"> </w:t>
-            </w:r>
-            <w:r>
-              <w:rPr>
-                <w:rFonts w:ascii="Arial" w:hAnsi="Arial"/>
-                <w:b/>
-                <w:sz w:val="18"/>
-              </w:rPr>
-              <w:t>Y</w:t>
-            </w:r>
-          </w:p>
-          <w:p>
-            <w:pPr>
-              <w:pStyle w:val="TableParagraph"/>
-              <w:spacing w:line="204" w:lineRule="exact"/>
-              <w:ind w:left="2070"/>
-              <w:rPr>
-                <w:rFonts w:ascii="Arial" w:hAnsi="Arial"/>
-                <w:b/>
-                <w:sz w:val="18"/>
-              </w:rPr>
-            </w:pPr>
-            <w:r>
-              <w:rPr>
-                <w:rFonts w:ascii="Arial" w:hAnsi="Arial"/>
-                <w:b/>
-                <w:sz w:val="18"/>
-              </w:rPr>
-              <w:t>FINANZAS</w:t>
-            </w:r>
-            <w:r>
-              <w:rPr>
-                <w:rFonts w:ascii="Arial" w:hAnsi="Arial"/>
-                <w:b/>
-                <w:spacing w:val="-4"/>
-                <w:sz w:val="18"/>
-              </w:rPr>
-              <w:t xml:space="preserve"> </w:t>
-            </w:r>
-            <w:r>
-              <w:rPr>
-                <w:rFonts w:ascii="Arial" w:hAnsi="Arial"/>
-                <w:b/>
-                <w:sz w:val="18"/>
-              </w:rPr>
-              <w:t>–</w:t>
-            </w:r>
-            <w:r>
-              <w:rPr>
-                <w:rFonts w:ascii="Arial" w:hAnsi="Arial"/>
-                <w:b/>
-                <w:spacing w:val="-3"/>
-                <w:sz w:val="18"/>
-              </w:rPr>
-              <w:t xml:space="preserve"> </w:t>
-            </w:r>
-            <w:r>
-              <w:rPr>
-                <w:rFonts w:ascii="Arial" w:hAnsi="Arial"/>
-                <w:b/>
-                <w:sz w:val="18"/>
-              </w:rPr>
-              <w:t>2</w:t>
-            </w:r>
-            <w:r>
-              <w:rPr>
-                <w:rFonts w:ascii="Arial" w:hAnsi="Arial"/>
-                <w:b/>
-                <w:spacing w:val="-4"/>
-                <w:sz w:val="18"/>
-              </w:rPr>
-              <w:t xml:space="preserve"> AÑOS</w:t>
-            </w:r>
-          </w:p>
-        </w:tc>
-        <w:tc>
-          <w:tcPr>
-            <w:tcW w:w="1447" w:type="dxa"/>
-            <w:gridSpan w:val="2"/>
-          </w:tcPr>
-          <w:p>
-            <w:pPr>
-              <w:pStyle w:val="TableParagraph"/>
-              <w:spacing w:before="172"/>
-              <w:ind w:left="367"/>
-              <w:rPr>
-                <w:rFonts w:ascii="Arial" w:hAnsi="Arial"/>
-                <w:b/>
-                <w:sz w:val="19"/>
-              </w:rPr>
-            </w:pPr>
-            <w:r>
-              <w:rPr>
-                <w:rFonts w:ascii="Arial" w:hAnsi="Arial"/>
-                <w:b/>
-                <w:spacing w:val="-2"/>
-                <w:sz w:val="19"/>
-              </w:rPr>
-              <w:t>Código:</w:t>
-            </w:r>
-          </w:p>
-        </w:tc>
-        <w:tc>
-          <w:tcPr>
-            <w:tcW w:w="1696" w:type="dxa"/>
-            <w:gridSpan w:val="2"/>
-          </w:tcPr>
-          <w:p>
-            <w:pPr>
-              <w:pStyle w:val="TableParagraph"/>
-              <w:spacing w:before="172"/>
-              <w:ind w:left="295"/>
-              <w:rPr>
-                <w:sz w:val="19"/>
-              </w:rPr>
-            </w:pPr>
-            <w:r>
-              <w:rPr>
-                <w:spacing w:val="-2"/>
-                <w:sz w:val="19"/>
-              </w:rPr>
-              <w:t>FR-VRA-</w:t>
-            </w:r>
-            <w:r>
-              <w:rPr>
-                <w:spacing w:val="-5"/>
-                <w:sz w:val="19"/>
-              </w:rPr>
-              <w:t>166</w:t>
-            </w:r>
-          </w:p>
-        </w:tc>
-      </w:tr>
-      <w:tr>
-        <w:trPr>
-          <w:trHeight w:val="751"/>
-        </w:trPr>
-        <w:tc>
-          <w:tcPr>
-            <w:tcW w:w="269" w:type="dxa"/>
-            <w:vMerge/>
-            <w:tcBorders>
-              <w:top w:val="nil"/>
-              <w:left w:val="nil"/>
-            </w:tcBorders>
-          </w:tcPr>
-          <w:p>
-            <w:pPr>
-              <w:rPr>
-                <w:sz w:val="2"/>
-                <w:szCs w:val="2"/>
-              </w:rPr>
-            </w:pPr>
-          </w:p>
-        </w:tc>
-        <w:tc>
-          <w:tcPr>
-            <w:tcW w:w="1413" w:type="dxa"/>
-            <w:gridSpan w:val="2"/>
-            <w:vMerge/>
-            <w:tcBorders>
-              <w:top w:val="nil"/>
-              <w:bottom w:val="double" w:sz="4" w:space="0" w:color="000000"/>
-            </w:tcBorders>
-          </w:tcPr>
-          <w:p>
-            <w:pPr>
-              <w:rPr>
-                <w:sz w:val="2"/>
-                <w:szCs w:val="2"/>
-              </w:rPr>
-            </w:pPr>
-          </w:p>
-        </w:tc>
-        <w:tc>
-          <w:tcPr>
-            <w:tcW w:w="5498" w:type="dxa"/>
-            <w:gridSpan w:val="4"/>
-            <w:vMerge/>
-            <w:tcBorders>
-              <w:top w:val="nil"/>
-              <w:bottom w:val="double" w:sz="4" w:space="0" w:color="000000"/>
-            </w:tcBorders>
-          </w:tcPr>
-          <w:p>
-            <w:pPr>
-              <w:rPr>
-                <w:sz w:val="2"/>
-                <w:szCs w:val="2"/>
-              </w:rPr>
-            </w:pPr>
-          </w:p>
-        </w:tc>
-        <w:tc>
-          <w:tcPr>
-            <w:tcW w:w="1447" w:type="dxa"/>
-            <w:gridSpan w:val="2"/>
-            <w:tcBorders>
-              <w:bottom w:val="double" w:sz="4" w:space="0" w:color="000000"/>
-            </w:tcBorders>
-          </w:tcPr>
-          <w:p>
-            <w:pPr>
-              <w:pStyle w:val="TableParagraph"/>
-              <w:spacing w:before="24"/>
-              <w:rPr>
-                <w:rFonts w:ascii="Calibri Light"/>
-                <w:sz w:val="19"/>
-              </w:rPr>
-            </w:pPr>
-          </w:p>
-          <w:p>
-            <w:pPr>
-              <w:pStyle w:val="TableParagraph"/>
-              <w:ind w:left="381"/>
-              <w:rPr>
-                <w:rFonts w:ascii="Arial" w:hAnsi="Arial"/>
-                <w:b/>
-                <w:sz w:val="19"/>
-              </w:rPr>
-            </w:pPr>
-            <w:r>
-              <w:rPr>
-                <w:rFonts w:ascii="Arial" w:hAnsi="Arial"/>
-                <w:b/>
-                <w:spacing w:val="-2"/>
-                <w:sz w:val="19"/>
-              </w:rPr>
-              <w:t>Página:</w:t>
-            </w:r>
-          </w:p>
-        </w:tc>
-        <w:tc>
-          <w:tcPr>
-            <w:tcW w:w="1696" w:type="dxa"/>
-            <w:gridSpan w:val="2"/>
-            <w:tcBorders>
-              <w:bottom w:val="double" w:sz="4" w:space="0" w:color="000000"/>
-            </w:tcBorders>
-          </w:tcPr>
-          <w:p>
-            <w:pPr>
-              <w:pStyle w:val="TableParagraph"/>
-              <w:spacing w:before="24"/>
-              <w:rPr>
-                <w:rFonts w:ascii="Calibri Light"/>
-                <w:sz w:val="19"/>
-              </w:rPr>
-            </w:pPr>
-          </w:p>
-          <w:p>
-            <w:pPr>
-              <w:pStyle w:val="TableParagraph"/>
-              <w:ind w:left="252"/>
-              <w:rPr>
-                <w:rFonts w:ascii="Arial" w:hAnsi="Arial"/>
-                <w:b/>
-                <w:sz w:val="19"/>
-              </w:rPr>
-            </w:pPr>
-            <w:r>
-              <w:rPr>
-                <w:sz w:val="19"/>
-              </w:rPr>
-              <w:t>Página</w:t>
-            </w:r>
-            <w:r>
-              <w:rPr>
-                <w:spacing w:val="-3"/>
-                <w:sz w:val="19"/>
-              </w:rPr>
-              <w:t xml:space="preserve"> </w:t>
-            </w:r>
-            <w:r>
-              <w:rPr>
-                <w:rFonts w:ascii="Arial" w:hAnsi="Arial"/>
-                <w:b/>
-                <w:sz w:val="19"/>
-              </w:rPr>
-              <w:t>3</w:t>
-            </w:r>
-            <w:r>
-              <w:rPr>
-                <w:rFonts w:ascii="Arial" w:hAnsi="Arial"/>
-                <w:b/>
-                <w:spacing w:val="-3"/>
-                <w:sz w:val="19"/>
-              </w:rPr>
-              <w:t xml:space="preserve"> </w:t>
-            </w:r>
-            <w:r>
-              <w:rPr>
-                <w:sz w:val="19"/>
-              </w:rPr>
-              <w:t>de</w:t>
-            </w:r>
-            <w:r>
-              <w:rPr>
-                <w:spacing w:val="-3"/>
-                <w:sz w:val="19"/>
-              </w:rPr>
-              <w:t xml:space="preserve"> </w:t>
-            </w:r>
-            <w:r>
-              <w:rPr>
-                <w:rFonts w:ascii="Arial" w:hAnsi="Arial"/>
-                <w:b/>
-                <w:spacing w:val="-10"/>
-                <w:sz w:val="19"/>
-              </w:rPr>
-              <w:t>3</w:t>
-            </w:r>
-          </w:p>
-        </w:tc>
-      </w:tr>
-      <w:tr>
-        <w:trPr>
           <w:trHeight w:val="269"/>
+          <w:cantSplit/>
         </w:trPr>
         <w:tc>
           <w:tcPr>
@@ -10132,6 +9051,7 @@
       <w:tr>
         <w:trPr>
           <w:trHeight w:val="719"/>
+          <w:cantSplit/>
         </w:trPr>
         <w:tc>
           <w:tcPr>
@@ -10409,6 +9329,7 @@
       <w:tr>
         <w:trPr>
           <w:trHeight w:val="225"/>
+          <w:cantSplit/>
         </w:trPr>
         <w:tc>
           <w:tcPr>
@@ -10648,6 +9569,7 @@
       <w:tr>
         <w:trPr>
           <w:trHeight w:val="225"/>
+          <w:cantSplit/>
         </w:trPr>
         <w:tc>
           <w:tcPr>
@@ -10871,6 +9793,7 @@
       <w:tr>
         <w:trPr>
           <w:trHeight w:val="225"/>
+          <w:cantSplit/>
         </w:trPr>
         <w:tc>
           <w:tcPr>
@@ -11055,6 +9978,7 @@
       <w:tr>
         <w:trPr>
           <w:trHeight w:val="448"/>
+          <w:cantSplit/>
         </w:trPr>
         <w:tc>
           <w:tcPr>
@@ -11290,6 +10214,7 @@
       <w:tr>
         <w:trPr>
           <w:trHeight w:val="369"/>
+          <w:cantSplit/>
         </w:trPr>
         <w:tc>
           <w:tcPr>
@@ -11525,6 +10450,7 @@
       <w:tr>
         <w:trPr>
           <w:trHeight w:val="367"/>
+          <w:cantSplit/>
         </w:trPr>
         <w:tc>
           <w:tcPr>
@@ -11728,6 +10654,7 @@
       <w:tr>
         <w:trPr>
           <w:trHeight w:val="225"/>
+          <w:cantSplit/>
         </w:trPr>
         <w:tc>
           <w:tcPr>
@@ -11971,6 +10898,7 @@
       <w:tr>
         <w:trPr>
           <w:trHeight w:val="225"/>
+          <w:cantSplit/>
         </w:trPr>
         <w:tc>
           <w:tcPr>
@@ -12193,6 +11121,7 @@
       <w:tr>
         <w:trPr>
           <w:trHeight w:val="225"/>
+          <w:cantSplit/>
         </w:trPr>
         <w:tc>
           <w:tcPr>
@@ -12401,6 +11330,7 @@
       <w:tr>
         <w:trPr>
           <w:trHeight w:val="366"/>
+          <w:cantSplit/>
         </w:trPr>
         <w:tc>
           <w:tcPr>
@@ -12622,6 +11552,7 @@
       <w:tr>
         <w:trPr>
           <w:trHeight w:val="225"/>
+          <w:cantSplit/>
         </w:trPr>
         <w:tc>
           <w:tcPr>
@@ -12843,6 +11774,7 @@
       <w:tr>
         <w:trPr>
           <w:trHeight w:val="225"/>
+          <w:cantSplit/>
         </w:trPr>
         <w:tc>
           <w:tcPr>
@@ -13051,6 +11983,7 @@
       <w:tr>
         <w:trPr>
           <w:trHeight w:val="369"/>
+          <w:cantSplit/>
         </w:trPr>
         <w:tc>
           <w:tcPr>
@@ -13289,6 +12222,7 @@
       <w:tr>
         <w:trPr>
           <w:trHeight w:val="225"/>
+          <w:cantSplit/>
         </w:trPr>
         <w:tc>
           <w:tcPr>
@@ -13498,6 +12432,7 @@
       <w:tr>
         <w:trPr>
           <w:trHeight w:val="225"/>
+          <w:cantSplit/>
         </w:trPr>
         <w:tc>
           <w:tcPr>
@@ -13707,6 +12642,7 @@
       <w:tr>
         <w:trPr>
           <w:trHeight w:val="366"/>
+          <w:cantSplit/>
         </w:trPr>
         <w:tc>
           <w:tcPr>
@@ -13950,6 +12886,7 @@
       <w:tr>
         <w:trPr>
           <w:trHeight w:val="551"/>
+          <w:cantSplit/>
         </w:trPr>
         <w:tc>
           <w:tcPr>
@@ -14175,6 +13112,7 @@
       <w:tr>
         <w:trPr>
           <w:trHeight w:val="225"/>
+          <w:cantSplit/>
         </w:trPr>
         <w:tc>
           <w:tcPr>
@@ -14391,6 +13329,7 @@
       <w:tr>
         <w:trPr>
           <w:trHeight w:val="225"/>
+          <w:cantSplit/>
         </w:trPr>
         <w:tc>
           <w:tcPr>
@@ -14657,6 +13596,7 @@
       <w:tr>
         <w:trPr>
           <w:trHeight w:val="369"/>
+          <w:cantSplit/>
         </w:trPr>
         <w:tc>
           <w:tcPr>
@@ -14877,6 +13817,7 @@
       <w:tr>
         <w:trPr>
           <w:trHeight w:val="222"/>
+          <w:cantSplit/>
         </w:trPr>
         <w:tc>
           <w:tcPr>
@@ -15086,6 +14027,7 @@
       <w:tr>
         <w:trPr>
           <w:trHeight w:val="225"/>
+          <w:cantSplit/>
         </w:trPr>
         <w:tc>
           <w:tcPr>
@@ -15294,6 +14236,7 @@
       <w:tr>
         <w:trPr>
           <w:trHeight w:val="736"/>
+          <w:cantSplit/>
         </w:trPr>
         <w:tc>
           <w:tcPr>
@@ -15597,6 +14540,7 @@
       <w:tr>
         <w:trPr>
           <w:trHeight w:val="225"/>
+          <w:cantSplit/>
         </w:trPr>
         <w:tc>
           <w:tcPr>
@@ -15818,6 +14762,7 @@
       <w:tr>
         <w:trPr>
           <w:trHeight w:val="369"/>
+          <w:cantSplit/>
         </w:trPr>
         <w:tc>
           <w:tcPr>
@@ -16048,6 +14993,7 @@
       <w:tr>
         <w:trPr>
           <w:trHeight w:val="225"/>
+          <w:cantSplit/>
         </w:trPr>
         <w:tc>
           <w:tcPr>
@@ -16281,6 +15227,7 @@
       <w:tr>
         <w:trPr>
           <w:trHeight w:val="223"/>
+          <w:cantSplit/>
         </w:trPr>
         <w:tc>
           <w:tcPr>
@@ -16502,6 +15449,7 @@
       <w:tr>
         <w:trPr>
           <w:trHeight w:val="227"/>
+          <w:cantSplit/>
         </w:trPr>
         <w:tc>
           <w:tcPr>
@@ -16601,8 +15549,9 @@
     </w:tbl>
     <w:p/>
     <w:sectPr>
+      <w:headerReference w:type="default" r:id="rId12"/>
       <w:pgSz w:w="11920" w:h="16850"/>
-      <w:pgMar w:top="720" w:right="566" w:bottom="580" w:left="850" w:header="0" w:footer="392" w:gutter="0"/>
+      <w:pgMar w:top="1123" w:right="566" w:bottom="580" w:left="850" w:header="288" w:footer="392" w:gutter="0"/>
       <w:cols w:space="720"/>
     </w:sectPr>
   </w:body>
@@ -17201,6 +16150,996 @@
     </w:p>
   </w:footnote>
 </w:footnotes>
+</file>
+
+<file path=word/header1.xml><?xml version="1.0" encoding="utf-8"?>
+<w:hdr xmlns:m="http://schemas.openxmlformats.org/officeDocument/2006/math" xmlns:mc="http://schemas.openxmlformats.org/markup-compatibility/2006" xmlns:mo="http://schemas.microsoft.com/office/mac/office/2008/main" xmlns:mv="urn:schemas-microsoft-com:mac:vml" xmlns:o="urn:schemas-microsoft-com:office:office" xmlns:r="http://schemas.openxmlformats.org/officeDocument/2006/relationships" xmlns:v="urn:schemas-microsoft-com:vml" xmlns:w10="urn:schemas-microsoft-com:office:word" xmlns:w14="http://schemas.microsoft.com/office/word/2010/wordml" xmlns:w="http://schemas.openxmlformats.org/wordprocessingml/2006/main" xmlns:wne="http://schemas.microsoft.com/office/word/2006/wordml" xmlns:wp14="http://schemas.microsoft.com/office/word/2010/wordprocessingDrawing" xmlns:wp="http://schemas.openxmlformats.org/drawingml/2006/wordprocessingDrawing" xmlns:wpc="http://schemas.microsoft.com/office/word/2010/wordprocessingCanvas" xmlns:wpg="http://schemas.microsoft.com/office/word/2010/wordprocessingGroup" xmlns:wpi="http://schemas.microsoft.com/office/word/2010/wordprocessingInk" xmlns:wps="http://schemas.microsoft.com/office/word/2010/wordprocessingShape" mc:Ignorable="w14 wp14">
+  <w:p>
+    <w:pPr>
+      <w:pStyle w:val="Header"/>
+    </w:pPr>
+  </w:p>
+  <w:tbl>
+    <w:tblPr>
+      <w:tblStyle w:val="TableNormal"/>
+      <w:tblW w:w="0" w:type="auto"/>
+      <w:tblInd w:w="295" w:type="dxa"/>
+      <w:tblBorders>
+        <w:top w:val="single" w:sz="4" w:space="0" w:color="000000"/>
+        <w:left w:val="single" w:sz="4" w:space="0" w:color="000000"/>
+        <w:bottom w:val="single" w:sz="4" w:space="0" w:color="000000"/>
+        <w:right w:val="single" w:sz="4" w:space="0" w:color="000000"/>
+        <w:insideH w:val="single" w:sz="4" w:space="0" w:color="000000"/>
+        <w:insideV w:val="single" w:sz="4" w:space="0" w:color="000000"/>
+      </w:tblBorders>
+      <w:tblLayout w:type="fixed"/>
+      <w:tblLook w:val="01E0" w:firstRow="1" w:lastRow="1" w:firstColumn="1" w:lastColumn="1" w:noHBand="0" w:noVBand="0"/>
+    </w:tblPr>
+    <w:tblGrid>
+      <w:gridCol w:w="1414"/>
+      <w:gridCol w:w="5500"/>
+      <w:gridCol w:w="1448"/>
+      <w:gridCol w:w="1673"/>
+    </w:tblGrid>
+    <w:tr>
+      <w:trPr>
+        <w:trHeight w:val="563"/>
+      </w:trPr>
+      <w:tc>
+        <w:tcPr>
+          <w:tcW w:w="1414" w:type="dxa"/>
+          <w:vMerge w:val="restart"/>
+        </w:tcPr>
+        <w:p>
+          <w:pPr>
+            <w:pStyle w:val="TableParagraph"/>
+            <w:spacing w:before="9"/>
+            <w:rPr>
+              <w:rFonts w:ascii="Times New Roman"/>
+              <w:sz w:val="16"/>
+            </w:rPr>
+          </w:pPr>
+        </w:p>
+        <w:p>
+          <w:pPr>
+            <w:pStyle w:val="TableParagraph"/>
+            <w:ind w:left="277"/>
+            <w:rPr>
+              <w:rFonts w:ascii="Times New Roman"/>
+              <w:sz w:val="20"/>
+            </w:rPr>
+          </w:pPr>
+          <w:r>
+            <w:rPr>
+              <w:rFonts w:ascii="Times New Roman"/>
+              <w:noProof/>
+              <w:sz w:val="20"/>
+            </w:rPr>
+            <w:drawing>
+              <wp:inline distT="0" distB="0" distL="0" distR="0" wp14:anchorId="6440D0DC" wp14:editId="6440D0DD">
+                <wp:extent cx="531994" cy="592074"/>
+                <wp:effectExtent l="0" t="0" r="0" b="0"/>
+                <wp:docPr id="3" name="Image 3"/>
+                <wp:cNvGraphicFramePr>
+                  <a:graphicFrameLocks xmlns:a="http://schemas.openxmlformats.org/drawingml/2006/main"/>
+                </wp:cNvGraphicFramePr>
+                <a:graphic xmlns:a="http://schemas.openxmlformats.org/drawingml/2006/main">
+                  <a:graphicData uri="http://schemas.openxmlformats.org/drawingml/2006/picture">
+                    <pic:pic xmlns:pic="http://schemas.openxmlformats.org/drawingml/2006/picture">
+                      <pic:nvPicPr>
+                        <pic:cNvPr id="3" name="Image 3"/>
+                        <pic:cNvPicPr/>
+                      </pic:nvPicPr>
+                      <pic:blipFill>
+                        <a:blip r:embed="rId1" cstate="print"/>
+                        <a:stretch>
+                          <a:fillRect/>
+                        </a:stretch>
+                      </pic:blipFill>
+                      <pic:spPr>
+                        <a:xfrm>
+                          <a:off x="0" y="0"/>
+                          <a:ext cx="531994" cy="592074"/>
+                        </a:xfrm>
+                        <a:prstGeom prst="rect">
+                          <a:avLst/>
+                        </a:prstGeom>
+                      </pic:spPr>
+                    </pic:pic>
+                  </a:graphicData>
+                </a:graphic>
+              </wp:inline>
+            </w:drawing>
+          </w:r>
+        </w:p>
+      </w:tc>
+      <w:tc>
+        <w:tcPr>
+          <w:tcW w:w="5500" w:type="dxa"/>
+          <w:vMerge w:val="restart"/>
+        </w:tcPr>
+        <w:p>
+          <w:pPr>
+            <w:pStyle w:val="TableParagraph"/>
+            <w:spacing w:before="155"/>
+            <w:ind w:left="1017" w:hanging="27"/>
+            <w:rPr>
+              <w:rFonts w:ascii="Arial"/>
+              <w:b/>
+              <w:sz w:val="19"/>
+            </w:rPr>
+          </w:pPr>
+          <w:r>
+            <w:rPr>
+              <w:rFonts w:ascii="Arial"/>
+              <w:b/>
+              <w:color w:val="890000"/>
+              <w:sz w:val="19"/>
+            </w:rPr>
+            <w:t>UNIVERSIDAD</w:t>
+          </w:r>
+          <w:r>
+            <w:rPr>
+              <w:rFonts w:ascii="Arial"/>
+              <w:b/>
+              <w:color w:val="890000"/>
+              <w:spacing w:val="-9"/>
+              <w:sz w:val="19"/>
+            </w:rPr>
+            <w:t xml:space="preserve"> </w:t>
+          </w:r>
+          <w:r>
+            <w:rPr>
+              <w:rFonts w:ascii="Arial"/>
+              <w:b/>
+              <w:color w:val="890000"/>
+              <w:sz w:val="19"/>
+            </w:rPr>
+            <w:t>PRIVADA</w:t>
+          </w:r>
+          <w:r>
+            <w:rPr>
+              <w:rFonts w:ascii="Arial"/>
+              <w:b/>
+              <w:color w:val="890000"/>
+              <w:spacing w:val="-9"/>
+              <w:sz w:val="19"/>
+            </w:rPr>
+            <w:t xml:space="preserve"> </w:t>
+          </w:r>
+          <w:r>
+            <w:rPr>
+              <w:rFonts w:ascii="Arial"/>
+              <w:b/>
+              <w:color w:val="890000"/>
+              <w:sz w:val="19"/>
+            </w:rPr>
+            <w:t>DE</w:t>
+          </w:r>
+          <w:r>
+            <w:rPr>
+              <w:rFonts w:ascii="Arial"/>
+              <w:b/>
+              <w:color w:val="890000"/>
+              <w:spacing w:val="-8"/>
+              <w:sz w:val="19"/>
+            </w:rPr>
+            <w:t xml:space="preserve"> </w:t>
+          </w:r>
+          <w:r>
+            <w:rPr>
+              <w:rFonts w:ascii="Arial"/>
+              <w:b/>
+              <w:color w:val="890000"/>
+              <w:spacing w:val="-2"/>
+              <w:sz w:val="19"/>
+            </w:rPr>
+            <w:t>TRUJILLO</w:t>
+          </w:r>
+        </w:p>
+        <w:p>
+          <w:pPr>
+            <w:pStyle w:val="TableParagraph"/>
+            <w:spacing w:before="108" w:line="242" w:lineRule="auto"/>
+            <w:ind w:left="704" w:right="133" w:firstLine="312"/>
+            <w:rPr>
+              <w:rFonts w:ascii="Arial" w:hAnsi="Arial"/>
+              <w:b/>
+              <w:sz w:val="18"/>
+            </w:rPr>
+          </w:pPr>
+          <w:r>
+            <w:rPr>
+              <w:rFonts w:ascii="Arial" w:hAnsi="Arial"/>
+              <w:b/>
+              <w:sz w:val="18"/>
+            </w:rPr>
+            <w:t>CONVALIDACIÓN POR COMPETENCIAS CARRERA</w:t>
+          </w:r>
+          <w:r>
+            <w:rPr>
+              <w:rFonts w:ascii="Arial" w:hAnsi="Arial"/>
+              <w:b/>
+              <w:spacing w:val="-11"/>
+              <w:sz w:val="18"/>
+            </w:rPr>
+            <w:t xml:space="preserve"> </w:t>
+          </w:r>
+          <w:r>
+            <w:rPr>
+              <w:rFonts w:ascii="Arial" w:hAnsi="Arial"/>
+              <w:b/>
+              <w:sz w:val="18"/>
+            </w:rPr>
+            <w:t>PROFESIONAL</w:t>
+          </w:r>
+          <w:r>
+            <w:rPr>
+              <w:rFonts w:ascii="Arial" w:hAnsi="Arial"/>
+              <w:b/>
+              <w:spacing w:val="-10"/>
+              <w:sz w:val="18"/>
+            </w:rPr>
+            <w:t xml:space="preserve"> </w:t>
+          </w:r>
+          <w:r>
+            <w:rPr>
+              <w:rFonts w:ascii="Arial" w:hAnsi="Arial"/>
+              <w:b/>
+              <w:sz w:val="18"/>
+            </w:rPr>
+            <w:t>DE</w:t>
+          </w:r>
+          <w:r>
+            <w:rPr>
+              <w:rFonts w:ascii="Arial" w:hAnsi="Arial"/>
+              <w:b/>
+              <w:spacing w:val="-9"/>
+              <w:sz w:val="18"/>
+            </w:rPr>
+            <w:t xml:space="preserve"> </w:t>
+          </w:r>
+          <w:r>
+            <w:rPr>
+              <w:rFonts w:ascii="Arial" w:hAnsi="Arial"/>
+              <w:b/>
+              <w:sz w:val="18"/>
+            </w:rPr>
+            <w:t>CONTABILIDAD</w:t>
+          </w:r>
+          <w:r>
+            <w:rPr>
+              <w:rFonts w:ascii="Arial" w:hAnsi="Arial"/>
+              <w:b/>
+              <w:spacing w:val="-11"/>
+              <w:sz w:val="18"/>
+            </w:rPr>
+            <w:t xml:space="preserve"> </w:t>
+          </w:r>
+          <w:r>
+            <w:rPr>
+              <w:rFonts w:ascii="Arial" w:hAnsi="Arial"/>
+              <w:b/>
+              <w:sz w:val="18"/>
+            </w:rPr>
+            <w:t>Y</w:t>
+          </w:r>
+        </w:p>
+        <w:p>
+          <w:pPr>
+            <w:pStyle w:val="TableParagraph"/>
+            <w:spacing w:line="204" w:lineRule="exact"/>
+            <w:ind w:left="2068"/>
+            <w:rPr>
+              <w:rFonts w:ascii="Arial" w:hAnsi="Arial"/>
+              <w:b/>
+              <w:sz w:val="18"/>
+            </w:rPr>
+          </w:pPr>
+          <w:r>
+            <w:rPr>
+              <w:rFonts w:ascii="Arial" w:hAnsi="Arial"/>
+              <w:b/>
+              <w:sz w:val="18"/>
+            </w:rPr>
+            <w:t>FINANZAS</w:t>
+          </w:r>
+          <w:r>
+            <w:rPr>
+              <w:rFonts w:ascii="Arial" w:hAnsi="Arial"/>
+              <w:b/>
+              <w:spacing w:val="-4"/>
+              <w:sz w:val="18"/>
+            </w:rPr>
+            <w:t xml:space="preserve"> </w:t>
+          </w:r>
+          <w:r>
+            <w:rPr>
+              <w:rFonts w:ascii="Arial" w:hAnsi="Arial"/>
+              <w:b/>
+              <w:sz w:val="18"/>
+            </w:rPr>
+            <w:t>–</w:t>
+          </w:r>
+          <w:r>
+            <w:rPr>
+              <w:rFonts w:ascii="Arial" w:hAnsi="Arial"/>
+              <w:b/>
+              <w:spacing w:val="-3"/>
+              <w:sz w:val="18"/>
+            </w:rPr>
+            <w:t xml:space="preserve"> </w:t>
+          </w:r>
+          <w:r>
+            <w:rPr>
+              <w:rFonts w:ascii="Arial" w:hAnsi="Arial"/>
+              <w:b/>
+              <w:sz w:val="18"/>
+            </w:rPr>
+            <w:t>2</w:t>
+          </w:r>
+          <w:r>
+            <w:rPr>
+              <w:rFonts w:ascii="Arial" w:hAnsi="Arial"/>
+              <w:b/>
+              <w:spacing w:val="-4"/>
+              <w:sz w:val="18"/>
+            </w:rPr>
+            <w:t xml:space="preserve"> AÑOS</w:t>
+          </w:r>
+        </w:p>
+      </w:tc>
+      <w:tc>
+        <w:tcPr>
+          <w:tcW w:w="1448" w:type="dxa"/>
+        </w:tcPr>
+        <w:p>
+          <w:pPr>
+            <w:pStyle w:val="TableParagraph"/>
+            <w:spacing w:before="172"/>
+            <w:ind w:left="6"/>
+            <w:jc w:val="center"/>
+            <w:rPr>
+              <w:rFonts w:ascii="Arial" w:hAnsi="Arial"/>
+              <w:b/>
+              <w:sz w:val="19"/>
+            </w:rPr>
+          </w:pPr>
+          <w:r>
+            <w:rPr>
+              <w:rFonts w:ascii="Arial" w:hAnsi="Arial"/>
+              <w:b/>
+              <w:spacing w:val="-2"/>
+              <w:sz w:val="19"/>
+            </w:rPr>
+            <w:t>Código:</w:t>
+          </w:r>
+        </w:p>
+      </w:tc>
+      <w:tc>
+        <w:tcPr>
+          <w:tcW w:w="1673" w:type="dxa"/>
+        </w:tcPr>
+        <w:p>
+          <w:pPr>
+            <w:pStyle w:val="TableParagraph"/>
+            <w:spacing w:before="172"/>
+            <w:ind w:left="4"/>
+            <w:jc w:val="center"/>
+            <w:rPr>
+              <w:sz w:val="19"/>
+            </w:rPr>
+          </w:pPr>
+          <w:r>
+            <w:rPr>
+              <w:spacing w:val="-2"/>
+              <w:sz w:val="19"/>
+            </w:rPr>
+            <w:t>FR-VRA-</w:t>
+          </w:r>
+          <w:r>
+            <w:rPr>
+              <w:spacing w:val="-5"/>
+              <w:sz w:val="19"/>
+            </w:rPr>
+            <w:t>166</w:t>
+          </w:r>
+        </w:p>
+      </w:tc>
+    </w:tr>
+    <w:tr>
+      <w:trPr>
+        <w:trHeight w:val="748"/>
+      </w:trPr>
+      <w:tc>
+        <w:tcPr>
+          <w:tcW w:w="1414" w:type="dxa"/>
+          <w:vMerge/>
+          <w:tcBorders>
+            <w:top w:val="nil"/>
+          </w:tcBorders>
+        </w:tcPr>
+        <w:p>
+          <w:pPr>
+            <w:rPr>
+              <w:sz w:val="2"/>
+              <w:szCs w:val="2"/>
+            </w:rPr>
+          </w:pPr>
+        </w:p>
+      </w:tc>
+      <w:tc>
+        <w:tcPr>
+          <w:tcW w:w="5500" w:type="dxa"/>
+          <w:vMerge/>
+          <w:tcBorders>
+            <w:top w:val="nil"/>
+          </w:tcBorders>
+        </w:tcPr>
+        <w:p>
+          <w:pPr>
+            <w:rPr>
+              <w:sz w:val="2"/>
+              <w:szCs w:val="2"/>
+            </w:rPr>
+          </w:pPr>
+        </w:p>
+      </w:tc>
+      <w:tc>
+        <w:tcPr>
+          <w:tcW w:w="1448" w:type="dxa"/>
+        </w:tcPr>
+        <w:p>
+          <w:pPr>
+            <w:pStyle w:val="TableParagraph"/>
+            <w:spacing w:before="47"/>
+            <w:rPr>
+              <w:rFonts w:ascii="Times New Roman"/>
+              <w:sz w:val="19"/>
+            </w:rPr>
+          </w:pPr>
+        </w:p>
+        <w:p>
+          <w:pPr>
+            <w:pStyle w:val="TableParagraph"/>
+            <w:ind w:left="6" w:right="3"/>
+            <w:jc w:val="center"/>
+            <w:rPr>
+              <w:rFonts w:ascii="Arial" w:hAnsi="Arial"/>
+              <w:b/>
+              <w:sz w:val="19"/>
+            </w:rPr>
+          </w:pPr>
+          <w:r>
+            <w:rPr>
+              <w:rFonts w:ascii="Arial" w:hAnsi="Arial"/>
+              <w:b/>
+              <w:spacing w:val="-2"/>
+              <w:sz w:val="19"/>
+            </w:rPr>
+            <w:t>Página:</w:t>
+          </w:r>
+        </w:p>
+      </w:tc>
+      <w:tc>
+        <w:tcPr>
+          <w:tcW w:w="1673" w:type="dxa"/>
+        </w:tcPr>
+        <w:p>
+          <w:pPr>
+            <w:jc w:val="center"/>
+          </w:pPr>
+          <w:r/>
+          <w:r>
+            <w:rPr>
+              <w:b w:val="0"/>
+            </w:rPr>
+            <w:t xml:space="preserve">Página </w:t>
+          </w:r>
+          <w:fldSimple w:instr="PAGE"/>
+          <w:r>
+            <w:t xml:space="preserve"> de 3</w:t>
+          </w:r>
+        </w:p>
+      </w:tc>
+    </w:tr>
+  </w:tbl>
+</w:hdr>
+</file>
+
+<file path=word/header2.xml><?xml version="1.0" encoding="utf-8"?>
+<w:hdr xmlns:m="http://schemas.openxmlformats.org/officeDocument/2006/math" xmlns:mc="http://schemas.openxmlformats.org/markup-compatibility/2006" xmlns:mo="http://schemas.microsoft.com/office/mac/office/2008/main" xmlns:mv="urn:schemas-microsoft-com:mac:vml" xmlns:o="urn:schemas-microsoft-com:office:office" xmlns:r="http://schemas.openxmlformats.org/officeDocument/2006/relationships" xmlns:v="urn:schemas-microsoft-com:vml" xmlns:w10="urn:schemas-microsoft-com:office:word" xmlns:w14="http://schemas.microsoft.com/office/word/2010/wordml" xmlns:w="http://schemas.openxmlformats.org/wordprocessingml/2006/main" xmlns:wne="http://schemas.microsoft.com/office/word/2006/wordml" xmlns:wp14="http://schemas.microsoft.com/office/word/2010/wordprocessingDrawing" xmlns:wp="http://schemas.openxmlformats.org/drawingml/2006/wordprocessingDrawing" xmlns:wpc="http://schemas.microsoft.com/office/word/2010/wordprocessingCanvas" xmlns:wpg="http://schemas.microsoft.com/office/word/2010/wordprocessingGroup" xmlns:wpi="http://schemas.microsoft.com/office/word/2010/wordprocessingInk" xmlns:wps="http://schemas.microsoft.com/office/word/2010/wordprocessingShape" mc:Ignorable="w14 wp14">
+  <w:p>
+    <w:pPr>
+      <w:pStyle w:val="Header"/>
+    </w:pPr>
+  </w:p>
+  <w:tbl>
+    <w:tblPr>
+      <w:tblStyle w:val="TableNormal"/>
+      <w:tblW w:w="0" w:type="auto"/>
+      <w:tblInd w:w="295" w:type="dxa"/>
+      <w:tblBorders>
+        <w:top w:val="single" w:sz="4" w:space="0" w:color="000000"/>
+        <w:left w:val="single" w:sz="4" w:space="0" w:color="000000"/>
+        <w:bottom w:val="single" w:sz="4" w:space="0" w:color="000000"/>
+        <w:right w:val="single" w:sz="4" w:space="0" w:color="000000"/>
+        <w:insideH w:val="single" w:sz="4" w:space="0" w:color="000000"/>
+        <w:insideV w:val="single" w:sz="4" w:space="0" w:color="000000"/>
+      </w:tblBorders>
+      <w:tblLayout w:type="fixed"/>
+      <w:tblLook w:val="01E0" w:firstRow="1" w:lastRow="1" w:firstColumn="1" w:lastColumn="1" w:noHBand="0" w:noVBand="0"/>
+    </w:tblPr>
+    <w:tblGrid>
+      <w:gridCol w:w="1414"/>
+      <w:gridCol w:w="5500"/>
+      <w:gridCol w:w="1448"/>
+      <w:gridCol w:w="1673"/>
+    </w:tblGrid>
+    <w:tr>
+      <w:trPr>
+        <w:trHeight w:val="563"/>
+      </w:trPr>
+      <w:tc>
+        <w:tcPr>
+          <w:tcW w:w="1414" w:type="dxa"/>
+          <w:vMerge w:val="restart"/>
+        </w:tcPr>
+        <w:p>
+          <w:pPr>
+            <w:pStyle w:val="TableParagraph"/>
+            <w:spacing w:before="9"/>
+            <w:rPr>
+              <w:rFonts w:ascii="Times New Roman"/>
+              <w:sz w:val="16"/>
+            </w:rPr>
+          </w:pPr>
+        </w:p>
+        <w:p>
+          <w:pPr>
+            <w:pStyle w:val="TableParagraph"/>
+            <w:ind w:left="277"/>
+            <w:rPr>
+              <w:rFonts w:ascii="Times New Roman"/>
+              <w:sz w:val="20"/>
+            </w:rPr>
+          </w:pPr>
+          <w:r>
+            <w:rPr>
+              <w:rFonts w:ascii="Times New Roman"/>
+              <w:noProof/>
+              <w:sz w:val="20"/>
+            </w:rPr>
+            <w:drawing>
+              <wp:inline distT="0" distB="0" distL="0" distR="0" wp14:anchorId="6440D0DC" wp14:editId="6440D0DD">
+                <wp:extent cx="531994" cy="592074"/>
+                <wp:effectExtent l="0" t="0" r="0" b="0"/>
+                <wp:docPr id="3" name="Image 3"/>
+                <wp:cNvGraphicFramePr>
+                  <a:graphicFrameLocks xmlns:a="http://schemas.openxmlformats.org/drawingml/2006/main"/>
+                </wp:cNvGraphicFramePr>
+                <a:graphic xmlns:a="http://schemas.openxmlformats.org/drawingml/2006/main">
+                  <a:graphicData uri="http://schemas.openxmlformats.org/drawingml/2006/picture">
+                    <pic:pic xmlns:pic="http://schemas.openxmlformats.org/drawingml/2006/picture">
+                      <pic:nvPicPr>
+                        <pic:cNvPr id="3" name="Image 3"/>
+                        <pic:cNvPicPr/>
+                      </pic:nvPicPr>
+                      <pic:blipFill>
+                        <a:blip r:embed="rId1" cstate="print"/>
+                        <a:stretch>
+                          <a:fillRect/>
+                        </a:stretch>
+                      </pic:blipFill>
+                      <pic:spPr>
+                        <a:xfrm>
+                          <a:off x="0" y="0"/>
+                          <a:ext cx="531994" cy="592074"/>
+                        </a:xfrm>
+                        <a:prstGeom prst="rect">
+                          <a:avLst/>
+                        </a:prstGeom>
+                      </pic:spPr>
+                    </pic:pic>
+                  </a:graphicData>
+                </a:graphic>
+              </wp:inline>
+            </w:drawing>
+          </w:r>
+        </w:p>
+      </w:tc>
+      <w:tc>
+        <w:tcPr>
+          <w:tcW w:w="5500" w:type="dxa"/>
+          <w:vMerge w:val="restart"/>
+        </w:tcPr>
+        <w:p>
+          <w:pPr>
+            <w:pStyle w:val="TableParagraph"/>
+            <w:spacing w:before="155"/>
+            <w:ind w:left="1017" w:hanging="27"/>
+            <w:rPr>
+              <w:rFonts w:ascii="Arial"/>
+              <w:b/>
+              <w:sz w:val="19"/>
+            </w:rPr>
+          </w:pPr>
+          <w:r>
+            <w:rPr>
+              <w:rFonts w:ascii="Arial"/>
+              <w:b/>
+              <w:color w:val="890000"/>
+              <w:sz w:val="19"/>
+            </w:rPr>
+            <w:t>UNIVERSIDAD</w:t>
+          </w:r>
+          <w:r>
+            <w:rPr>
+              <w:rFonts w:ascii="Arial"/>
+              <w:b/>
+              <w:color w:val="890000"/>
+              <w:spacing w:val="-9"/>
+              <w:sz w:val="19"/>
+            </w:rPr>
+            <w:t xml:space="preserve"> </w:t>
+          </w:r>
+          <w:r>
+            <w:rPr>
+              <w:rFonts w:ascii="Arial"/>
+              <w:b/>
+              <w:color w:val="890000"/>
+              <w:sz w:val="19"/>
+            </w:rPr>
+            <w:t>PRIVADA</w:t>
+          </w:r>
+          <w:r>
+            <w:rPr>
+              <w:rFonts w:ascii="Arial"/>
+              <w:b/>
+              <w:color w:val="890000"/>
+              <w:spacing w:val="-9"/>
+              <w:sz w:val="19"/>
+            </w:rPr>
+            <w:t xml:space="preserve"> </w:t>
+          </w:r>
+          <w:r>
+            <w:rPr>
+              <w:rFonts w:ascii="Arial"/>
+              <w:b/>
+              <w:color w:val="890000"/>
+              <w:sz w:val="19"/>
+            </w:rPr>
+            <w:t>DE</w:t>
+          </w:r>
+          <w:r>
+            <w:rPr>
+              <w:rFonts w:ascii="Arial"/>
+              <w:b/>
+              <w:color w:val="890000"/>
+              <w:spacing w:val="-8"/>
+              <w:sz w:val="19"/>
+            </w:rPr>
+            <w:t xml:space="preserve"> </w:t>
+          </w:r>
+          <w:r>
+            <w:rPr>
+              <w:rFonts w:ascii="Arial"/>
+              <w:b/>
+              <w:color w:val="890000"/>
+              <w:spacing w:val="-2"/>
+              <w:sz w:val="19"/>
+            </w:rPr>
+            <w:t>TRUJILLO</w:t>
+          </w:r>
+        </w:p>
+        <w:p>
+          <w:pPr>
+            <w:pStyle w:val="TableParagraph"/>
+            <w:spacing w:before="108" w:line="242" w:lineRule="auto"/>
+            <w:ind w:left="704" w:right="133" w:firstLine="312"/>
+            <w:rPr>
+              <w:rFonts w:ascii="Arial" w:hAnsi="Arial"/>
+              <w:b/>
+              <w:sz w:val="18"/>
+            </w:rPr>
+          </w:pPr>
+          <w:r>
+            <w:rPr>
+              <w:rFonts w:ascii="Arial" w:hAnsi="Arial"/>
+              <w:b/>
+              <w:sz w:val="18"/>
+            </w:rPr>
+            <w:t>CONVALIDACIÓN POR COMPETENCIAS CARRERA</w:t>
+          </w:r>
+          <w:r>
+            <w:rPr>
+              <w:rFonts w:ascii="Arial" w:hAnsi="Arial"/>
+              <w:b/>
+              <w:spacing w:val="-11"/>
+              <w:sz w:val="18"/>
+            </w:rPr>
+            <w:t xml:space="preserve"> </w:t>
+          </w:r>
+          <w:r>
+            <w:rPr>
+              <w:rFonts w:ascii="Arial" w:hAnsi="Arial"/>
+              <w:b/>
+              <w:sz w:val="18"/>
+            </w:rPr>
+            <w:t>PROFESIONAL</w:t>
+          </w:r>
+          <w:r>
+            <w:rPr>
+              <w:rFonts w:ascii="Arial" w:hAnsi="Arial"/>
+              <w:b/>
+              <w:spacing w:val="-10"/>
+              <w:sz w:val="18"/>
+            </w:rPr>
+            <w:t xml:space="preserve"> </w:t>
+          </w:r>
+          <w:r>
+            <w:rPr>
+              <w:rFonts w:ascii="Arial" w:hAnsi="Arial"/>
+              <w:b/>
+              <w:sz w:val="18"/>
+            </w:rPr>
+            <w:t>DE</w:t>
+          </w:r>
+          <w:r>
+            <w:rPr>
+              <w:rFonts w:ascii="Arial" w:hAnsi="Arial"/>
+              <w:b/>
+              <w:spacing w:val="-9"/>
+              <w:sz w:val="18"/>
+            </w:rPr>
+            <w:t xml:space="preserve"> </w:t>
+          </w:r>
+          <w:r>
+            <w:rPr>
+              <w:rFonts w:ascii="Arial" w:hAnsi="Arial"/>
+              <w:b/>
+              <w:sz w:val="18"/>
+            </w:rPr>
+            <w:t>CONTABILIDAD</w:t>
+          </w:r>
+          <w:r>
+            <w:rPr>
+              <w:rFonts w:ascii="Arial" w:hAnsi="Arial"/>
+              <w:b/>
+              <w:spacing w:val="-11"/>
+              <w:sz w:val="18"/>
+            </w:rPr>
+            <w:t xml:space="preserve"> </w:t>
+          </w:r>
+          <w:r>
+            <w:rPr>
+              <w:rFonts w:ascii="Arial" w:hAnsi="Arial"/>
+              <w:b/>
+              <w:sz w:val="18"/>
+            </w:rPr>
+            <w:t>Y</w:t>
+          </w:r>
+        </w:p>
+        <w:p>
+          <w:pPr>
+            <w:pStyle w:val="TableParagraph"/>
+            <w:spacing w:line="204" w:lineRule="exact"/>
+            <w:ind w:left="2068"/>
+            <w:rPr>
+              <w:rFonts w:ascii="Arial" w:hAnsi="Arial"/>
+              <w:b/>
+              <w:sz w:val="18"/>
+            </w:rPr>
+          </w:pPr>
+          <w:r>
+            <w:rPr>
+              <w:rFonts w:ascii="Arial" w:hAnsi="Arial"/>
+              <w:b/>
+              <w:sz w:val="18"/>
+            </w:rPr>
+            <w:t>FINANZAS</w:t>
+          </w:r>
+          <w:r>
+            <w:rPr>
+              <w:rFonts w:ascii="Arial" w:hAnsi="Arial"/>
+              <w:b/>
+              <w:spacing w:val="-4"/>
+              <w:sz w:val="18"/>
+            </w:rPr>
+            <w:t xml:space="preserve"> </w:t>
+          </w:r>
+          <w:r>
+            <w:rPr>
+              <w:rFonts w:ascii="Arial" w:hAnsi="Arial"/>
+              <w:b/>
+              <w:sz w:val="18"/>
+            </w:rPr>
+            <w:t>–</w:t>
+          </w:r>
+          <w:r>
+            <w:rPr>
+              <w:rFonts w:ascii="Arial" w:hAnsi="Arial"/>
+              <w:b/>
+              <w:spacing w:val="-3"/>
+              <w:sz w:val="18"/>
+            </w:rPr>
+            <w:t xml:space="preserve"> </w:t>
+          </w:r>
+          <w:r>
+            <w:rPr>
+              <w:rFonts w:ascii="Arial" w:hAnsi="Arial"/>
+              <w:b/>
+              <w:sz w:val="18"/>
+            </w:rPr>
+            <w:t>2</w:t>
+          </w:r>
+          <w:r>
+            <w:rPr>
+              <w:rFonts w:ascii="Arial" w:hAnsi="Arial"/>
+              <w:b/>
+              <w:spacing w:val="-4"/>
+              <w:sz w:val="18"/>
+            </w:rPr>
+            <w:t xml:space="preserve"> AÑOS</w:t>
+          </w:r>
+        </w:p>
+      </w:tc>
+      <w:tc>
+        <w:tcPr>
+          <w:tcW w:w="1448" w:type="dxa"/>
+        </w:tcPr>
+        <w:p>
+          <w:pPr>
+            <w:pStyle w:val="TableParagraph"/>
+            <w:spacing w:before="172"/>
+            <w:ind w:left="6"/>
+            <w:jc w:val="center"/>
+            <w:rPr>
+              <w:rFonts w:ascii="Arial" w:hAnsi="Arial"/>
+              <w:b/>
+              <w:sz w:val="19"/>
+            </w:rPr>
+          </w:pPr>
+          <w:r>
+            <w:rPr>
+              <w:rFonts w:ascii="Arial" w:hAnsi="Arial"/>
+              <w:b/>
+              <w:spacing w:val="-2"/>
+              <w:sz w:val="19"/>
+            </w:rPr>
+            <w:t>Código:</w:t>
+          </w:r>
+        </w:p>
+      </w:tc>
+      <w:tc>
+        <w:tcPr>
+          <w:tcW w:w="1673" w:type="dxa"/>
+        </w:tcPr>
+        <w:p>
+          <w:pPr>
+            <w:pStyle w:val="TableParagraph"/>
+            <w:spacing w:before="172"/>
+            <w:ind w:left="4"/>
+            <w:jc w:val="center"/>
+            <w:rPr>
+              <w:sz w:val="19"/>
+            </w:rPr>
+          </w:pPr>
+          <w:r>
+            <w:rPr>
+              <w:spacing w:val="-2"/>
+              <w:sz w:val="19"/>
+            </w:rPr>
+            <w:t>FR-VRA-</w:t>
+          </w:r>
+          <w:r>
+            <w:rPr>
+              <w:spacing w:val="-5"/>
+              <w:sz w:val="19"/>
+            </w:rPr>
+            <w:t>166</w:t>
+          </w:r>
+        </w:p>
+      </w:tc>
+    </w:tr>
+    <w:tr>
+      <w:trPr>
+        <w:trHeight w:val="748"/>
+      </w:trPr>
+      <w:tc>
+        <w:tcPr>
+          <w:tcW w:w="1414" w:type="dxa"/>
+          <w:vMerge/>
+          <w:tcBorders>
+            <w:top w:val="nil"/>
+          </w:tcBorders>
+        </w:tcPr>
+        <w:p>
+          <w:pPr>
+            <w:rPr>
+              <w:sz w:val="2"/>
+              <w:szCs w:val="2"/>
+            </w:rPr>
+          </w:pPr>
+        </w:p>
+      </w:tc>
+      <w:tc>
+        <w:tcPr>
+          <w:tcW w:w="5500" w:type="dxa"/>
+          <w:vMerge/>
+          <w:tcBorders>
+            <w:top w:val="nil"/>
+          </w:tcBorders>
+        </w:tcPr>
+        <w:p>
+          <w:pPr>
+            <w:rPr>
+              <w:sz w:val="2"/>
+              <w:szCs w:val="2"/>
+            </w:rPr>
+          </w:pPr>
+        </w:p>
+      </w:tc>
+      <w:tc>
+        <w:tcPr>
+          <w:tcW w:w="1448" w:type="dxa"/>
+        </w:tcPr>
+        <w:p>
+          <w:pPr>
+            <w:pStyle w:val="TableParagraph"/>
+            <w:spacing w:before="47"/>
+            <w:rPr>
+              <w:rFonts w:ascii="Times New Roman"/>
+              <w:sz w:val="19"/>
+            </w:rPr>
+          </w:pPr>
+        </w:p>
+        <w:p>
+          <w:pPr>
+            <w:pStyle w:val="TableParagraph"/>
+            <w:ind w:left="6" w:right="3"/>
+            <w:jc w:val="center"/>
+            <w:rPr>
+              <w:rFonts w:ascii="Arial" w:hAnsi="Arial"/>
+              <w:b/>
+              <w:sz w:val="19"/>
+            </w:rPr>
+          </w:pPr>
+          <w:r>
+            <w:rPr>
+              <w:rFonts w:ascii="Arial" w:hAnsi="Arial"/>
+              <w:b/>
+              <w:spacing w:val="-2"/>
+              <w:sz w:val="19"/>
+            </w:rPr>
+            <w:t>Página:</w:t>
+          </w:r>
+        </w:p>
+      </w:tc>
+      <w:tc>
+        <w:tcPr>
+          <w:tcW w:w="1673" w:type="dxa"/>
+        </w:tcPr>
+        <w:p>
+          <w:pPr>
+            <w:jc w:val="center"/>
+          </w:pPr>
+          <w:r/>
+          <w:r>
+            <w:rPr>
+              <w:b w:val="0"/>
+            </w:rPr>
+            <w:t xml:space="preserve">Página </w:t>
+          </w:r>
+          <w:fldSimple w:instr="PAGE"/>
+          <w:r>
+            <w:t xml:space="preserve"> de 3</w:t>
+          </w:r>
+        </w:p>
+      </w:tc>
+    </w:tr>
+  </w:tbl>
+</w:hdr>
 </file>
 
 <file path=word/styles.xml><?xml version="1.0" encoding="utf-8"?>
